--- a/Устав/_документы/Протокол УС № 13.docx
+++ b/Устав/_документы/Протокол УС № 13.docx
@@ -916,15 +916,95 @@
           <w:b/>
           <w:bCs/>
         </w:rPr>
-        <w:t xml:space="preserve">По вопросу 2 Повестки об изменении организационной структуры и расширении штатной численности Фонда выступил Заместитель Главного исполнительного директора по административным вопросам Мурат Темирбеков. В связи с созданием Проектного офиса «Таза Қазақстан», а также реализацией других инициатив Фонда (ESG, оценка климатических рисков, климатическая аналитика, Учебный центр, Экспертный совет) предлагается утвердить новую организационную структуру Фонда (приложение 1) и увеличить штатную численность до 30 единиц: Фонд с экспертной группой — 9, Проектный офис — 21. Численность вводится поэтапно: </w:t>
-      </w:r>
-      <w:r>
-        <w:rPr>
-          <w:rFonts w:ascii="Arial" w:hAnsi="Arial" w:cs="Arial"/>
-          <w:b/>
-          <w:bCs/>
-        </w:rPr>
-        <w:t>с 21 октября 2026 года — 18 единиц, с января 2027 года — 19, с февраля 2027 года — 30</w:t>
+        <w:t xml:space="preserve">По вопросу 2 Повестки об изменении организационной структуры и расширении штатной численности Фонда выступил Заместитель Главного исполнительного директора по административным вопросам Мурат Темирбеков. В связи с созданием Проектного офиса «Таза Қазақстан», а также реализацией других инициатив Фонда (ESG, оценка климатических рисков, климатическая аналитика, Учебный центр, Экспертный совет) предлагается утвердить новую организационную структуру Фонда (приложение 1) и увеличить штатную численность до 30 единиц: Фонд с экспертной группой </w:t>
+      </w:r>
+      <w:r>
+        <w:rPr>
+          <w:rFonts w:ascii="Arial" w:hAnsi="Arial" w:cs="Arial"/>
+          <w:b/>
+          <w:bCs/>
+        </w:rPr>
+        <w:t>–</w:t>
+      </w:r>
+      <w:r>
+        <w:rPr>
+          <w:rFonts w:ascii="Arial" w:hAnsi="Arial" w:cs="Arial"/>
+          <w:b/>
+          <w:bCs/>
+        </w:rPr>
+        <w:t xml:space="preserve"> 9, Проектный офис </w:t>
+      </w:r>
+      <w:r>
+        <w:rPr>
+          <w:rFonts w:ascii="Arial" w:hAnsi="Arial" w:cs="Arial"/>
+          <w:b/>
+          <w:bCs/>
+        </w:rPr>
+        <w:t>–</w:t>
+      </w:r>
+      <w:r>
+        <w:rPr>
+          <w:rFonts w:ascii="Arial" w:hAnsi="Arial" w:cs="Arial"/>
+          <w:b/>
+          <w:bCs/>
+        </w:rPr>
+        <w:t xml:space="preserve"> 21. Численность вводится поэтапно: </w:t>
+      </w:r>
+      <w:r>
+        <w:rPr>
+          <w:rFonts w:ascii="Arial" w:hAnsi="Arial" w:cs="Arial"/>
+          <w:b/>
+          <w:bCs/>
+        </w:rPr>
+        <w:t xml:space="preserve">с 21 октября 2026 года </w:t>
+      </w:r>
+      <w:r>
+        <w:rPr>
+          <w:rFonts w:ascii="Arial" w:hAnsi="Arial" w:cs="Arial"/>
+          <w:b/>
+          <w:bCs/>
+        </w:rPr>
+        <w:t>–</w:t>
+      </w:r>
+      <w:r>
+        <w:rPr>
+          <w:rFonts w:ascii="Arial" w:hAnsi="Arial" w:cs="Arial"/>
+          <w:b/>
+          <w:bCs/>
+        </w:rPr>
+        <w:t xml:space="preserve"> 18 единиц, с января 2027 года </w:t>
+      </w:r>
+      <w:r>
+        <w:rPr>
+          <w:rFonts w:ascii="Arial" w:hAnsi="Arial" w:cs="Arial"/>
+          <w:b/>
+          <w:bCs/>
+        </w:rPr>
+        <w:t>–</w:t>
+      </w:r>
+      <w:r>
+        <w:rPr>
+          <w:rFonts w:ascii="Arial" w:hAnsi="Arial" w:cs="Arial"/>
+          <w:b/>
+          <w:bCs/>
+        </w:rPr>
+        <w:t xml:space="preserve"> 19, с февраля 2027 года </w:t>
+      </w:r>
+      <w:r>
+        <w:rPr>
+          <w:rFonts w:ascii="Arial" w:hAnsi="Arial" w:cs="Arial"/>
+          <w:b/>
+          <w:bCs/>
+        </w:rPr>
+        <w:t>–</w:t>
+      </w:r>
+      <w:r>
+        <w:rPr>
+          <w:rFonts w:ascii="Arial" w:hAnsi="Arial" w:cs="Arial"/>
+          <w:b/>
+          <w:bCs/>
+        </w:rPr>
+        <w:t xml:space="preserve"> 30</w:t>
       </w:r>
       <w:r>
         <w:rPr>
@@ -1062,7 +1142,19 @@
         <w:rPr>
           <w:rFonts w:ascii="Arial" w:hAnsi="Arial" w:cs="Arial"/>
         </w:rPr>
-        <w:t xml:space="preserve">По вопросу 4 Повестки об одобрении бюджета Фонда на IV квартал 2026 года и 2027 год выступила Финансовый директор-Главный бухгалтер ЦАКФ Майра Оразбаева и представила проект бюджета (приложение 3): на IV квартал 2026 года — </w:t>
+        <w:t xml:space="preserve">По вопросу 4 Повестки об одобрении бюджета Фонда на IV квартал 2026 года и 2027 год выступила Финансовый директор-Главный бухгалтер ЦАКФ Майра Оразбаева и представила проект бюджета (приложение 3): на IV квартал 2026 года </w:t>
+      </w:r>
+      <w:r>
+        <w:rPr>
+          <w:rFonts w:ascii="Arial" w:hAnsi="Arial" w:cs="Arial"/>
+        </w:rPr>
+        <w:t>–</w:t>
+      </w:r>
+      <w:r>
+        <w:rPr>
+          <w:rFonts w:ascii="Arial" w:hAnsi="Arial" w:cs="Arial"/>
+        </w:rPr>
+        <w:t xml:space="preserve"> </w:t>
       </w:r>
       <w:r>
         <w:rPr>
@@ -1074,13 +1166,37 @@
         <w:rPr>
           <w:rFonts w:ascii="Arial" w:hAnsi="Arial" w:cs="Arial"/>
         </w:rPr>
-        <w:t xml:space="preserve">, на 2027 год — </w:t>
-      </w:r>
-      <w:r>
-        <w:rPr>
-          <w:rFonts w:ascii="Arial" w:hAnsi="Arial" w:cs="Arial"/>
-        </w:rPr>
-        <w:t>1 017,7 млн тенге с учетом НДС (877,3 млн тенге без НДС), всего — 1 245,4 млн тенге</w:t>
+        <w:t xml:space="preserve">, на 2027 год </w:t>
+      </w:r>
+      <w:r>
+        <w:rPr>
+          <w:rFonts w:ascii="Arial" w:hAnsi="Arial" w:cs="Arial"/>
+        </w:rPr>
+        <w:t>–</w:t>
+      </w:r>
+      <w:r>
+        <w:rPr>
+          <w:rFonts w:ascii="Arial" w:hAnsi="Arial" w:cs="Arial"/>
+        </w:rPr>
+        <w:t xml:space="preserve"> </w:t>
+      </w:r>
+      <w:r>
+        <w:rPr>
+          <w:rFonts w:ascii="Arial" w:hAnsi="Arial" w:cs="Arial"/>
+        </w:rPr>
+        <w:t xml:space="preserve">1 017,7 млн тенге с учетом НДС (877,3 млн тенге без НДС), всего </w:t>
+      </w:r>
+      <w:r>
+        <w:rPr>
+          <w:rFonts w:ascii="Arial" w:hAnsi="Arial" w:cs="Arial"/>
+        </w:rPr>
+        <w:t>–</w:t>
+      </w:r>
+      <w:r>
+        <w:rPr>
+          <w:rFonts w:ascii="Arial" w:hAnsi="Arial" w:cs="Arial"/>
+        </w:rPr>
+        <w:t xml:space="preserve"> 1 245,4 млн тенге</w:t>
       </w:r>
       <w:r>
         <w:rPr>
@@ -1171,7 +1287,19 @@
         <w:rPr>
           <w:rFonts w:ascii="Arial" w:hAnsi="Arial" w:cs="Arial"/>
         </w:rPr>
-        <w:t xml:space="preserve">По вопросу 5 Повестки об утверждении плана закупок выступил Заместитель Главного исполнительного директора по административным вопросам Мурат Темирбеков и представил проект плана закупок товаров, работ и неконсультационных услуг Проектного офиса «Таза Қазақстан» (приложение 4): на IV квартал 2026 года — 98 позиций </w:t>
+        <w:t xml:space="preserve">По вопросу 5 Повестки об утверждении плана закупок выступил Заместитель Главного исполнительного директора по административным вопросам Мурат Темирбеков и представил проект плана закупок товаров, работ и неконсультационных услуг Проектного офиса «Таза Қазақстан» (приложение 4): на IV квартал 2026 года </w:t>
+      </w:r>
+      <w:r>
+        <w:rPr>
+          <w:rFonts w:ascii="Arial" w:hAnsi="Arial" w:cs="Arial"/>
+        </w:rPr>
+        <w:t>–</w:t>
+      </w:r>
+      <w:r>
+        <w:rPr>
+          <w:rFonts w:ascii="Arial" w:hAnsi="Arial" w:cs="Arial"/>
+        </w:rPr>
+        <w:t xml:space="preserve"> 98 позиций </w:t>
       </w:r>
       <w:r>
         <w:rPr>
@@ -1183,7 +1311,19 @@
         <w:rPr>
           <w:rFonts w:ascii="Arial" w:hAnsi="Arial" w:cs="Arial"/>
         </w:rPr>
-        <w:t xml:space="preserve"> тенге с учетом НДС, на 2027 год — 47 позиций </w:t>
+        <w:t xml:space="preserve"> тенге с учетом НДС, на 2027 год </w:t>
+      </w:r>
+      <w:r>
+        <w:rPr>
+          <w:rFonts w:ascii="Arial" w:hAnsi="Arial" w:cs="Arial"/>
+        </w:rPr>
+        <w:t>–</w:t>
+      </w:r>
+      <w:r>
+        <w:rPr>
+          <w:rFonts w:ascii="Arial" w:hAnsi="Arial" w:cs="Arial"/>
+        </w:rPr>
+        <w:t xml:space="preserve"> 47 позиций </w:t>
       </w:r>
       <w:r>
         <w:rPr>
@@ -1960,7 +2100,6 @@
           <w:noProof/>
           <w:lang w:eastAsia="ru-RU"/>
         </w:rPr>
-        <w:lastRenderedPageBreak/>
         <w:drawing>
           <wp:inline distT="0" distB="0" distL="0" distR="0" wp14:anchorId="37D72828" wp14:editId="542C5A13">
             <wp:extent cx="2035175" cy="689610"/>
@@ -2782,16 +2921,7 @@
           <w:b/>
           <w:lang w:val="en-US"/>
         </w:rPr>
-        <w:t xml:space="preserve">On item 1 of the Agenda on the inclusion of the Project Office «Taza Qazaqstan» in the structure of the Foundation, the Chief Executive Officer, Head of the Project Office, Yerlik Karazhan, spoke. By the decision of the Management Council of 30 July 2026 (Minutes No. 12), the areas of activity of the Foundation were supplemented with participation in the </w:t>
-      </w:r>
-      <w:r>
-        <w:rPr>
-          <w:rFonts w:ascii="Arial" w:hAnsi="Arial" w:cs="Arial"/>
-          <w:b/>
-          <w:lang w:val="en-US"/>
-        </w:rPr>
-        <w:lastRenderedPageBreak/>
-        <w:t>implementation of national and regional environmental initiatives, including «Taza Qazaqstan», and it was determined that units of the Foundation are included in its structure by decision of the Management Council. For the implementation of the «Taza Qazaqstan» initiative it is proposed to include in the structure of the Foundation the Project Office «Taza Qazaqstan» headed by the National Coordinator.</w:t>
+        <w:t>On item 1 of the Agenda on the inclusion of the Project Office «Taza Qazaqstan» in the structure of the Foundation, the Chief Executive Officer, Head of the Project Office, Yerlik Karazhan, spoke. By the decision of the Management Council of 30 July 2026 (Minutes No. 12), the areas of activity of the Foundation were supplemented with participation in the implementation of national and regional environmental initiatives, including «Taza Qazaqstan», and it was determined that units of the Foundation are included in its structure by decision of the Management Council. For the implementation of the «Taza Qazaqstan» initiative it is proposed to include in the structure of the Foundation the Project Office «Taza Qazaqstan» headed by the National Coordinator.</w:t>
       </w:r>
     </w:p>
     <w:p>
@@ -2868,16 +2998,106 @@
           <w:bCs/>
           <w:lang w:val="en-US"/>
         </w:rPr>
-        <w:t xml:space="preserve">On item 2 of the Agenda on the change of the organisational structure and the increase of the staff number of the Foundation, the Deputy Chief Executive Officer for Administrative Issues, Murat Temirbekov, spoke. In connection with the establishment of the Project Office «Taza Qazaqstan» and the implementation of other initiatives of the Foundation (ESG, climate risk assessment, climate analytics, the Training Centre, the Expert Council), it is proposed to approve the new organisational structure of the Foundation (Annex 1) and to increase the staff number to 30 positions: the Foundation with the expert group — 9, the Project Office — 21. The staff number is introduced in stages: </w:t>
-      </w:r>
-      <w:r>
-        <w:rPr>
-          <w:rFonts w:ascii="Arial" w:hAnsi="Arial" w:cs="Arial"/>
-          <w:b/>
-          <w:bCs/>
-          <w:lang w:val="en-US"/>
-        </w:rPr>
-        <w:t>from 21 October 2026 — 18 positions, from January 2027 — 19, from February 2027 — 30</w:t>
+        <w:t xml:space="preserve">On item 2 of the Agenda on the change of the organisational structure and the increase of the staff number of the Foundation, the Deputy Chief Executive Officer for Administrative Issues, Murat Temirbekov, spoke. In connection with the establishment of the Project Office «Taza Qazaqstan» and the implementation of other initiatives of the Foundation (ESG, climate risk assessment, climate analytics, the Training Centre, the Expert Council), it is proposed to approve the new organisational structure of the Foundation (Annex 1) and to increase the staff number to 30 positions: the Foundation with the expert group </w:t>
+      </w:r>
+      <w:r>
+        <w:rPr>
+          <w:rFonts w:ascii="Arial" w:hAnsi="Arial" w:cs="Arial"/>
+          <w:b/>
+          <w:bCs/>
+          <w:lang w:val="en-US"/>
+        </w:rPr>
+        <w:t>–</w:t>
+      </w:r>
+      <w:r>
+        <w:rPr>
+          <w:rFonts w:ascii="Arial" w:hAnsi="Arial" w:cs="Arial"/>
+          <w:b/>
+          <w:bCs/>
+          <w:lang w:val="en-US"/>
+        </w:rPr>
+        <w:t xml:space="preserve"> 9, the Project Office </w:t>
+      </w:r>
+      <w:r>
+        <w:rPr>
+          <w:rFonts w:ascii="Arial" w:hAnsi="Arial" w:cs="Arial"/>
+          <w:b/>
+          <w:bCs/>
+          <w:lang w:val="en-US"/>
+        </w:rPr>
+        <w:t>–</w:t>
+      </w:r>
+      <w:r>
+        <w:rPr>
+          <w:rFonts w:ascii="Arial" w:hAnsi="Arial" w:cs="Arial"/>
+          <w:b/>
+          <w:bCs/>
+          <w:lang w:val="en-US"/>
+        </w:rPr>
+        <w:t xml:space="preserve"> 21. The staff number is introduced in stages: </w:t>
+      </w:r>
+      <w:r>
+        <w:rPr>
+          <w:rFonts w:ascii="Arial" w:hAnsi="Arial" w:cs="Arial"/>
+          <w:b/>
+          <w:bCs/>
+          <w:lang w:val="en-US"/>
+        </w:rPr>
+        <w:t xml:space="preserve">from 21 October 2026 </w:t>
+      </w:r>
+      <w:r>
+        <w:rPr>
+          <w:rFonts w:ascii="Arial" w:hAnsi="Arial" w:cs="Arial"/>
+          <w:b/>
+          <w:bCs/>
+          <w:lang w:val="en-US"/>
+        </w:rPr>
+        <w:t>–</w:t>
+      </w:r>
+      <w:r>
+        <w:rPr>
+          <w:rFonts w:ascii="Arial" w:hAnsi="Arial" w:cs="Arial"/>
+          <w:b/>
+          <w:bCs/>
+          <w:lang w:val="en-US"/>
+        </w:rPr>
+        <w:t xml:space="preserve"> 18 positions, from January 2027 </w:t>
+      </w:r>
+      <w:r>
+        <w:rPr>
+          <w:rFonts w:ascii="Arial" w:hAnsi="Arial" w:cs="Arial"/>
+          <w:b/>
+          <w:bCs/>
+          <w:lang w:val="en-US"/>
+        </w:rPr>
+        <w:t>–</w:t>
+      </w:r>
+      <w:r>
+        <w:rPr>
+          <w:rFonts w:ascii="Arial" w:hAnsi="Arial" w:cs="Arial"/>
+          <w:b/>
+          <w:bCs/>
+          <w:lang w:val="en-US"/>
+        </w:rPr>
+        <w:t xml:space="preserve"> 19, from February 2027 </w:t>
+      </w:r>
+      <w:r>
+        <w:rPr>
+          <w:rFonts w:ascii="Arial" w:hAnsi="Arial" w:cs="Arial"/>
+          <w:b/>
+          <w:bCs/>
+          <w:lang w:val="en-US"/>
+        </w:rPr>
+        <w:t>–</w:t>
+      </w:r>
+      <w:r>
+        <w:rPr>
+          <w:rFonts w:ascii="Arial" w:hAnsi="Arial" w:cs="Arial"/>
+          <w:b/>
+          <w:bCs/>
+          <w:lang w:val="en-US"/>
+        </w:rPr>
+        <w:t xml:space="preserve"> 30</w:t>
       </w:r>
       <w:r>
         <w:rPr>
@@ -3026,7 +3246,21 @@
           <w:rFonts w:ascii="Arial" w:hAnsi="Arial" w:cs="Arial"/>
           <w:lang w:val="en-US"/>
         </w:rPr>
-        <w:t xml:space="preserve">On item 4 of the Agenda on the approval of the budget of the Foundation for the fourth quarter of 2026 and for 2027, the Financial Director-Chief Accountant of CACF, Maira Orazbayeva, spoke and presented the draft budget (Annex 3): for the fourth quarter of 2026 — </w:t>
+        <w:t xml:space="preserve">On item 4 of the Agenda on the approval of the budget of the Foundation for the fourth quarter of 2026 and for 2027, the Financial Director-Chief Accountant of CACF, Maira Orazbayeva, spoke and presented the draft budget (Annex 3): for the fourth quarter of 2026 </w:t>
+      </w:r>
+      <w:r>
+        <w:rPr>
+          <w:rFonts w:ascii="Arial" w:hAnsi="Arial" w:cs="Arial"/>
+          <w:lang w:val="en-US"/>
+        </w:rPr>
+        <w:t>–</w:t>
+      </w:r>
+      <w:r>
+        <w:rPr>
+          <w:rFonts w:ascii="Arial" w:hAnsi="Arial" w:cs="Arial"/>
+          <w:lang w:val="en-US"/>
+        </w:rPr>
+        <w:t xml:space="preserve"> </w:t>
       </w:r>
       <w:r>
         <w:rPr>
@@ -3040,14 +3274,42 @@
           <w:rFonts w:ascii="Arial" w:hAnsi="Arial" w:cs="Arial"/>
           <w:lang w:val="en-US"/>
         </w:rPr>
-        <w:t xml:space="preserve">, for 2027 — </w:t>
-      </w:r>
-      <w:r>
-        <w:rPr>
-          <w:rFonts w:ascii="Arial" w:hAnsi="Arial" w:cs="Arial"/>
-          <w:lang w:val="en-US"/>
-        </w:rPr>
-        <w:t>1,017.7 million tenge including VAT (877.3 million tenge excluding VAT), in total — 1,245.4 million tenge</w:t>
+        <w:t xml:space="preserve">, for 2027 </w:t>
+      </w:r>
+      <w:r>
+        <w:rPr>
+          <w:rFonts w:ascii="Arial" w:hAnsi="Arial" w:cs="Arial"/>
+          <w:lang w:val="en-US"/>
+        </w:rPr>
+        <w:t>–</w:t>
+      </w:r>
+      <w:r>
+        <w:rPr>
+          <w:rFonts w:ascii="Arial" w:hAnsi="Arial" w:cs="Arial"/>
+          <w:lang w:val="en-US"/>
+        </w:rPr>
+        <w:t xml:space="preserve"> </w:t>
+      </w:r>
+      <w:r>
+        <w:rPr>
+          <w:rFonts w:ascii="Arial" w:hAnsi="Arial" w:cs="Arial"/>
+          <w:lang w:val="en-US"/>
+        </w:rPr>
+        <w:t xml:space="preserve">1,017.7 million tenge including VAT (877.3 million tenge excluding VAT), in total </w:t>
+      </w:r>
+      <w:r>
+        <w:rPr>
+          <w:rFonts w:ascii="Arial" w:hAnsi="Arial" w:cs="Arial"/>
+          <w:lang w:val="en-US"/>
+        </w:rPr>
+        <w:t>–</w:t>
+      </w:r>
+      <w:r>
+        <w:rPr>
+          <w:rFonts w:ascii="Arial" w:hAnsi="Arial" w:cs="Arial"/>
+          <w:lang w:val="en-US"/>
+        </w:rPr>
+        <w:t xml:space="preserve"> 1,245.4 million tenge</w:t>
       </w:r>
       <w:r>
         <w:rPr>
@@ -3145,7 +3407,21 @@
           <w:rFonts w:ascii="Arial" w:hAnsi="Arial" w:cs="Arial"/>
           <w:lang w:val="en-US"/>
         </w:rPr>
-        <w:t xml:space="preserve">On item 5 of the Agenda on the approval of the procurement plan, the Deputy Chief Executive Officer for Administrative Issues, Murat Temirbekov, spoke and presented the draft procurement plan for goods, works and non-consulting services of the Project Office «Taza Qazaqstan» (Annex 4): for the fourth quarter of 2026 — 98 items in the </w:t>
+        <w:t xml:space="preserve">On item 5 of the Agenda on the approval of the procurement plan, the Deputy Chief Executive Officer for Administrative Issues, Murat Temirbekov, spoke and presented the draft procurement plan for goods, works and non-consulting services of the Project Office «Taza Qazaqstan» (Annex 4): for the fourth quarter of 2026 </w:t>
+      </w:r>
+      <w:r>
+        <w:rPr>
+          <w:rFonts w:ascii="Arial" w:hAnsi="Arial" w:cs="Arial"/>
+          <w:lang w:val="en-US"/>
+        </w:rPr>
+        <w:t>–</w:t>
+      </w:r>
+      <w:r>
+        <w:rPr>
+          <w:rFonts w:ascii="Arial" w:hAnsi="Arial" w:cs="Arial"/>
+          <w:lang w:val="en-US"/>
+        </w:rPr>
+        <w:t xml:space="preserve"> 98 items in the </w:t>
       </w:r>
       <w:r>
         <w:rPr>
@@ -3159,7 +3435,21 @@
           <w:rFonts w:ascii="Arial" w:hAnsi="Arial" w:cs="Arial"/>
           <w:lang w:val="en-US"/>
         </w:rPr>
-        <w:t xml:space="preserve"> tenge including VAT, for 2027 — 47 items in the </w:t>
+        <w:t xml:space="preserve"> tenge including VAT, for 2027 </w:t>
+      </w:r>
+      <w:r>
+        <w:rPr>
+          <w:rFonts w:ascii="Arial" w:hAnsi="Arial" w:cs="Arial"/>
+          <w:lang w:val="en-US"/>
+        </w:rPr>
+        <w:t>–</w:t>
+      </w:r>
+      <w:r>
+        <w:rPr>
+          <w:rFonts w:ascii="Arial" w:hAnsi="Arial" w:cs="Arial"/>
+          <w:lang w:val="en-US"/>
+        </w:rPr>
+        <w:t xml:space="preserve"> 47 items in the </w:t>
       </w:r>
       <w:r>
         <w:rPr>
@@ -3173,15 +3463,7 @@
           <w:rFonts w:ascii="Arial" w:hAnsi="Arial" w:cs="Arial"/>
           <w:lang w:val="en-US"/>
         </w:rPr>
-        <w:t xml:space="preserve"> tenge including VAT. The plan is based on the </w:t>
-      </w:r>
-      <w:r>
-        <w:rPr>
-          <w:rFonts w:ascii="Arial" w:hAnsi="Arial" w:cs="Arial"/>
-          <w:lang w:val="en-US"/>
-        </w:rPr>
-        <w:lastRenderedPageBreak/>
-        <w:t>budget approved under item 4; the procurement methods are determined in accordance with the Procurement Rules of the Foundation. Procurement for projects and events of the Project Office is included in the plan as financing is confirmed, by amending the plan by decision of the Management Council.</w:t>
+        <w:t xml:space="preserve"> tenge including VAT. The plan is based on the budget approved under item 4; the procurement methods are determined in accordance with the Procurement Rules of the Foundation. Procurement for projects and events of the Project Office is included in the plan as financing is confirmed, by amending the plan by decision of the Management Council.</w:t>
       </w:r>
     </w:p>
     <w:p>
@@ -5991,7 +6273,7 @@
 </file>
 
 <file path=customXml/itemProps1.xml><?xml version="1.0" encoding="utf-8"?>
-<ds:datastoreItem xmlns:ds="http://schemas.openxmlformats.org/officeDocument/2006/customXml" ds:itemID="{17A3D656-5212-4B86-8F8F-62EC6A6F7251}">
+<ds:datastoreItem xmlns:ds="http://schemas.openxmlformats.org/officeDocument/2006/customXml" ds:itemID="{A4537BE4-EEA6-43AC-A539-CBF51802330A}">
   <ds:schemaRefs>
     <ds:schemaRef ds:uri="http://schemas.openxmlformats.org/officeDocument/2006/bibliography"/>
   </ds:schemaRefs>

--- a/Устав/_документы/Протокол УС № 13.docx
+++ b/Устав/_документы/Протокол УС № 13.docx
@@ -325,7 +325,19 @@
         <w:rPr>
           <w:rFonts w:ascii="Arial" w:hAnsi="Arial" w:cs="Arial"/>
         </w:rPr>
-        <w:t xml:space="preserve"> – Главный исполнительный директор, Руководитель Проектного офиса.</w:t>
+        <w:t xml:space="preserve"> – </w:t>
+      </w:r>
+      <w:r>
+        <w:rPr>
+          <w:rFonts w:ascii="Arial" w:hAnsi="Arial" w:cs="Arial"/>
+        </w:rPr>
+        <w:t>Главный исполнительный директор</w:t>
+      </w:r>
+      <w:r>
+        <w:rPr>
+          <w:rFonts w:ascii="Arial" w:hAnsi="Arial" w:cs="Arial"/>
+        </w:rPr>
+        <w:t>.</w:t>
       </w:r>
     </w:p>
     <w:p>
@@ -388,7 +400,13 @@
         <w:rPr>
           <w:rFonts w:ascii="Arial" w:hAnsi="Arial" w:cs="Arial"/>
         </w:rPr>
-        <w:t>3. Александр Кононец – Заместитель Главного исполнительного директора.</w:t>
+        <w:t xml:space="preserve">3. Александр </w:t>
+      </w:r>
+      <w:r>
+        <w:rPr>
+          <w:rFonts w:ascii="Arial" w:hAnsi="Arial" w:cs="Arial"/>
+        </w:rPr>
+        <w:t>Кононец – Заместитель Главного исполнительного директора по стратегии и проектам.</w:t>
       </w:r>
     </w:p>
     <w:p>
@@ -602,7 +620,7 @@
         <w:rPr>
           <w:rFonts w:ascii="Arial" w:hAnsi="Arial" w:cs="Arial"/>
         </w:rPr>
-        <w:t>Об одобрении бюджета Фонда на IV квартал 2026 года и 2027 год.</w:t>
+        <w:t>Об одобрении бюджета Фонда на IV квартал 2026 года.</w:t>
       </w:r>
     </w:p>
     <w:p>
@@ -622,7 +640,7 @@
         <w:rPr>
           <w:rFonts w:ascii="Arial" w:hAnsi="Arial" w:cs="Arial"/>
         </w:rPr>
-        <w:t>Об утверждении плана закупок товаров, работ и услуг на IV квартал 2026 года и 2027 год.</w:t>
+        <w:t>Об утверждении плана закупок товаров, работ и услуг на IV квартал 2026 года.</w:t>
       </w:r>
     </w:p>
     <w:p>
@@ -834,33 +852,52 @@
           <w:rFonts w:ascii="Arial" w:hAnsi="Arial" w:cs="Arial"/>
           <w:b/>
         </w:rPr>
-        <w:t>По вопросу 1 Повестки о включении в структуру Фонда Проектного офиса «Таза Қазақстан» выступил Главный исполнительный директор, Руководитель Проектного офиса Ерлік Қаражан. Решением Управляющего совета от 30 июля 2026 года (протокол № 12) направления деятельности Фонда дополнены участием в реализации национальных и региональных экологических инициатив, в том числе «Таза Қазақстан», и определено, что подразделения Фонда включаются в его структуру ре</w:t>
-      </w:r>
-      <w:r>
-        <w:rPr>
-          <w:rFonts w:ascii="Arial" w:hAnsi="Arial" w:cs="Arial"/>
-          <w:b/>
+        <w:t xml:space="preserve">По вопросу 1 Повестки о включении в структуру Фонда Проектного офиса «Таза Қазақстан» выступил </w:t>
+      </w:r>
+      <w:r>
+        <w:rPr>
+          <w:rFonts w:ascii="Arial" w:hAnsi="Arial" w:cs="Arial"/>
+          <w:b/>
+        </w:rPr>
+        <w:t>Главный исполнительный директор</w:t>
+      </w:r>
+      <w:r>
+        <w:rPr>
+          <w:rFonts w:ascii="Arial" w:hAnsi="Arial" w:cs="Arial"/>
+          <w:b/>
+        </w:rPr>
+        <w:t xml:space="preserve"> Ерлік Қаражан. Решением Управляющего совета от 30 июля 2026 года (протокол № 12) направления деятельности Фонда дополнены участием в реализации национальных и региональных экологических инициатив, в том числе «Таза Қазақстан», и определено, что подразделения Фонда включаются в его структуру решением Управляющего совета. </w:t>
+      </w:r>
+    </w:p>
+    <w:p>
+      <w:pPr>
+        <w:suppressAutoHyphens w:val="0"/>
+        <w:spacing w:after="0" w:line="240" w:lineRule="auto"/>
+        <w:jc w:val="both"/>
+        <w:rPr>
+          <w:rFonts w:ascii="Arial" w:hAnsi="Arial" w:cs="Arial"/>
+        </w:rPr>
+      </w:pPr>
+      <w:bookmarkStart w:id="1" w:name="_Hlk206662525"/>
+      <w:r>
+        <w:rPr>
+          <w:rFonts w:ascii="Arial" w:hAnsi="Arial" w:cs="Arial"/>
         </w:rPr>
         <w:lastRenderedPageBreak/>
-        <w:t>шением Управляющего совета. Для реализации инициативы «Таза Қазақстан» предлагается включить в структуру Фонда Проектный офис «Таза Қазақстан» во главе с Национальным координатором.</w:t>
-      </w:r>
-    </w:p>
-    <w:p>
-      <w:pPr>
-        <w:suppressAutoHyphens w:val="0"/>
-        <w:spacing w:after="0" w:line="240" w:lineRule="auto"/>
-        <w:jc w:val="both"/>
-        <w:rPr>
-          <w:rFonts w:ascii="Arial" w:hAnsi="Arial" w:cs="Arial"/>
-        </w:rPr>
-      </w:pPr>
-      <w:bookmarkStart w:id="1" w:name="_Hlk206662525"/>
-      <w:r>
-        <w:rPr>
-          <w:rFonts w:ascii="Arial" w:hAnsi="Arial" w:cs="Arial"/>
-        </w:rPr>
         <w:tab/>
-        <w:t>Далее выступил Заместитель Главного исполнительного директора Александр Кононец и сообщил, что в состав Проектного офиса предлагается включить Департамент проектного управления и региональной координации, Департамент социологических исследований и аналитики, Департамент цифрового развития и Группу «Коммуникация и креатив». Статус, задачи и порядок работы Проектного офиса определяются положением, утверждаемым Управляющим советом.</w:t>
+        <w:t xml:space="preserve">Далее выступил </w:t>
+      </w:r>
+      <w:r>
+        <w:rPr>
+          <w:rFonts w:ascii="Arial" w:hAnsi="Arial" w:cs="Arial"/>
+        </w:rPr>
+        <w:t>Заместитель Главного исполнительного директора по стратегии и проектам Александр Кононец</w:t>
+      </w:r>
+      <w:r>
+        <w:rPr>
+          <w:rFonts w:ascii="Arial" w:hAnsi="Arial" w:cs="Arial"/>
+        </w:rPr>
+        <w:t xml:space="preserve"> и сообщил, что в состав Проектного офиса предлагается включить Департамент проектного управления и региональной координации, Департамент социологических исследований и аналитики, Департамент цифрового развития и Группу «Коммуникация и креатив». Статус, задачи и порядок работы Проектного офиса определяются положением, утверждаемым Управляющим советом.</w:t>
       </w:r>
     </w:p>
     <w:p>
@@ -916,103 +953,23 @@
           <w:b/>
           <w:bCs/>
         </w:rPr>
-        <w:t xml:space="preserve">По вопросу 2 Повестки об изменении организационной структуры и расширении штатной численности Фонда выступил Заместитель Главного исполнительного директора по административным вопросам Мурат Темирбеков. В связи с созданием Проектного офиса «Таза Қазақстан», а также реализацией других инициатив Фонда (ESG, оценка климатических рисков, климатическая аналитика, Учебный центр, Экспертный совет) предлагается утвердить новую организационную структуру Фонда (приложение 1) и увеличить штатную численность до 30 единиц: Фонд с экспертной группой </w:t>
-      </w:r>
-      <w:r>
-        <w:rPr>
-          <w:rFonts w:ascii="Arial" w:hAnsi="Arial" w:cs="Arial"/>
-          <w:b/>
-          <w:bCs/>
-        </w:rPr>
-        <w:t>–</w:t>
-      </w:r>
-      <w:r>
-        <w:rPr>
-          <w:rFonts w:ascii="Arial" w:hAnsi="Arial" w:cs="Arial"/>
-          <w:b/>
-          <w:bCs/>
-        </w:rPr>
-        <w:t xml:space="preserve"> 9, Проектный офис </w:t>
-      </w:r>
-      <w:r>
-        <w:rPr>
-          <w:rFonts w:ascii="Arial" w:hAnsi="Arial" w:cs="Arial"/>
-          <w:b/>
-          <w:bCs/>
-        </w:rPr>
-        <w:t>–</w:t>
-      </w:r>
-      <w:r>
-        <w:rPr>
-          <w:rFonts w:ascii="Arial" w:hAnsi="Arial" w:cs="Arial"/>
-          <w:b/>
-          <w:bCs/>
-        </w:rPr>
-        <w:t xml:space="preserve"> 21. Численность вводится поэтапно: </w:t>
-      </w:r>
-      <w:r>
-        <w:rPr>
-          <w:rFonts w:ascii="Arial" w:hAnsi="Arial" w:cs="Arial"/>
-          <w:b/>
-          <w:bCs/>
-        </w:rPr>
-        <w:t xml:space="preserve">с 21 октября 2026 года </w:t>
-      </w:r>
-      <w:r>
-        <w:rPr>
-          <w:rFonts w:ascii="Arial" w:hAnsi="Arial" w:cs="Arial"/>
-          <w:b/>
-          <w:bCs/>
-        </w:rPr>
-        <w:t>–</w:t>
-      </w:r>
-      <w:r>
-        <w:rPr>
-          <w:rFonts w:ascii="Arial" w:hAnsi="Arial" w:cs="Arial"/>
-          <w:b/>
-          <w:bCs/>
-        </w:rPr>
-        <w:t xml:space="preserve"> 18 единиц, с января 2027 года </w:t>
-      </w:r>
-      <w:r>
-        <w:rPr>
-          <w:rFonts w:ascii="Arial" w:hAnsi="Arial" w:cs="Arial"/>
-          <w:b/>
-          <w:bCs/>
-        </w:rPr>
-        <w:t>–</w:t>
-      </w:r>
-      <w:r>
-        <w:rPr>
-          <w:rFonts w:ascii="Arial" w:hAnsi="Arial" w:cs="Arial"/>
-          <w:b/>
-          <w:bCs/>
-        </w:rPr>
-        <w:t xml:space="preserve"> 19, с февраля 2027 года </w:t>
-      </w:r>
-      <w:r>
-        <w:rPr>
-          <w:rFonts w:ascii="Arial" w:hAnsi="Arial" w:cs="Arial"/>
-          <w:b/>
-          <w:bCs/>
-        </w:rPr>
-        <w:t>–</w:t>
-      </w:r>
-      <w:r>
-        <w:rPr>
-          <w:rFonts w:ascii="Arial" w:hAnsi="Arial" w:cs="Arial"/>
-          <w:b/>
-          <w:bCs/>
-        </w:rPr>
-        <w:t xml:space="preserve"> 30</w:t>
-      </w:r>
-      <w:r>
-        <w:rPr>
-          <w:rFonts w:ascii="Arial" w:hAnsi="Arial" w:cs="Arial"/>
-          <w:b/>
-          <w:bCs/>
-        </w:rPr>
-        <w:t>. Функции юриста, системного администратора, разработчика, режиссера, копирайтера, дизайнера и менеджера по работе с креаторами предлагается обеспечить на условиях аутсорсинга.</w:t>
+        <w:t xml:space="preserve">По вопросу 2 Повестки об изменении организационной структуры и расширении штатной численности Фонда выступил Заместитель Главного исполнительного директора по административным вопросам Мурат Темирбеков. В связи с созданием Проектного офиса «Таза Қазақстан», а также реализацией других инициатив Фонда (ESG, оценка климатических рисков, климатическая аналитика, Учебный центр, Экспертный совет) предлагается утвердить новую организационную структуру Фонда (приложение 1) и увеличить штатную численность до 30 единиц: </w:t>
+      </w:r>
+      <w:r>
+        <w:rPr>
+          <w:rFonts w:ascii="Arial" w:hAnsi="Arial" w:cs="Arial"/>
+          <w:b/>
+          <w:bCs/>
+        </w:rPr>
+        <w:t>Фонд (включая Проектный офис для Центральной Азии по изменению климата и зеленой энергетике) – 9, Проектный офис «Таза Қазақстан» – 21</w:t>
+      </w:r>
+      <w:r>
+        <w:rPr>
+          <w:rFonts w:ascii="Arial" w:hAnsi="Arial" w:cs="Arial"/>
+          <w:b/>
+          <w:bCs/>
+        </w:rPr>
+        <w:t>. С 21 октября 2026 года вводятся 18 штатных единиц; в 2027 году штатная численность расширяется поэтапно в зависимости от поступления финансирования. Функции юриста, системного администратора, разработчика, режиссера, копирайтера, дизайнера и менеджера по работе с креаторами предлагается обеспечить на условиях аутсорсинга.</w:t>
       </w:r>
     </w:p>
     <w:p>
@@ -1079,6 +1036,12 @@
         </w:rPr>
         <w:t>По вопросу 3 Повестки об утверждении штатного расписания Фонда выступил Заместитель Главного исполнительного директора по административным вопросам Мурат Темирбеков и представил проект штатного расписания на 30 штатных единиц (приложение 2). Месячный фонд должностных окладов при полной численности составляет 31,3 млн тенге. Должностные оклады членов Управляющего совета подлежат утверждению Верховным попечителем в порядке, предусмотренном Положением Фонда.</w:t>
       </w:r>
+      <w:r>
+        <w:rPr>
+          <w:rFonts w:ascii="Arial" w:hAnsi="Arial" w:cs="Arial"/>
+        </w:rPr>
+        <w:t xml:space="preserve"> В связи с изменением штатного расписания, в том числе наименований должностей и должностных окладов, с действующими работниками Фонда необходимо перезаключить трудовые договоры; с членами Управляющего совета – в порядке, предусмотренном Положением Фонда.</w:t>
+      </w:r>
     </w:p>
     <w:p>
       <w:pPr>
@@ -1142,67 +1105,7 @@
         <w:rPr>
           <w:rFonts w:ascii="Arial" w:hAnsi="Arial" w:cs="Arial"/>
         </w:rPr>
-        <w:t xml:space="preserve">По вопросу 4 Повестки об одобрении бюджета Фонда на IV квартал 2026 года и 2027 год выступила Финансовый директор-Главный бухгалтер ЦАКФ Майра Оразбаева и представила проект бюджета (приложение 3): на IV квартал 2026 года </w:t>
-      </w:r>
-      <w:r>
-        <w:rPr>
-          <w:rFonts w:ascii="Arial" w:hAnsi="Arial" w:cs="Arial"/>
-        </w:rPr>
-        <w:t>–</w:t>
-      </w:r>
-      <w:r>
-        <w:rPr>
-          <w:rFonts w:ascii="Arial" w:hAnsi="Arial" w:cs="Arial"/>
-        </w:rPr>
-        <w:t xml:space="preserve"> </w:t>
-      </w:r>
-      <w:r>
-        <w:rPr>
-          <w:rFonts w:ascii="Arial" w:hAnsi="Arial" w:cs="Arial"/>
-        </w:rPr>
-        <w:t>227,8 млн тенге с учетом НДС (196,4 млн тенге без НДС)</w:t>
-      </w:r>
-      <w:r>
-        <w:rPr>
-          <w:rFonts w:ascii="Arial" w:hAnsi="Arial" w:cs="Arial"/>
-        </w:rPr>
-        <w:t xml:space="preserve">, на 2027 год </w:t>
-      </w:r>
-      <w:r>
-        <w:rPr>
-          <w:rFonts w:ascii="Arial" w:hAnsi="Arial" w:cs="Arial"/>
-        </w:rPr>
-        <w:t>–</w:t>
-      </w:r>
-      <w:r>
-        <w:rPr>
-          <w:rFonts w:ascii="Arial" w:hAnsi="Arial" w:cs="Arial"/>
-        </w:rPr>
-        <w:t xml:space="preserve"> </w:t>
-      </w:r>
-      <w:r>
-        <w:rPr>
-          <w:rFonts w:ascii="Arial" w:hAnsi="Arial" w:cs="Arial"/>
-        </w:rPr>
-        <w:t xml:space="preserve">1 017,7 млн тенге с учетом НДС (877,3 млн тенге без НДС), всего </w:t>
-      </w:r>
-      <w:r>
-        <w:rPr>
-          <w:rFonts w:ascii="Arial" w:hAnsi="Arial" w:cs="Arial"/>
-        </w:rPr>
-        <w:t>–</w:t>
-      </w:r>
-      <w:r>
-        <w:rPr>
-          <w:rFonts w:ascii="Arial" w:hAnsi="Arial" w:cs="Arial"/>
-        </w:rPr>
-        <w:t xml:space="preserve"> 1 245,4 млн тенге</w:t>
-      </w:r>
-      <w:r>
-        <w:rPr>
-          <w:rFonts w:ascii="Arial" w:hAnsi="Arial" w:cs="Arial"/>
-        </w:rPr>
-        <w:t>. Бюджет включает расходы на персонал, услуги на условиях аутсорсинга, аренду и оснащение офиса, командировки, страхование работников, таргетированную рекламу и полиграфию, а также резерв на непредвиденные расходы в размере 10 процентов.</w:t>
+        <w:t>По вопросу 4 Повестки об одобрении бюджета Фонда на IV квартал 2026 года выступила Финансовый директор-Главный бухгалтер ЦАКФ Майра Оразбаева и представила проект бюджета (приложение 3) на сумму 250,0 млн тенге, в том числе: организационное обеспечение деятельности Фонда и Проектного офиса – 162,6 млн тенге с учетом НДС (140,2 млн тенге без НДС), первоочередные проекты Проектного офиса – 87,4 млн тенге. Организационное обеспечение включает расходы на персонал (18 штатных единиц с 21 октября 2026 года), услуги на условиях аутсорсинга, аренду и оснащение офиса, командировки по Республике Казахстан, страхование работников, цифровые инструменты, таргетированную рекламу и полиграфию, а также непредвиденные расходы (резерв 10 процентов).</w:t>
       </w:r>
     </w:p>
     <w:p>
@@ -1221,8 +1124,14 @@
         <w:rPr>
           <w:rFonts w:ascii="Arial" w:hAnsi="Arial" w:cs="Arial"/>
         </w:rPr>
-        <w:tab/>
-        <w:t>Расходы на проекты и мероприятия Проектного офиса (213,0 млн тенге на IV квартал 2026 года и 1 530,0 млн тенге на 2027 год) в бюджет не включены и финансируются отдельно по мере заключения соответствующих договоров и поступления средств. Исполнение бюджета осуществляется в пределах поступившего финансирования.</w:t>
+        <w:t xml:space="preserve">Первоочередные проекты: информационное сопровождение, в том числе пресс-мероприятия и мобильный брендинг, – 18,4 млн тенге; разработка и техническое сопровождение цифровой платформы – 18,4 млн тенге; специальные и креативные проекты – 30,5 млн тенге; привлечение инфлюенсеров – 9,2 млн тенге; проекты с молодежью и волонтерами – 6,1 млн тенге; «TAZA TALQY» – 3,6 млн тенге; «TAZA OI» – 1,2 млн тенге. Бюджет соответствует предварительному расчету, направленному в Министерство экологии и природных ресурсов Республики Казахстан письмом Фонда от 12 октября 2026 года № 02/373. Министерством предложено рассмотреть возможность использования для запуска Проектного офиса части чистого дохода АО «Жасыл Даму» </w:t>
+      </w:r>
+      <w:r>
+        <w:rPr>
+          <w:rFonts w:ascii="Arial" w:hAnsi="Arial" w:cs="Arial"/>
+        </w:rPr>
+        <w:lastRenderedPageBreak/>
+        <w:t>(250 млн тенге), остающегося в его распоряжении после выплаты дивидендов (письмо от 12 октября 2026 года № ПР-82853). Бюджет на 2027 год вносится на рассмотрение Управляющего совета отдельно. Исполнение бюджета осуществляется в пределах поступившего финансирования.</w:t>
       </w:r>
     </w:p>
     <w:p>
@@ -1287,62 +1196,19 @@
         <w:rPr>
           <w:rFonts w:ascii="Arial" w:hAnsi="Arial" w:cs="Arial"/>
         </w:rPr>
-        <w:t xml:space="preserve">По вопросу 5 Повестки об утверждении плана закупок выступил Заместитель Главного исполнительного директора по административным вопросам Мурат Темирбеков и представил проект плана закупок товаров, работ и неконсультационных услуг Проектного офиса «Таза Қазақстан» (приложение 4): на IV квартал 2026 года </w:t>
-      </w:r>
-      <w:r>
-        <w:rPr>
-          <w:rFonts w:ascii="Arial" w:hAnsi="Arial" w:cs="Arial"/>
-        </w:rPr>
-        <w:t>–</w:t>
-      </w:r>
-      <w:r>
-        <w:rPr>
-          <w:rFonts w:ascii="Arial" w:hAnsi="Arial" w:cs="Arial"/>
-        </w:rPr>
-        <w:t xml:space="preserve"> 98 позиций </w:t>
-      </w:r>
-      <w:r>
-        <w:rPr>
-          <w:rFonts w:ascii="Arial" w:hAnsi="Arial" w:cs="Arial"/>
-        </w:rPr>
-        <w:t>на сумму 98,8 млн</w:t>
-      </w:r>
-      <w:r>
-        <w:rPr>
-          <w:rFonts w:ascii="Arial" w:hAnsi="Arial" w:cs="Arial"/>
-        </w:rPr>
-        <w:t xml:space="preserve"> тенге с учетом НДС, на 2027 год </w:t>
-      </w:r>
-      <w:r>
-        <w:rPr>
-          <w:rFonts w:ascii="Arial" w:hAnsi="Arial" w:cs="Arial"/>
-        </w:rPr>
-        <w:t>–</w:t>
-      </w:r>
-      <w:r>
-        <w:rPr>
-          <w:rFonts w:ascii="Arial" w:hAnsi="Arial" w:cs="Arial"/>
-        </w:rPr>
-        <w:t xml:space="preserve"> 47 позиций </w:t>
-      </w:r>
-      <w:r>
-        <w:rPr>
-          <w:rFonts w:ascii="Arial" w:hAnsi="Arial" w:cs="Arial"/>
-        </w:rPr>
-        <w:t>на сумму 240,3 млн</w:t>
-      </w:r>
-      <w:r>
-        <w:rPr>
-          <w:rFonts w:ascii="Arial" w:hAnsi="Arial" w:cs="Arial"/>
-        </w:rPr>
-        <w:t xml:space="preserve"> тенге с учетом </w:t>
-      </w:r>
-      <w:r>
-        <w:rPr>
-          <w:rFonts w:ascii="Arial" w:hAnsi="Arial" w:cs="Arial"/>
-        </w:rPr>
-        <w:lastRenderedPageBreak/>
-        <w:t>НДС. План сформирован на основе бюджета, одобренного по вопросу 4; способы закупок определены в соответствии с Правилами закупок Фонда. Закупки по проектам и мероприятиям Проектного офиса включаются в план по мере подтверждения финансирования путем внесения в него изменений решением Управляющего совета.</w:t>
+        <w:t xml:space="preserve">По вопросу 5 Повестки об утверждении плана закупок выступил Заместитель Главного исполнительного директора по административным вопросам Мурат Темирбеков и представил проект </w:t>
+      </w:r>
+      <w:r>
+        <w:rPr>
+          <w:rFonts w:ascii="Arial" w:hAnsi="Arial" w:cs="Arial"/>
+        </w:rPr>
+        <w:t>плана закупок товаров, работ и услуг на IV квартал 2026 года</w:t>
+      </w:r>
+      <w:r>
+        <w:rPr>
+          <w:rFonts w:ascii="Arial" w:hAnsi="Arial" w:cs="Arial"/>
+        </w:rPr>
+        <w:t xml:space="preserve"> (приложение 4): 80 позиций на сумму 156,2 млн тенге с учетом НДС, в том числе услуги, работы по реализации проектов – 87,4 млн тенге. План сформирован на основе бюджета, одобренного по вопросу 4; способы закупок определены в соответствии с Правилами закупок Фонда.</w:t>
       </w:r>
     </w:p>
     <w:p>
@@ -1374,8 +1240,7 @@
         <w:rPr>
           <w:rFonts w:ascii="Arial" w:hAnsi="Arial" w:cs="Arial"/>
         </w:rPr>
-        <w:tab/>
-        <w:t>Все члены Управляющего совета проголосовали «ЗА» по вопросу 5 об утверждении плана закупок товаров, работ и услуг на IV квартал 2026 года и 2027 год.</w:t>
+        <w:t>Все члены Управляющего совета проголосовали «ЗА» по вопросу 5 об утверждении плана закупок товаров, работ и услуг на IV квартал 2026 года.</w:t>
       </w:r>
     </w:p>
     <w:p>
@@ -1430,7 +1295,7 @@
         <w:rPr>
           <w:rFonts w:ascii="Arial" w:hAnsi="Arial" w:cs="Arial"/>
         </w:rPr>
-        <w:t>2) внести на утверждение Верховному попечителю ЦАКФ бюджет Фонда на IV квартал 2026 года и 2027 год, а также проект приказа об изменениях в Приложения А и Б к Приказу Верховного попечителя № 1 от 1 июля 2024 года;</w:t>
+        <w:t>2) внести на утверждение Верховному попечителю ЦАКФ бюджет Фонда на IV квартал 2026 года, а также проект приказа об изменениях в Приложения А и Б к Приказу Верховного попечителя № 1 от 1 июля 2024 года;</w:t>
       </w:r>
     </w:p>
     <w:p>
@@ -1462,7 +1327,7 @@
         <w:rPr>
           <w:rFonts w:ascii="Arial" w:hAnsi="Arial" w:cs="Arial"/>
         </w:rPr>
-        <w:t>4) осуществлять закупки в соответствии с утвержденным планом закупок после утверждения бюджета Верховным попечителем и в пределах поступившего финансирования;</w:t>
+        <w:t>4) перезаключить трудовые договоры с действующими работниками Фонда в связи с изменением штатного расписания;</w:t>
       </w:r>
     </w:p>
     <w:p>
@@ -1478,7 +1343,35 @@
         <w:rPr>
           <w:rFonts w:ascii="Arial" w:hAnsi="Arial" w:cs="Arial"/>
         </w:rPr>
-        <w:t>5) направить Верховному попечителю ЦАКФ соответствующую информацию о принятых решениях.</w:t>
+        <w:t>5)</w:t>
+      </w:r>
+      <w:r>
+        <w:rPr>
+          <w:rFonts w:ascii="Arial" w:hAnsi="Arial" w:cs="Arial"/>
+        </w:rPr>
+        <w:t xml:space="preserve"> осуществлять закупки в соответствии с утвержденным планом закупок после утверждения бюджета Верховным попечителем и в пределах поступившего финансирования;</w:t>
+      </w:r>
+    </w:p>
+    <w:p>
+      <w:pPr>
+        <w:spacing w:after="0" w:line="240" w:lineRule="auto"/>
+        <w:contextualSpacing/>
+        <w:jc w:val="both"/>
+        <w:rPr>
+          <w:rFonts w:ascii="Arial" w:hAnsi="Arial" w:cs="Arial"/>
+        </w:rPr>
+      </w:pPr>
+      <w:r>
+        <w:rPr>
+          <w:rFonts w:ascii="Arial" w:hAnsi="Arial" w:cs="Arial"/>
+        </w:rPr>
+        <w:t>6)</w:t>
+      </w:r>
+      <w:r>
+        <w:rPr>
+          <w:rFonts w:ascii="Arial" w:hAnsi="Arial" w:cs="Arial"/>
+        </w:rPr>
+        <w:t xml:space="preserve"> направить Верховному попечителю ЦАКФ соответствующую информацию о принятых решениях.</w:t>
       </w:r>
     </w:p>
     <w:p>
@@ -2398,7 +2291,21 @@
           <w:rFonts w:ascii="Arial" w:hAnsi="Arial" w:cs="Arial"/>
           <w:lang w:val="en-US"/>
         </w:rPr>
-        <w:t>1. Mr. Yerlik Karazhan – Chief Executive Officer, Head of the Project Office.</w:t>
+        <w:t xml:space="preserve">1. Mr. Yerlik Karazhan – </w:t>
+      </w:r>
+      <w:r>
+        <w:rPr>
+          <w:rFonts w:ascii="Arial" w:hAnsi="Arial" w:cs="Arial"/>
+          <w:lang w:val="en-US"/>
+        </w:rPr>
+        <w:t>Chief Executive Officer</w:t>
+      </w:r>
+      <w:r>
+        <w:rPr>
+          <w:rFonts w:ascii="Arial" w:hAnsi="Arial" w:cs="Arial"/>
+          <w:lang w:val="en-US"/>
+        </w:rPr>
+        <w:t>.</w:t>
       </w:r>
     </w:p>
     <w:p>
@@ -2460,7 +2367,14 @@
           <w:rFonts w:ascii="Arial" w:hAnsi="Arial" w:cs="Arial"/>
           <w:lang w:val="en-US"/>
         </w:rPr>
-        <w:t>3. Mr. Alexander Kononets – Deputy Chief Executive Officer.</w:t>
+        <w:t xml:space="preserve">3. Mr. Alexander </w:t>
+      </w:r>
+      <w:r>
+        <w:rPr>
+          <w:rFonts w:ascii="Arial" w:hAnsi="Arial" w:cs="Arial"/>
+          <w:lang w:val="en-US"/>
+        </w:rPr>
+        <w:t>Kononets – Deputy Chief Executive Officer for Strategy and Projects.</w:t>
       </w:r>
     </w:p>
     <w:p>
@@ -2670,7 +2584,7 @@
           <w:rFonts w:ascii="Arial" w:hAnsi="Arial" w:cs="Arial"/>
           <w:lang w:val="en-US"/>
         </w:rPr>
-        <w:t>4. On the approval of the budget of the Foundation for the fourth quarter of 2026 and for 2027.</w:t>
+        <w:t>4. On the approval of the budget of the Foundation for the fourth quarter of 2026.</w:t>
       </w:r>
     </w:p>
     <w:p>
@@ -2689,7 +2603,7 @@
           <w:rFonts w:ascii="Arial" w:hAnsi="Arial" w:cs="Arial"/>
           <w:lang w:val="en-US"/>
         </w:rPr>
-        <w:t>5. On the approval of the procurement plan for goods, works and services for the fourth quarter of 2026 and for 2027.</w:t>
+        <w:t>5. On the approval of the procurement plan for goods, works and services for the fourth quarter of 2026.</w:t>
       </w:r>
     </w:p>
     <w:p>
@@ -2826,6 +2740,7 @@
           <w:rFonts w:ascii="Arial" w:hAnsi="Arial" w:cs="Arial"/>
           <w:lang w:val="en-US"/>
         </w:rPr>
+        <w:lastRenderedPageBreak/>
         <w:t>1.3. The Secretary reported that all appointed members of the Management Council of the CACF were present and that a quorum was present to hold the meeting.</w:t>
       </w:r>
     </w:p>
@@ -2921,7 +2836,23 @@
           <w:b/>
           <w:lang w:val="en-US"/>
         </w:rPr>
-        <w:t>On item 1 of the Agenda on the inclusion of the Project Office «Taza Qazaqstan» in the structure of the Foundation, the Chief Executive Officer, Head of the Project Office, Yerlik Karazhan, spoke. By the decision of the Management Council of 30 July 2026 (Minutes No. 12), the areas of activity of the Foundation were supplemented with participation in the implementation of national and regional environmental initiatives, including «Taza Qazaqstan», and it was determined that units of the Foundation are included in its structure by decision of the Management Council. For the implementation of the «Taza Qazaqstan» initiative it is proposed to include in the structure of the Foundation the Project Office «Taza Qazaqstan» headed by the National Coordinator.</w:t>
+        <w:t xml:space="preserve">On item 1 of the Agenda on the inclusion of the Project Office «Taza Qazaqstan» in the structure of the Foundation, the </w:t>
+      </w:r>
+      <w:r>
+        <w:rPr>
+          <w:rFonts w:ascii="Arial" w:hAnsi="Arial" w:cs="Arial"/>
+          <w:b/>
+          <w:lang w:val="en-US"/>
+        </w:rPr>
+        <w:t>Chief Executive Officer</w:t>
+      </w:r>
+      <w:r>
+        <w:rPr>
+          <w:rFonts w:ascii="Arial" w:hAnsi="Arial" w:cs="Arial"/>
+          <w:b/>
+          <w:lang w:val="en-US"/>
+        </w:rPr>
+        <w:t xml:space="preserve">, Yerlik Karazhan, spoke. By the decision of the Management Council of 30 July 2026 (Minutes No. 12), the areas of activity of the Foundation were supplemented with participation in the implementation of national and regional environmental initiatives, including «Taza Qazaqstan», and it was determined that units of the Foundation are included in its structure by decision of the Management Council. </w:t>
       </w:r>
     </w:p>
     <w:p>
@@ -2939,7 +2870,21 @@
           <w:rFonts w:ascii="Arial" w:hAnsi="Arial" w:cs="Arial"/>
           <w:lang w:val="en-US"/>
         </w:rPr>
-        <w:t>Next, the Deputy Chief Executive Officer, Alexander Kononets, spoke and reported that the Project Office is proposed to include the Department of Project Management and Regional Coordination, the Department of Sociological Research and Analytics, the Department of Digital Development and the Communication and Creative Group. The status, tasks and procedures of the Project Office are determined by regulations approved by the Management Council.</w:t>
+        <w:t xml:space="preserve">Next, </w:t>
+      </w:r>
+      <w:r>
+        <w:rPr>
+          <w:rFonts w:ascii="Arial" w:hAnsi="Arial" w:cs="Arial"/>
+          <w:lang w:val="en-US"/>
+        </w:rPr>
+        <w:t>the Deputy Chief Executive Officer for Strategy and Projects, Alexander Kononets</w:t>
+      </w:r>
+      <w:r>
+        <w:rPr>
+          <w:rFonts w:ascii="Arial" w:hAnsi="Arial" w:cs="Arial"/>
+          <w:lang w:val="en-US"/>
+        </w:rPr>
+        <w:t>, spoke and reported that the Project Office is proposed to include the Department of Project Management and Regional Coordination, the Department of Sociological Research and Analytics, the Department of Digital Development and the Communication and Creative Group. The status, tasks and procedures of the Project Office are determined by regulations approved by the Management Council.</w:t>
       </w:r>
     </w:p>
     <w:p>
@@ -2998,115 +2943,25 @@
           <w:bCs/>
           <w:lang w:val="en-US"/>
         </w:rPr>
-        <w:t xml:space="preserve">On item 2 of the Agenda on the change of the organisational structure and the increase of the staff number of the Foundation, the Deputy Chief Executive Officer for Administrative Issues, Murat Temirbekov, spoke. In connection with the establishment of the Project Office «Taza Qazaqstan» and the implementation of other initiatives of the Foundation (ESG, climate risk assessment, climate analytics, the Training Centre, the Expert Council), it is proposed to approve the new organisational structure of the Foundation (Annex 1) and to increase the staff number to 30 positions: the Foundation with the expert group </w:t>
-      </w:r>
-      <w:r>
-        <w:rPr>
-          <w:rFonts w:ascii="Arial" w:hAnsi="Arial" w:cs="Arial"/>
-          <w:b/>
-          <w:bCs/>
-          <w:lang w:val="en-US"/>
-        </w:rPr>
-        <w:t>–</w:t>
-      </w:r>
-      <w:r>
-        <w:rPr>
-          <w:rFonts w:ascii="Arial" w:hAnsi="Arial" w:cs="Arial"/>
-          <w:b/>
-          <w:bCs/>
-          <w:lang w:val="en-US"/>
-        </w:rPr>
-        <w:t xml:space="preserve"> 9, the Project Office </w:t>
-      </w:r>
-      <w:r>
-        <w:rPr>
-          <w:rFonts w:ascii="Arial" w:hAnsi="Arial" w:cs="Arial"/>
-          <w:b/>
-          <w:bCs/>
-          <w:lang w:val="en-US"/>
-        </w:rPr>
-        <w:t>–</w:t>
-      </w:r>
-      <w:r>
-        <w:rPr>
-          <w:rFonts w:ascii="Arial" w:hAnsi="Arial" w:cs="Arial"/>
-          <w:b/>
-          <w:bCs/>
-          <w:lang w:val="en-US"/>
-        </w:rPr>
-        <w:t xml:space="preserve"> 21. The staff number is introduced in stages: </w:t>
-      </w:r>
-      <w:r>
-        <w:rPr>
-          <w:rFonts w:ascii="Arial" w:hAnsi="Arial" w:cs="Arial"/>
-          <w:b/>
-          <w:bCs/>
-          <w:lang w:val="en-US"/>
-        </w:rPr>
-        <w:t xml:space="preserve">from 21 October 2026 </w:t>
-      </w:r>
-      <w:r>
-        <w:rPr>
-          <w:rFonts w:ascii="Arial" w:hAnsi="Arial" w:cs="Arial"/>
-          <w:b/>
-          <w:bCs/>
-          <w:lang w:val="en-US"/>
-        </w:rPr>
-        <w:t>–</w:t>
-      </w:r>
-      <w:r>
-        <w:rPr>
-          <w:rFonts w:ascii="Arial" w:hAnsi="Arial" w:cs="Arial"/>
-          <w:b/>
-          <w:bCs/>
-          <w:lang w:val="en-US"/>
-        </w:rPr>
-        <w:t xml:space="preserve"> 18 positions, from January 2027 </w:t>
-      </w:r>
-      <w:r>
-        <w:rPr>
-          <w:rFonts w:ascii="Arial" w:hAnsi="Arial" w:cs="Arial"/>
-          <w:b/>
-          <w:bCs/>
-          <w:lang w:val="en-US"/>
-        </w:rPr>
-        <w:t>–</w:t>
-      </w:r>
-      <w:r>
-        <w:rPr>
-          <w:rFonts w:ascii="Arial" w:hAnsi="Arial" w:cs="Arial"/>
-          <w:b/>
-          <w:bCs/>
-          <w:lang w:val="en-US"/>
-        </w:rPr>
-        <w:t xml:space="preserve"> 19, from February 2027 </w:t>
-      </w:r>
-      <w:r>
-        <w:rPr>
-          <w:rFonts w:ascii="Arial" w:hAnsi="Arial" w:cs="Arial"/>
-          <w:b/>
-          <w:bCs/>
-          <w:lang w:val="en-US"/>
-        </w:rPr>
-        <w:t>–</w:t>
-      </w:r>
-      <w:r>
-        <w:rPr>
-          <w:rFonts w:ascii="Arial" w:hAnsi="Arial" w:cs="Arial"/>
-          <w:b/>
-          <w:bCs/>
-          <w:lang w:val="en-US"/>
-        </w:rPr>
-        <w:t xml:space="preserve"> 30</w:t>
-      </w:r>
-      <w:r>
-        <w:rPr>
-          <w:rFonts w:ascii="Arial" w:hAnsi="Arial" w:cs="Arial"/>
-          <w:b/>
-          <w:bCs/>
-          <w:lang w:val="en-US"/>
-        </w:rPr>
-        <w:t>. The functions of the lawyer, system administrator, developer, film director, copywriter, designer and creators manager are proposed to be outsourced.</w:t>
+        <w:t xml:space="preserve">On item 2 of the Agenda on the change of the organisational structure and the increase of the staff number of the Foundation, the Deputy Chief Executive Officer for Administrative Issues, Murat Temirbekov, spoke. In connection with the establishment of the Project Office «Taza Qazaqstan» and the implementation of other initiatives of the Foundation (ESG, climate risk assessment, climate analytics, the Training Centre, the Expert Council), it is proposed to approve the new organisational structure of the Foundation (Annex 1) and to increase the staff number to 30 positions: </w:t>
+      </w:r>
+      <w:r>
+        <w:rPr>
+          <w:rFonts w:ascii="Arial" w:hAnsi="Arial" w:cs="Arial"/>
+          <w:b/>
+          <w:bCs/>
+          <w:lang w:val="en-US"/>
+        </w:rPr>
+        <w:t>the Foundation (including the Project Office for Central Asia on Climate Change and Green Energy) – 9, the Project Office «Taza Qazaqstan» – 21</w:t>
+      </w:r>
+      <w:r>
+        <w:rPr>
+          <w:rFonts w:ascii="Arial" w:hAnsi="Arial" w:cs="Arial"/>
+          <w:b/>
+          <w:bCs/>
+          <w:lang w:val="en-US"/>
+        </w:rPr>
+        <w:t>. From 21 October 2026, 18 positions are introduced; in 2027 the staff number is expanded in stages depending on the financing received. The functions of the lawyer, system administrator, developer, film director, copywriter, designer and creators manager are proposed to be outsourced.</w:t>
       </w:r>
     </w:p>
     <w:p>
@@ -3178,6 +3033,13 @@
         </w:rPr>
         <w:t>On item 3 of the Agenda on the approval of the staff schedule of the Foundation, the Deputy Chief Executive Officer for Administrative Issues, Murat Temirbekov, spoke and presented the draft staff schedule for 30 positions (Annex 2). The monthly payroll of official salaries at full staffing amounts to 31.3 million tenge. The official salaries of the members of the Management Council are subject to approval by the Supreme Guardian in the manner provided for by the By-laws of the Foundation.</w:t>
       </w:r>
+      <w:r>
+        <w:rPr>
+          <w:rFonts w:ascii="Arial" w:hAnsi="Arial" w:cs="Arial"/>
+          <w:lang w:val="en-US"/>
+        </w:rPr>
+        <w:t xml:space="preserve"> In connection with the change of the staff schedule, including the titles of positions and official salaries, the employment contracts with the current employees of the Foundation are to be re-concluded; with the members of the Management Council – in the manner provided for by the By-laws of the Foundation.</w:t>
+      </w:r>
     </w:p>
     <w:p>
       <w:pPr>
@@ -3246,77 +3108,7 @@
           <w:rFonts w:ascii="Arial" w:hAnsi="Arial" w:cs="Arial"/>
           <w:lang w:val="en-US"/>
         </w:rPr>
-        <w:t xml:space="preserve">On item 4 of the Agenda on the approval of the budget of the Foundation for the fourth quarter of 2026 and for 2027, the Financial Director-Chief Accountant of CACF, Maira Orazbayeva, spoke and presented the draft budget (Annex 3): for the fourth quarter of 2026 </w:t>
-      </w:r>
-      <w:r>
-        <w:rPr>
-          <w:rFonts w:ascii="Arial" w:hAnsi="Arial" w:cs="Arial"/>
-          <w:lang w:val="en-US"/>
-        </w:rPr>
-        <w:t>–</w:t>
-      </w:r>
-      <w:r>
-        <w:rPr>
-          <w:rFonts w:ascii="Arial" w:hAnsi="Arial" w:cs="Arial"/>
-          <w:lang w:val="en-US"/>
-        </w:rPr>
-        <w:t xml:space="preserve"> </w:t>
-      </w:r>
-      <w:r>
-        <w:rPr>
-          <w:rFonts w:ascii="Arial" w:hAnsi="Arial" w:cs="Arial"/>
-          <w:lang w:val="en-US"/>
-        </w:rPr>
-        <w:t>227.8 million tenge including VAT (196.4 million tenge excluding VAT)</w:t>
-      </w:r>
-      <w:r>
-        <w:rPr>
-          <w:rFonts w:ascii="Arial" w:hAnsi="Arial" w:cs="Arial"/>
-          <w:lang w:val="en-US"/>
-        </w:rPr>
-        <w:t xml:space="preserve">, for 2027 </w:t>
-      </w:r>
-      <w:r>
-        <w:rPr>
-          <w:rFonts w:ascii="Arial" w:hAnsi="Arial" w:cs="Arial"/>
-          <w:lang w:val="en-US"/>
-        </w:rPr>
-        <w:t>–</w:t>
-      </w:r>
-      <w:r>
-        <w:rPr>
-          <w:rFonts w:ascii="Arial" w:hAnsi="Arial" w:cs="Arial"/>
-          <w:lang w:val="en-US"/>
-        </w:rPr>
-        <w:t xml:space="preserve"> </w:t>
-      </w:r>
-      <w:r>
-        <w:rPr>
-          <w:rFonts w:ascii="Arial" w:hAnsi="Arial" w:cs="Arial"/>
-          <w:lang w:val="en-US"/>
-        </w:rPr>
-        <w:t xml:space="preserve">1,017.7 million tenge including VAT (877.3 million tenge excluding VAT), in total </w:t>
-      </w:r>
-      <w:r>
-        <w:rPr>
-          <w:rFonts w:ascii="Arial" w:hAnsi="Arial" w:cs="Arial"/>
-          <w:lang w:val="en-US"/>
-        </w:rPr>
-        <w:t>–</w:t>
-      </w:r>
-      <w:r>
-        <w:rPr>
-          <w:rFonts w:ascii="Arial" w:hAnsi="Arial" w:cs="Arial"/>
-          <w:lang w:val="en-US"/>
-        </w:rPr>
-        <w:t xml:space="preserve"> 1,245.4 million tenge</w:t>
-      </w:r>
-      <w:r>
-        <w:rPr>
-          <w:rFonts w:ascii="Arial" w:hAnsi="Arial" w:cs="Arial"/>
-          <w:lang w:val="en-US"/>
-        </w:rPr>
-        <w:t>. The budget includes expenses for personnel, outsourced services, office rent and equipment, business trips, employee insurance, targeted advertising and printed materials, as well as a contingency reserve of 10 per cent.</w:t>
+        <w:t>On item 4 of the Agenda on the approval of the budget of the Foundation for the fourth quarter of 2026, the Financial Director-Chief Accountant of CACF, Maira Orazbayeva, spoke and presented the draft budget (Annex 3) in the amount of 250.0 million tenge, including: organisational support of the Foundation and the Project Office – 162.6 million tenge including VAT (140.2 million tenge excluding VAT), and priority projects of the Project Office – 87.4 million tenge. Organisational support includes expenses for personnel (18 positions from 21 October 2026), outsourced services, office rent and equipment, business trips within the Republic of Kazakhstan, employee insurance, digital tools, targeted advertising and printed materials, as well as contingencies (a reserve of 10 per cent).</w:t>
       </w:r>
     </w:p>
     <w:p>
@@ -3337,7 +3129,8 @@
           <w:rFonts w:ascii="Arial" w:hAnsi="Arial" w:cs="Arial"/>
           <w:lang w:val="en-US"/>
         </w:rPr>
-        <w:t>Expenses for projects and events of the Project Office (213.0 million tenge for the fourth quarter of 2026 and 1,530.0 million tenge for 2027) are not included in the budget and are financed separately as the relevant agreements are concluded and funds are received. The budget is executed within the financing received.</w:t>
+        <w:lastRenderedPageBreak/>
+        <w:t>Priority projects: information support, including press events and mobile branding – 18.4 million tenge; development and technical support of the digital platform – 18.4 million tenge; special and creative projects – 30.5 million tenge; engagement of influencers – 9.2 million tenge; projects with youth and volunteers – 6.1 million tenge; «TAZA TALQY» – 3.6 million tenge; «TAZA OI» – 1.2 million tenge. The budget corresponds to the preliminary calculation sent to the Ministry of Ecology and Natural Resources of the Republic of Kazakhstan by letter of the Foundation No. 02/373 dated 12 October 2026. The Ministry has proposed to consider using part of the net income of JSC «Zhasyl Damu» (250 million tenge) remaining at its disposal after the payment of dividends for the launch of the Project Office (letter No. PR-82853 dated 12 October 2026). The budget for 2027 is submitted to the Management Council separately. The budget is executed within the financing received.</w:t>
       </w:r>
     </w:p>
     <w:p>
@@ -3407,63 +3200,21 @@
           <w:rFonts w:ascii="Arial" w:hAnsi="Arial" w:cs="Arial"/>
           <w:lang w:val="en-US"/>
         </w:rPr>
-        <w:t xml:space="preserve">On item 5 of the Agenda on the approval of the procurement plan, the Deputy Chief Executive Officer for Administrative Issues, Murat Temirbekov, spoke and presented the draft procurement plan for goods, works and non-consulting services of the Project Office «Taza Qazaqstan» (Annex 4): for the fourth quarter of 2026 </w:t>
-      </w:r>
-      <w:r>
-        <w:rPr>
-          <w:rFonts w:ascii="Arial" w:hAnsi="Arial" w:cs="Arial"/>
-          <w:lang w:val="en-US"/>
-        </w:rPr>
-        <w:t>–</w:t>
-      </w:r>
-      <w:r>
-        <w:rPr>
-          <w:rFonts w:ascii="Arial" w:hAnsi="Arial" w:cs="Arial"/>
-          <w:lang w:val="en-US"/>
-        </w:rPr>
-        <w:t xml:space="preserve"> 98 items in the </w:t>
-      </w:r>
-      <w:r>
-        <w:rPr>
-          <w:rFonts w:ascii="Arial" w:hAnsi="Arial" w:cs="Arial"/>
-          <w:lang w:val="en-US"/>
-        </w:rPr>
-        <w:t>amount of 98.8 million</w:t>
-      </w:r>
-      <w:r>
-        <w:rPr>
-          <w:rFonts w:ascii="Arial" w:hAnsi="Arial" w:cs="Arial"/>
-          <w:lang w:val="en-US"/>
-        </w:rPr>
-        <w:t xml:space="preserve"> tenge including VAT, for 2027 </w:t>
-      </w:r>
-      <w:r>
-        <w:rPr>
-          <w:rFonts w:ascii="Arial" w:hAnsi="Arial" w:cs="Arial"/>
-          <w:lang w:val="en-US"/>
-        </w:rPr>
-        <w:t>–</w:t>
-      </w:r>
-      <w:r>
-        <w:rPr>
-          <w:rFonts w:ascii="Arial" w:hAnsi="Arial" w:cs="Arial"/>
-          <w:lang w:val="en-US"/>
-        </w:rPr>
-        <w:t xml:space="preserve"> 47 items in the </w:t>
-      </w:r>
-      <w:r>
-        <w:rPr>
-          <w:rFonts w:ascii="Arial" w:hAnsi="Arial" w:cs="Arial"/>
-          <w:lang w:val="en-US"/>
-        </w:rPr>
-        <w:t>amount of 240.3 million</w:t>
-      </w:r>
-      <w:r>
-        <w:rPr>
-          <w:rFonts w:ascii="Arial" w:hAnsi="Arial" w:cs="Arial"/>
-          <w:lang w:val="en-US"/>
-        </w:rPr>
-        <w:t xml:space="preserve"> tenge including VAT. The plan is based on the budget approved under item 4; the procurement methods are determined in accordance with the Procurement Rules of the Foundation. Procurement for projects and events of the Project Office is included in the plan as financing is confirmed, by amending the plan by decision of the Management Council.</w:t>
+        <w:t xml:space="preserve">On item 5 of the Agenda on the approval of the procurement plan, the Deputy Chief Executive Officer for Administrative Issues, Murat Temirbekov, spoke and presented the draft </w:t>
+      </w:r>
+      <w:r>
+        <w:rPr>
+          <w:rFonts w:ascii="Arial" w:hAnsi="Arial" w:cs="Arial"/>
+          <w:lang w:val="en-US"/>
+        </w:rPr>
+        <w:t>procurement plan for goods, works and services for the fourth quarter of 2026</w:t>
+      </w:r>
+      <w:r>
+        <w:rPr>
+          <w:rFonts w:ascii="Arial" w:hAnsi="Arial" w:cs="Arial"/>
+          <w:lang w:val="en-US"/>
+        </w:rPr>
+        <w:t xml:space="preserve"> (Annex 4): 80 items in the amount of 156.2 million tenge including VAT, including services and works for the implementation of projects – 87.4 million tenge. The plan is based on the budget approved under item 4; the procurement methods are determined in accordance with the Procurement Rules of the Foundation.</w:t>
       </w:r>
     </w:p>
     <w:p>
@@ -3498,7 +3249,7 @@
           <w:rFonts w:ascii="Arial" w:hAnsi="Arial" w:cs="Arial"/>
           <w:lang w:val="en-US"/>
         </w:rPr>
-        <w:t>All members of the Management Council voted "FOR" on item 5 on the approval of the procurement plan for goods, works and services for the fourth quarter of 2026 and for 2027.</w:t>
+        <w:t>All members of the Management Council voted "FOR" on item 5 on the approval of the procurement plan for goods, works and services for the fourth quarter of 2026.</w:t>
       </w:r>
     </w:p>
     <w:p>
@@ -3558,7 +3309,7 @@
           <w:rFonts w:ascii="Arial" w:hAnsi="Arial" w:cs="Arial"/>
           <w:lang w:val="en-US"/>
         </w:rPr>
-        <w:t>2) to submit to the Supreme Guardian of the Central Asia Climate Foundation for approval the budget of the Foundation for the fourth quarter of 2026 and for 2027, as well as the draft order on amendments to Annexes A and B to the Order of the Supreme Guardian No. 1 dated 1 July 2024;</w:t>
+        <w:t>2) to submit to the Supreme Guardian of the Central Asia Climate Foundation for approval the budget of the Foundation for the fourth quarter of 2026, as well as the draft order on amendments to Annexes A and B to the Order of the Supreme Guardian No. 1 dated 1 July 2024;</w:t>
       </w:r>
     </w:p>
     <w:p>
@@ -3594,7 +3345,7 @@
           <w:rFonts w:ascii="Arial" w:hAnsi="Arial" w:cs="Arial"/>
           <w:lang w:val="en-US"/>
         </w:rPr>
-        <w:t>4) to carry out procurement in accordance with the approved procurement plan after the approval of the budget by the Supreme Guardian and within the financing received;</w:t>
+        <w:t>4) to re-conclude the employment contracts with the current employees of the Foundation in connection with the change of the staff schedule;</w:t>
       </w:r>
     </w:p>
     <w:p>
@@ -3612,7 +3363,39 @@
           <w:rFonts w:ascii="Arial" w:hAnsi="Arial" w:cs="Arial"/>
           <w:lang w:val="en-US"/>
         </w:rPr>
-        <w:t>5) to send the relevant information on the decisions taken to the Supreme Guardian of the Central Asia Climate Foundation.</w:t>
+        <w:t>5)</w:t>
+      </w:r>
+      <w:r>
+        <w:rPr>
+          <w:rFonts w:ascii="Arial" w:hAnsi="Arial" w:cs="Arial"/>
+          <w:lang w:val="en-US"/>
+        </w:rPr>
+        <w:t xml:space="preserve"> to carry out procurement in accordance with the approved procurement plan after the approval of the budget by the Supreme Guardian and within the financing received;</w:t>
+      </w:r>
+    </w:p>
+    <w:p>
+      <w:pPr>
+        <w:spacing w:after="0" w:line="240" w:lineRule="auto"/>
+        <w:contextualSpacing/>
+        <w:jc w:val="both"/>
+        <w:rPr>
+          <w:rFonts w:ascii="Arial" w:hAnsi="Arial" w:cs="Arial"/>
+          <w:lang w:val="en-US"/>
+        </w:rPr>
+      </w:pPr>
+      <w:r>
+        <w:rPr>
+          <w:rFonts w:ascii="Arial" w:hAnsi="Arial" w:cs="Arial"/>
+          <w:lang w:val="en-US"/>
+        </w:rPr>
+        <w:t>6)</w:t>
+      </w:r>
+      <w:r>
+        <w:rPr>
+          <w:rFonts w:ascii="Arial" w:hAnsi="Arial" w:cs="Arial"/>
+          <w:lang w:val="en-US"/>
+        </w:rPr>
+        <w:t xml:space="preserve"> to send the relevant information on the decisions taken to the Supreme Guardian of the Central Asia Climate Foundation.</w:t>
       </w:r>
     </w:p>
     <w:p>
@@ -6273,7 +6056,7 @@
 </file>
 
 <file path=customXml/itemProps1.xml><?xml version="1.0" encoding="utf-8"?>
-<ds:datastoreItem xmlns:ds="http://schemas.openxmlformats.org/officeDocument/2006/customXml" ds:itemID="{A4537BE4-EEA6-43AC-A539-CBF51802330A}">
+<ds:datastoreItem xmlns:ds="http://schemas.openxmlformats.org/officeDocument/2006/customXml" ds:itemID="{7053FA4B-6C99-4B0C-BC1C-5AA34E72D14D}">
   <ds:schemaRefs>
     <ds:schemaRef ds:uri="http://schemas.openxmlformats.org/officeDocument/2006/bibliography"/>
   </ds:schemaRefs>

--- a/Устав/_документы/Протокол УС № 13.docx
+++ b/Устав/_документы/Протокол УС № 13.docx
@@ -645,6 +645,26 @@
     </w:p>
     <w:p>
       <w:pPr>
+        <w:pStyle w:val="a9"/>
+        <w:numPr>
+          <w:ilvl w:val="0"/>
+          <w:numId w:val="1"/>
+        </w:numPr>
+        <w:spacing w:after="0" w:line="240" w:lineRule="auto"/>
+        <w:contextualSpacing/>
+        <w:rPr>
+          <w:rFonts w:ascii="Arial" w:hAnsi="Arial" w:cs="Arial"/>
+        </w:rPr>
+      </w:pPr>
+      <w:r>
+        <w:rPr>
+          <w:rFonts w:ascii="Arial" w:hAnsi="Arial" w:cs="Arial"/>
+        </w:rPr>
+        <w:t>Об утверждении положений о структурных подразделениях и Экспертном совете Фонда.</w:t>
+      </w:r>
+    </w:p>
+    <w:p>
+      <w:pPr>
         <w:pStyle w:val="ae"/>
         <w:spacing w:after="0" w:line="240" w:lineRule="auto"/>
         <w:rPr>
@@ -866,7 +886,15 @@
           <w:rFonts w:ascii="Arial" w:hAnsi="Arial" w:cs="Arial"/>
           <w:b/>
         </w:rPr>
-        <w:t xml:space="preserve"> Ерлік Қаражан. Решением Управляющего совета от 30 июля 2026 года (протокол № 12) направления деятельности Фонда дополнены участием в реализации национальных и региональных экологических инициатив, в том числе «Таза Қазақстан», и определено, что подразделения Фонда включаются в его структуру решением Управляющего совета. </w:t>
+        <w:t xml:space="preserve"> Ерлік Қаражан. Решением Управляющего совета от 30 июля 2026 года (протокол № 12) направления деятель</w:t>
+      </w:r>
+      <w:r>
+        <w:rPr>
+          <w:rFonts w:ascii="Arial" w:hAnsi="Arial" w:cs="Arial"/>
+          <w:b/>
+        </w:rPr>
+        <w:lastRenderedPageBreak/>
+        <w:t xml:space="preserve">ности Фонда дополнены участием в реализации национальных и региональных экологических инициатив, в том числе «Таза Қазақстан», и определено, что подразделения Фонда включаются в его структуру решением Управляющего совета. </w:t>
       </w:r>
     </w:p>
     <w:p>
@@ -883,7 +911,6 @@
         <w:rPr>
           <w:rFonts w:ascii="Arial" w:hAnsi="Arial" w:cs="Arial"/>
         </w:rPr>
-        <w:lastRenderedPageBreak/>
         <w:tab/>
         <w:t xml:space="preserve">Далее выступил </w:t>
       </w:r>
@@ -1124,14 +1151,14 @@
         <w:rPr>
           <w:rFonts w:ascii="Arial" w:hAnsi="Arial" w:cs="Arial"/>
         </w:rPr>
-        <w:t xml:space="preserve">Первоочередные проекты: информационное сопровождение, в том числе пресс-мероприятия и мобильный брендинг, – 18,4 млн тенге; разработка и техническое сопровождение цифровой платформы – 18,4 млн тенге; специальные и креативные проекты – 30,5 млн тенге; привлечение инфлюенсеров – 9,2 млн тенге; проекты с молодежью и волонтерами – 6,1 млн тенге; «TAZA TALQY» – 3,6 млн тенге; «TAZA OI» – 1,2 млн тенге. Бюджет соответствует предварительному расчету, направленному в Министерство экологии и природных ресурсов Республики Казахстан письмом Фонда от 12 октября 2026 года № 02/373. Министерством предложено рассмотреть возможность использования для запуска Проектного офиса части чистого дохода АО «Жасыл Даму» </w:t>
+        <w:t xml:space="preserve">Первоочередные проекты: информационное сопровождение, в том числе пресс-мероприятия и мобильный брендинг, – 18,4 млн тенге; разработка и техническое сопровождение цифровой платформы – 18,4 млн тенге; специальные и креативные проекты – 30,5 млн тенге; привлечение инфлюенсеров – 9,2 млн тенге; проекты с молодежью и волонтерами – 6,1 млн тенге; «TAZA TALQY» – 3,6 млн тенге; «TAZA OI» – 1,2 млн тенге. Бюджет соответствует предварительному расчету, направленному в </w:t>
       </w:r>
       <w:r>
         <w:rPr>
           <w:rFonts w:ascii="Arial" w:hAnsi="Arial" w:cs="Arial"/>
         </w:rPr>
         <w:lastRenderedPageBreak/>
-        <w:t>(250 млн тенге), остающегося в его распоряжении после выплаты дивидендов (письмо от 12 октября 2026 года № ПР-82853). Бюджет на 2027 год вносится на рассмотрение Управляющего совета отдельно. Исполнение бюджета осуществляется в пределах поступившего финансирования.</w:t>
+        <w:t>Министерство экологии и природных ресурсов Республики Казахстан письмом Фонда от 12 октября 2026 года № 02/373. Министерством предложено рассмотреть возможность использования для запуска Проектного офиса части чистого дохода АО «Жасыл Даму» (250 млн тенге), остающегося в его распоряжении после выплаты дивидендов (письмо от 12 октября 2026 года № ПР-82853). Бюджет на 2027 год вносится на рассмотрение Управляющего совета отдельно. Исполнение бюджета осуществляется в пределах поступившего финансирования.</w:t>
       </w:r>
     </w:p>
     <w:p>
@@ -1255,6 +1282,70 @@
           <w:rFonts w:ascii="Arial" w:hAnsi="Arial" w:cs="Arial"/>
         </w:rPr>
       </w:pPr>
+    </w:p>
+    <w:p>
+      <w:pPr>
+        <w:tabs>
+          <w:tab w:val="left" w:pos="426"/>
+          <w:tab w:val="left" w:pos="1276"/>
+        </w:tabs>
+        <w:spacing w:after="0" w:line="240" w:lineRule="auto"/>
+        <w:jc w:val="both"/>
+        <w:rPr>
+          <w:rFonts w:ascii="Arial" w:hAnsi="Arial" w:cs="Arial"/>
+        </w:rPr>
+      </w:pPr>
+      <w:r>
+        <w:rPr>
+          <w:rFonts w:ascii="Arial" w:hAnsi="Arial" w:cs="Arial"/>
+        </w:rPr>
+        <w:t>По вопросу 6 Повестки об утверждении положений о структурных подразделениях и Экспертном совете Фонда выступил Заместитель Главного исполнительного директора по административным вопросам Мурат Темирбеков и представил проекты положений о Проектном офисе «Таза Қазақстан» (приложение 5), о Проектном офисе для Центральной Азии по изменению климата и зеленой энергетике (приложение 6), об Учебном центре (приложение 7) и об Экспертном совете (приложение 8), подготовленные на русском и английском языках. Положения определяют статус, цели и задачи, структуру, функции, порядок руководства, взаимодействия, финансирования и отчетности. Проектный офис «Таза Қазақстан» возглавляет Национальный координатор, подчиняющийся Главному исполнительному директору; Проектный офис для Центральной Азии по изменению климата и зеленой энергетике подчиняется Заместителю Главного исполнительного директора по стратегии и проектам; курирование Учебного центра осуществляет Заместитель Главного исполнительного директора по административным вопросам, Экспертного совета – Заместитель Главного исполнительного директора по стратегии и проектам. Положения об Учебном центре и Экспертном совете подготовлены во исполнение поручения Управляющего совета от 30 июля 2026 года (протокол № 12).</w:t>
+      </w:r>
+    </w:p>
+    <w:p>
+      <w:pPr>
+        <w:tabs>
+          <w:tab w:val="left" w:pos="426"/>
+          <w:tab w:val="left" w:pos="1276"/>
+        </w:tabs>
+        <w:spacing w:after="0" w:line="240" w:lineRule="auto"/>
+        <w:jc w:val="both"/>
+        <w:rPr>
+          <w:rFonts w:ascii="Arial" w:hAnsi="Arial" w:cs="Arial"/>
+        </w:rPr>
+      </w:pPr>
+    </w:p>
+    <w:p>
+      <w:pPr>
+        <w:tabs>
+          <w:tab w:val="left" w:pos="426"/>
+          <w:tab w:val="left" w:pos="1276"/>
+        </w:tabs>
+        <w:spacing w:after="0" w:line="240" w:lineRule="auto"/>
+        <w:jc w:val="both"/>
+        <w:rPr>
+          <w:rFonts w:ascii="Arial" w:hAnsi="Arial" w:cs="Arial"/>
+        </w:rPr>
+      </w:pPr>
+      <w:r>
+        <w:rPr>
+          <w:rFonts w:ascii="Arial" w:hAnsi="Arial" w:cs="Arial"/>
+        </w:rPr>
+        <w:t>Все члены Управляющего совета проголосовали «ЗА» по вопросу 6 об утверждении положений о структурных подразделениях и Экспертном совете Фонда.</w:t>
+      </w:r>
+    </w:p>
+    <w:p>
+      <w:pPr>
+        <w:tabs>
+          <w:tab w:val="left" w:pos="426"/>
+          <w:tab w:val="left" w:pos="1276"/>
+        </w:tabs>
+        <w:spacing w:after="0" w:line="240" w:lineRule="auto"/>
+        <w:jc w:val="both"/>
+        <w:rPr>
+          <w:rFonts w:ascii="Arial" w:hAnsi="Arial" w:cs="Arial"/>
+        </w:rPr>
+      </w:pPr>
       <w:r>
         <w:rPr>
           <w:rFonts w:ascii="Arial" w:hAnsi="Arial" w:cs="Arial"/>
@@ -1279,7 +1370,7 @@
         <w:rPr>
           <w:rFonts w:ascii="Arial" w:hAnsi="Arial" w:cs="Arial"/>
         </w:rPr>
-        <w:t>1) разработать и внести на утверждение Управляющего совета проект положения о Проектном офисе «Таза Қазақстан»;</w:t>
+        <w:t>1) обеспечить работу структурных подразделений и Экспертного совета Фонда в соответствии с утвержденными положениями, утвердить приказом Главного исполнительного директора персональный состав Экспертного совета;</w:t>
       </w:r>
     </w:p>
     <w:p>
@@ -1442,6 +1533,7 @@
         <w:rPr>
           <w:rFonts w:ascii="Arial" w:hAnsi="Arial" w:cs="Arial"/>
         </w:rPr>
+        <w:lastRenderedPageBreak/>
         <w:t>3.1. Секретарь отметил, что все вопросы Повестки дня рассмотрены, по каждому вопросу приняты соответствующие решения.</w:t>
       </w:r>
     </w:p>
@@ -2420,6 +2512,7 @@
           <w:rFonts w:ascii="Arial" w:hAnsi="Arial" w:cs="Arial"/>
           <w:lang w:val="en-US"/>
         </w:rPr>
+        <w:lastRenderedPageBreak/>
         <w:t>Mr. Alexander Kononets – member of the Management Council.</w:t>
       </w:r>
     </w:p>
@@ -2604,6 +2697,25 @@
           <w:lang w:val="en-US"/>
         </w:rPr>
         <w:t>5. On the approval of the procurement plan for goods, works and services for the fourth quarter of 2026.</w:t>
+      </w:r>
+    </w:p>
+    <w:p>
+      <w:pPr>
+        <w:pStyle w:val="a9"/>
+        <w:spacing w:after="0" w:line="240" w:lineRule="auto"/>
+        <w:ind w:left="720"/>
+        <w:contextualSpacing/>
+        <w:rPr>
+          <w:rFonts w:ascii="Arial" w:hAnsi="Arial" w:cs="Arial"/>
+          <w:lang w:val="en-US"/>
+        </w:rPr>
+      </w:pPr>
+      <w:r>
+        <w:rPr>
+          <w:rFonts w:ascii="Arial" w:hAnsi="Arial" w:cs="Arial"/>
+          <w:lang w:val="en-US"/>
+        </w:rPr>
+        <w:t>6. On the approval of the regulations on the structural units and the Expert Council of the Foundation.</w:t>
       </w:r>
     </w:p>
     <w:p>
@@ -2740,7 +2852,6 @@
           <w:rFonts w:ascii="Arial" w:hAnsi="Arial" w:cs="Arial"/>
           <w:lang w:val="en-US"/>
         </w:rPr>
-        <w:lastRenderedPageBreak/>
         <w:t>1.3. The Secretary reported that all appointed members of the Management Council of the CACF were present and that a quorum was present to hold the meeting.</w:t>
       </w:r>
     </w:p>
@@ -2996,6 +3107,7 @@
           <w:rFonts w:ascii="Arial" w:hAnsi="Arial" w:cs="Arial"/>
           <w:lang w:val="en-US"/>
         </w:rPr>
+        <w:lastRenderedPageBreak/>
         <w:t>All members of the Management Council voted "FOR" on item 2 on the change of the organisational structure and the increase of the staff number of the Foundation.</w:t>
       </w:r>
     </w:p>
@@ -3129,7 +3241,6 @@
           <w:rFonts w:ascii="Arial" w:hAnsi="Arial" w:cs="Arial"/>
           <w:lang w:val="en-US"/>
         </w:rPr>
-        <w:lastRenderedPageBreak/>
         <w:t>Priority projects: information support, including press events and mobile branding – 18.4 million tenge; development and technical support of the digital platform – 18.4 million tenge; special and creative projects – 30.5 million tenge; engagement of influencers – 9.2 million tenge; projects with youth and volunteers – 6.1 million tenge; «TAZA TALQY» – 3.6 million tenge; «TAZA OI» – 1.2 million tenge. The budget corresponds to the preliminary calculation sent to the Ministry of Ecology and Natural Resources of the Republic of Kazakhstan by letter of the Foundation No. 02/373 dated 12 October 2026. The Ministry has proposed to consider using part of the net income of JSC «Zhasyl Damu» (250 million tenge) remaining at its disposal after the payment of dividends for the launch of the Project Office (letter No. PR-82853 dated 12 October 2026). The budget for 2027 is submitted to the Management Council separately. The budget is executed within the financing received.</w:t>
       </w:r>
     </w:p>
@@ -3265,13 +3376,6 @@
           <w:lang w:val="en-US"/>
         </w:rPr>
       </w:pPr>
-      <w:r>
-        <w:rPr>
-          <w:rFonts w:ascii="Arial" w:hAnsi="Arial" w:cs="Arial"/>
-          <w:lang w:val="en-US"/>
-        </w:rPr>
-        <w:t>The Chairman thanked the members of the Management Council for their unanimous decision on the agenda items and instructed:</w:t>
-      </w:r>
     </w:p>
     <w:p>
       <w:pPr>
@@ -3291,7 +3395,92 @@
           <w:rFonts w:ascii="Arial" w:hAnsi="Arial" w:cs="Arial"/>
           <w:lang w:val="en-US"/>
         </w:rPr>
-        <w:t>1) to develop and submit to the Management Council for approval draft regulations on the Project Office «Taza Qazaqstan»;</w:t>
+        <w:t xml:space="preserve">On item 6 of the Agenda on the approval of the regulations on the structural units and the Expert Council of the Foundation, the Deputy Chief Executive Officer for Administrative Issues, Murat Temirbekov, spoke and presented the draft regulations on the Project Office «Taza Qazaqstan» (Annex 5), on the Project Office for Central Asia on Climate Change and Green Energy (Annex 6), on the Training Centre (Annex 7) and on the Expert Council (Annex 8), prepared in the Russian and English languages. The regulations determine the status, objectives and tasks, structure, functions, procedure of management, interaction, financing and reporting. The Project Office «Taza Qazaqstan» is headed by the National Coordinator reporting to the Chief Executive Officer; the Project Office for Central Asia on Climate Change and Green Energy reports to the Deputy </w:t>
+      </w:r>
+      <w:r>
+        <w:rPr>
+          <w:rFonts w:ascii="Arial" w:hAnsi="Arial" w:cs="Arial"/>
+          <w:lang w:val="en-US"/>
+        </w:rPr>
+        <w:lastRenderedPageBreak/>
+        <w:t>Chief Executive Officer for Strategy and Projects; the Training Centre is supervised by the Deputy Chief Executive Officer for Administrative Issues and the Expert Council by the Deputy Chief Executive Officer for Strategy and Projects. The regulations on the Training Centre and the Expert Council have been prepared pursuant to the instruction of the Management Council of 30 July 2026 (Minutes No. 12).</w:t>
+      </w:r>
+    </w:p>
+    <w:p>
+      <w:pPr>
+        <w:tabs>
+          <w:tab w:val="left" w:pos="426"/>
+          <w:tab w:val="left" w:pos="1276"/>
+        </w:tabs>
+        <w:spacing w:after="0" w:line="240" w:lineRule="auto"/>
+        <w:jc w:val="both"/>
+        <w:rPr>
+          <w:rFonts w:ascii="Arial" w:hAnsi="Arial" w:cs="Arial"/>
+          <w:lang w:val="en-US"/>
+        </w:rPr>
+      </w:pPr>
+    </w:p>
+    <w:p>
+      <w:pPr>
+        <w:tabs>
+          <w:tab w:val="left" w:pos="426"/>
+          <w:tab w:val="left" w:pos="1276"/>
+        </w:tabs>
+        <w:spacing w:after="0" w:line="240" w:lineRule="auto"/>
+        <w:jc w:val="both"/>
+        <w:rPr>
+          <w:rFonts w:ascii="Arial" w:hAnsi="Arial" w:cs="Arial"/>
+          <w:lang w:val="en-US"/>
+        </w:rPr>
+      </w:pPr>
+      <w:r>
+        <w:rPr>
+          <w:rFonts w:ascii="Arial" w:hAnsi="Arial" w:cs="Arial"/>
+          <w:lang w:val="en-US"/>
+        </w:rPr>
+        <w:t>All members of the Management Council voted "FOR" on item 6 on the approval of the regulations on the structural units and the Expert Council of the Foundation.</w:t>
+      </w:r>
+    </w:p>
+    <w:p>
+      <w:pPr>
+        <w:tabs>
+          <w:tab w:val="left" w:pos="426"/>
+          <w:tab w:val="left" w:pos="1276"/>
+        </w:tabs>
+        <w:spacing w:after="0" w:line="240" w:lineRule="auto"/>
+        <w:jc w:val="both"/>
+        <w:rPr>
+          <w:rFonts w:ascii="Arial" w:hAnsi="Arial" w:cs="Arial"/>
+          <w:lang w:val="en-US"/>
+        </w:rPr>
+      </w:pPr>
+      <w:r>
+        <w:rPr>
+          <w:rFonts w:ascii="Arial" w:hAnsi="Arial" w:cs="Arial"/>
+          <w:lang w:val="en-US"/>
+        </w:rPr>
+        <w:t>The Chairman thanked the members of the Management Council for their unanimous decision on the agenda items and instructed:</w:t>
+      </w:r>
+    </w:p>
+    <w:p>
+      <w:pPr>
+        <w:tabs>
+          <w:tab w:val="left" w:pos="426"/>
+          <w:tab w:val="left" w:pos="1276"/>
+        </w:tabs>
+        <w:spacing w:after="0" w:line="240" w:lineRule="auto"/>
+        <w:jc w:val="both"/>
+        <w:rPr>
+          <w:rFonts w:ascii="Arial" w:hAnsi="Arial" w:cs="Arial"/>
+          <w:lang w:val="en-US"/>
+        </w:rPr>
+      </w:pPr>
+      <w:r>
+        <w:rPr>
+          <w:rFonts w:ascii="Arial" w:hAnsi="Arial" w:cs="Arial"/>
+          <w:lang w:val="en-US"/>
+        </w:rPr>
+        <w:t>1) to ensure the work of the structural units and the Expert Council of the Foundation in accordance with the approved regulations and to approve the members of the Expert Council by order of the Chief Executive Officer;</w:t>
       </w:r>
     </w:p>
     <w:p>
@@ -6056,7 +6245,7 @@
 </file>
 
 <file path=customXml/itemProps1.xml><?xml version="1.0" encoding="utf-8"?>
-<ds:datastoreItem xmlns:ds="http://schemas.openxmlformats.org/officeDocument/2006/customXml" ds:itemID="{7053FA4B-6C99-4B0C-BC1C-5AA34E72D14D}">
+<ds:datastoreItem xmlns:ds="http://schemas.openxmlformats.org/officeDocument/2006/customXml" ds:itemID="{87928975-9CEA-48F8-A6D6-34247A9F78A8}">
   <ds:schemaRefs>
     <ds:schemaRef ds:uri="http://schemas.openxmlformats.org/officeDocument/2006/bibliography"/>
   </ds:schemaRefs>

--- a/Устав/_документы/Протокол УС № 13.docx
+++ b/Устав/_документы/Протокол УС № 13.docx
@@ -600,7 +600,13 @@
         <w:rPr>
           <w:rFonts w:ascii="Arial" w:hAnsi="Arial" w:cs="Arial"/>
         </w:rPr>
-        <w:t>Об утверждении штатного расписания Фонда.</w:t>
+        <w:t>Об одобрении штатного расписания Фонда</w:t>
+      </w:r>
+      <w:r>
+        <w:rPr>
+          <w:rFonts w:ascii="Arial" w:hAnsi="Arial" w:cs="Arial"/>
+        </w:rPr>
+        <w:t>.</w:t>
       </w:r>
     </w:p>
     <w:p>
@@ -1061,13 +1067,7 @@
         <w:rPr>
           <w:rFonts w:ascii="Arial" w:hAnsi="Arial" w:cs="Arial"/>
         </w:rPr>
-        <w:t>По вопросу 3 Повестки об утверждении штатного расписания Фонда выступил Заместитель Главного исполнительного директора по административным вопросам Мурат Темирбеков и представил проект штатного расписания на 30 штатных единиц (приложение 2). Месячный фонд должностных окладов при полной численности составляет 31,3 млн тенге. Должностные оклады членов Управляющего совета подлежат утверждению Верховным попечителем в порядке, предусмотренном Положением Фонда.</w:t>
-      </w:r>
-      <w:r>
-        <w:rPr>
-          <w:rFonts w:ascii="Arial" w:hAnsi="Arial" w:cs="Arial"/>
-        </w:rPr>
-        <w:t xml:space="preserve"> В связи с изменением штатного расписания, в том числе наименований должностей и должностных окладов, с действующими работниками Фонда необходимо перезаключить трудовые договоры; с членами Управляющего совета – в порядке, предусмотренном Положением Фонда.</w:t>
+        <w:t>По вопросу 3 Повестки об одобрении штатного расписания Фонда выступил Заместитель Главного исполнительного директора по административным вопросам Мурат Темирбеков и представил проект штатного расписания на 30 штатных единиц (приложение 2). Месячный фонд должностных окладов при полной численности составляет 31,3 млн тенге. Штатное расписание работников Фонда (27 штатных единиц, 26,9 млн тенге) утверждается Главным исполнительным директором в пределах бюджета Фонда (пункт 8.3 Положения), должностные оклады членов Управляющего совета – Верховным попечителем (подпункт б) пункта 3.2 Положения). В связи с этим предложено признать утратившим силу Приложение Б (штатное расписание) к Приказу Верховного попечителя № 1 от 1 июля 2024 года. В связи с изменением штатного расписания, в том числе наименований должностей и должностных окладов, с действующими работниками Фонда необходимо перезаключить трудовые договоры; с членами Управляющего совета – в порядке, предусмотренном Положением Фонда.</w:t>
       </w:r>
     </w:p>
     <w:p>
@@ -1100,7 +1100,19 @@
           <w:rFonts w:ascii="Arial" w:hAnsi="Arial" w:cs="Arial"/>
         </w:rPr>
         <w:tab/>
-        <w:t>Все члены Управляющего совета проголосовали «ЗА» по вопросу 3 об утверждении штатного расписания Фонда.</w:t>
+        <w:t xml:space="preserve">Все члены Управляющего совета проголосовали «ЗА» по вопросу 3 </w:t>
+      </w:r>
+      <w:r>
+        <w:rPr>
+          <w:rFonts w:ascii="Arial" w:hAnsi="Arial" w:cs="Arial"/>
+        </w:rPr>
+        <w:t>об одобрении штатного расписания Фонда</w:t>
+      </w:r>
+      <w:r>
+        <w:rPr>
+          <w:rFonts w:ascii="Arial" w:hAnsi="Arial" w:cs="Arial"/>
+        </w:rPr>
+        <w:t>.</w:t>
       </w:r>
     </w:p>
     <w:p>
@@ -1386,83 +1398,99 @@
         <w:rPr>
           <w:rFonts w:ascii="Arial" w:hAnsi="Arial" w:cs="Arial"/>
         </w:rPr>
-        <w:t>2) внести на утверждение Верховному попечителю ЦАКФ бюджет Фонда на IV квартал 2026 года, а также проект приказа об изменениях в Приложения А и Б к Приказу Верховного попечителя № 1 от 1 июля 2024 года;</w:t>
-      </w:r>
-    </w:p>
-    <w:p>
-      <w:pPr>
-        <w:spacing w:after="0" w:line="240" w:lineRule="auto"/>
-        <w:contextualSpacing/>
-        <w:jc w:val="both"/>
-        <w:rPr>
-          <w:rFonts w:ascii="Arial" w:hAnsi="Arial" w:cs="Arial"/>
-        </w:rPr>
-      </w:pPr>
-      <w:r>
-        <w:rPr>
-          <w:rFonts w:ascii="Arial" w:hAnsi="Arial" w:cs="Arial"/>
-        </w:rPr>
-        <w:t>3) обеспечить подбор персонала в соответствии с графиком ввода штатных единиц и в пределах поступившего финансирования;</w:t>
-      </w:r>
-    </w:p>
-    <w:p>
-      <w:pPr>
-        <w:spacing w:after="0" w:line="240" w:lineRule="auto"/>
-        <w:contextualSpacing/>
-        <w:jc w:val="both"/>
-        <w:rPr>
-          <w:rFonts w:ascii="Arial" w:hAnsi="Arial" w:cs="Arial"/>
-        </w:rPr>
-      </w:pPr>
-      <w:r>
-        <w:rPr>
-          <w:rFonts w:ascii="Arial" w:hAnsi="Arial" w:cs="Arial"/>
-        </w:rPr>
-        <w:t>4) перезаключить трудовые договоры с действующими работниками Фонда в связи с изменением штатного расписания;</w:t>
-      </w:r>
-    </w:p>
-    <w:p>
-      <w:pPr>
-        <w:spacing w:after="0" w:line="240" w:lineRule="auto"/>
-        <w:contextualSpacing/>
-        <w:jc w:val="both"/>
-        <w:rPr>
-          <w:rFonts w:ascii="Arial" w:hAnsi="Arial" w:cs="Arial"/>
-        </w:rPr>
-      </w:pPr>
-      <w:r>
-        <w:rPr>
-          <w:rFonts w:ascii="Arial" w:hAnsi="Arial" w:cs="Arial"/>
-        </w:rPr>
-        <w:t>5)</w:t>
-      </w:r>
-      <w:r>
-        <w:rPr>
-          <w:rFonts w:ascii="Arial" w:hAnsi="Arial" w:cs="Arial"/>
-        </w:rPr>
-        <w:t xml:space="preserve"> осуществлять закупки в соответствии с утвержденным планом закупок после утверждения бюджета Верховным попечителем и в пределах поступившего финансирования;</w:t>
-      </w:r>
-    </w:p>
-    <w:p>
-      <w:pPr>
-        <w:spacing w:after="0" w:line="240" w:lineRule="auto"/>
-        <w:contextualSpacing/>
-        <w:jc w:val="both"/>
-        <w:rPr>
-          <w:rFonts w:ascii="Arial" w:hAnsi="Arial" w:cs="Arial"/>
-        </w:rPr>
-      </w:pPr>
-      <w:r>
-        <w:rPr>
-          <w:rFonts w:ascii="Arial" w:hAnsi="Arial" w:cs="Arial"/>
-        </w:rPr>
-        <w:t>6)</w:t>
-      </w:r>
-      <w:r>
-        <w:rPr>
-          <w:rFonts w:ascii="Arial" w:hAnsi="Arial" w:cs="Arial"/>
-        </w:rPr>
-        <w:t xml:space="preserve"> направить Верховному попечителю ЦАКФ соответствующую информацию о принятых решениях.</w:t>
+        <w:t xml:space="preserve">2) внести на утверждение Верховному попечителю ЦАКФ бюджет Фонда на IV квартал 2026 года, а также проект </w:t>
+      </w:r>
+      <w:r>
+        <w:rPr>
+          <w:rFonts w:ascii="Arial" w:hAnsi="Arial" w:cs="Arial"/>
+        </w:rPr>
+        <w:t>приказа об изменениях в Приложение А и признании утратившим силу Приложения Б к Приказу</w:t>
+      </w:r>
+      <w:r>
+        <w:rPr>
+          <w:rFonts w:ascii="Arial" w:hAnsi="Arial" w:cs="Arial"/>
+        </w:rPr>
+        <w:t xml:space="preserve"> Верховного попечителя № 1 от 1 июля 2024 года;</w:t>
+      </w:r>
+    </w:p>
+    <w:p>
+      <w:pPr>
+        <w:spacing w:after="0" w:line="240" w:lineRule="auto"/>
+        <w:contextualSpacing/>
+        <w:jc w:val="both"/>
+        <w:rPr>
+          <w:rFonts w:ascii="Arial" w:hAnsi="Arial" w:cs="Arial"/>
+        </w:rPr>
+      </w:pPr>
+      <w:r>
+        <w:rPr>
+          <w:rFonts w:ascii="Arial" w:hAnsi="Arial" w:cs="Arial"/>
+        </w:rPr>
+        <w:t>3) после подписания приказа Верховного попечителя утвердить штатное расписание работников Фонда резолюцией Главного исполнительного директора;</w:t>
+      </w:r>
+    </w:p>
+    <w:p>
+      <w:pPr>
+        <w:spacing w:after="0" w:line="240" w:lineRule="auto"/>
+        <w:contextualSpacing/>
+        <w:jc w:val="both"/>
+        <w:rPr>
+          <w:rFonts w:ascii="Arial" w:hAnsi="Arial" w:cs="Arial"/>
+        </w:rPr>
+      </w:pPr>
+      <w:r>
+        <w:rPr>
+          <w:rFonts w:ascii="Arial" w:hAnsi="Arial" w:cs="Arial"/>
+        </w:rPr>
+        <w:t>4) обеспечить подбор персонала в соответствии с графиком ввода штатных единиц и в пределах поступившего финансирования;</w:t>
+      </w:r>
+    </w:p>
+    <w:p>
+      <w:pPr>
+        <w:spacing w:after="0" w:line="240" w:lineRule="auto"/>
+        <w:contextualSpacing/>
+        <w:jc w:val="both"/>
+        <w:rPr>
+          <w:rFonts w:ascii="Arial" w:hAnsi="Arial" w:cs="Arial"/>
+        </w:rPr>
+      </w:pPr>
+      <w:r>
+        <w:rPr>
+          <w:rFonts w:ascii="Arial" w:hAnsi="Arial" w:cs="Arial"/>
+        </w:rPr>
+        <w:t>5) перезаключить трудовые договоры с действующими работниками Фонда в связи с изменением штатного расписания;</w:t>
+      </w:r>
+    </w:p>
+    <w:p>
+      <w:pPr>
+        <w:spacing w:after="0" w:line="240" w:lineRule="auto"/>
+        <w:contextualSpacing/>
+        <w:jc w:val="both"/>
+        <w:rPr>
+          <w:rFonts w:ascii="Arial" w:hAnsi="Arial" w:cs="Arial"/>
+        </w:rPr>
+      </w:pPr>
+      <w:r>
+        <w:rPr>
+          <w:rFonts w:ascii="Arial" w:hAnsi="Arial" w:cs="Arial"/>
+        </w:rPr>
+        <w:t>6) осуществлять закупки в соответствии с утвержденным планом закупок после утверждения бюджета Верховным попечителем и в пределах поступившего финансирования;</w:t>
+      </w:r>
+    </w:p>
+    <w:p>
+      <w:pPr>
+        <w:spacing w:after="0" w:line="240" w:lineRule="auto"/>
+        <w:contextualSpacing/>
+        <w:jc w:val="both"/>
+        <w:rPr>
+          <w:rFonts w:ascii="Arial" w:hAnsi="Arial" w:cs="Arial"/>
+        </w:rPr>
+      </w:pPr>
+      <w:r>
+        <w:rPr>
+          <w:rFonts w:ascii="Arial" w:hAnsi="Arial" w:cs="Arial"/>
+        </w:rPr>
+        <w:t>7) направить Верховному попечителю ЦАКФ соответствующую информацию о принятых решениях.</w:t>
       </w:r>
     </w:p>
     <w:p>
@@ -1500,6 +1528,7 @@
           <w:b/>
           <w:bCs/>
         </w:rPr>
+        <w:lastRenderedPageBreak/>
         <w:t>Заключительные положения</w:t>
       </w:r>
     </w:p>
@@ -1533,7 +1562,6 @@
         <w:rPr>
           <w:rFonts w:ascii="Arial" w:hAnsi="Arial" w:cs="Arial"/>
         </w:rPr>
-        <w:lastRenderedPageBreak/>
         <w:t>3.1. Секретарь отметил, что все вопросы Повестки дня рассмотрены, по каждому вопросу приняты соответствующие решения.</w:t>
       </w:r>
     </w:p>
@@ -2512,7 +2540,6 @@
           <w:rFonts w:ascii="Arial" w:hAnsi="Arial" w:cs="Arial"/>
           <w:lang w:val="en-US"/>
         </w:rPr>
-        <w:lastRenderedPageBreak/>
         <w:t>Mr. Alexander Kononets – member of the Management Council.</w:t>
       </w:r>
     </w:p>
@@ -2658,7 +2685,21 @@
           <w:rFonts w:ascii="Arial" w:hAnsi="Arial" w:cs="Arial"/>
           <w:lang w:val="en-US"/>
         </w:rPr>
-        <w:t>3. On the approval of the staff schedule of the Foundation.</w:t>
+        <w:t xml:space="preserve">3. </w:t>
+      </w:r>
+      <w:r>
+        <w:rPr>
+          <w:rFonts w:ascii="Arial" w:hAnsi="Arial" w:cs="Arial"/>
+          <w:lang w:val="en-US"/>
+        </w:rPr>
+        <w:t>On the endorsement of the staff schedule of the Foundation</w:t>
+      </w:r>
+      <w:r>
+        <w:rPr>
+          <w:rFonts w:ascii="Arial" w:hAnsi="Arial" w:cs="Arial"/>
+          <w:lang w:val="en-US"/>
+        </w:rPr>
+        <w:t>.</w:t>
       </w:r>
     </w:p>
     <w:p>
@@ -3107,7 +3148,6 @@
           <w:rFonts w:ascii="Arial" w:hAnsi="Arial" w:cs="Arial"/>
           <w:lang w:val="en-US"/>
         </w:rPr>
-        <w:lastRenderedPageBreak/>
         <w:t>All members of the Management Council voted "FOR" on item 2 on the change of the organisational structure and the increase of the staff number of the Foundation.</w:t>
       </w:r>
     </w:p>
@@ -3143,14 +3183,7 @@
           <w:rFonts w:ascii="Arial" w:hAnsi="Arial" w:cs="Arial"/>
           <w:lang w:val="en-US"/>
         </w:rPr>
-        <w:t>On item 3 of the Agenda on the approval of the staff schedule of the Foundation, the Deputy Chief Executive Officer for Administrative Issues, Murat Temirbekov, spoke and presented the draft staff schedule for 30 positions (Annex 2). The monthly payroll of official salaries at full staffing amounts to 31.3 million tenge. The official salaries of the members of the Management Council are subject to approval by the Supreme Guardian in the manner provided for by the By-laws of the Foundation.</w:t>
-      </w:r>
-      <w:r>
-        <w:rPr>
-          <w:rFonts w:ascii="Arial" w:hAnsi="Arial" w:cs="Arial"/>
-          <w:lang w:val="en-US"/>
-        </w:rPr>
-        <w:t xml:space="preserve"> In connection with the change of the staff schedule, including the titles of positions and official salaries, the employment contracts with the current employees of the Foundation are to be re-concluded; with the members of the Management Council – in the manner provided for by the By-laws of the Foundation.</w:t>
+        <w:t>On item 3 of the Agenda on the endorsement of the staff schedule of the Foundation, the Deputy Chief Executive Officer for Administrative Issues, Murat Temirbekov, spoke and presented the draft staff schedule for 30 positions (Annex 2). The monthly payroll of official salaries at full staffing amounts to 31.3 million tenge. The staff schedule of the employees of the Foundation (27 positions, 26.9 million tenge) is approved by the Chief Executive Officer within the budget of the Foundation (paragraph 8.3 of the By-laws), and the official salaries of the members of the Management Council – by the Supreme Guardian (subparagraph b) of paragraph 3.2 of the By-laws). Accordingly, it was proposed to deem invalid Annex B (Staff Schedule) to the Order of the Supreme Guardian No. 1 dated 1 July 2024. In connection with the change of the staff schedule, including the titles of positions and official salaries, the employment contracts with the current employees of the Foundation are to be re-concluded; with the members of the Management Council – in the manner provided for by the By-laws of the Foundation.</w:t>
       </w:r>
     </w:p>
     <w:p>
@@ -3185,7 +3218,21 @@
           <w:rFonts w:ascii="Arial" w:hAnsi="Arial" w:cs="Arial"/>
           <w:lang w:val="en-US"/>
         </w:rPr>
-        <w:t>All members of the Management Council voted "FOR" on item 3 on the approval of the staff schedule of the Foundation.</w:t>
+        <w:t xml:space="preserve">All members of the Management Council voted "FOR" on item 3 </w:t>
+      </w:r>
+      <w:r>
+        <w:rPr>
+          <w:rFonts w:ascii="Arial" w:hAnsi="Arial" w:cs="Arial"/>
+          <w:lang w:val="en-US"/>
+        </w:rPr>
+        <w:t>on the endorsement of the staff schedule of the Foundation</w:t>
+      </w:r>
+      <w:r>
+        <w:rPr>
+          <w:rFonts w:ascii="Arial" w:hAnsi="Arial" w:cs="Arial"/>
+          <w:lang w:val="en-US"/>
+        </w:rPr>
+        <w:t>.</w:t>
       </w:r>
     </w:p>
     <w:p>
@@ -3395,7 +3442,7 @@
           <w:rFonts w:ascii="Arial" w:hAnsi="Arial" w:cs="Arial"/>
           <w:lang w:val="en-US"/>
         </w:rPr>
-        <w:t xml:space="preserve">On item 6 of the Agenda on the approval of the regulations on the structural units and the Expert Council of the Foundation, the Deputy Chief Executive Officer for Administrative Issues, Murat Temirbekov, spoke and presented the draft regulations on the Project Office «Taza Qazaqstan» (Annex 5), on the Project Office for Central Asia on Climate Change and Green Energy (Annex 6), on the Training Centre (Annex 7) and on the Expert Council (Annex 8), prepared in the Russian and English languages. The regulations determine the status, objectives and tasks, structure, functions, procedure of management, interaction, financing and reporting. The Project Office «Taza Qazaqstan» is headed by the National Coordinator reporting to the Chief Executive Officer; the Project Office for Central Asia on Climate Change and Green Energy reports to the Deputy </w:t>
+        <w:t xml:space="preserve">On item 6 of the Agenda on the approval of the regulations on the structural units and the Expert Council of the Foundation, the Deputy Chief Executive Officer for Administrative Issues, Murat Temirbekov, spoke and presented the draft regulations on the Project Office «Taza Qazaqstan» (Annex 5), on the Project Office for Central Asia on Climate Change and Green Energy (Annex 6), on the Training Centre (Annex 7) and on the Expert Council (Annex 8), prepared in the Russian and English languages. The regulations determine the status, objectives and tasks, structure, functions, procedure of management, interaction, financing and reporting. The Project Office </w:t>
       </w:r>
       <w:r>
         <w:rPr>
@@ -3403,7 +3450,7 @@
           <w:lang w:val="en-US"/>
         </w:rPr>
         <w:lastRenderedPageBreak/>
-        <w:t>Chief Executive Officer for Strategy and Projects; the Training Centre is supervised by the Deputy Chief Executive Officer for Administrative Issues and the Expert Council by the Deputy Chief Executive Officer for Strategy and Projects. The regulations on the Training Centre and the Expert Council have been prepared pursuant to the instruction of the Management Council of 30 July 2026 (Minutes No. 12).</w:t>
+        <w:t>«Taza Qazaqstan» is headed by the National Coordinator reporting to the Chief Executive Officer; the Project Office for Central Asia on Climate Change and Green Energy reports to the Deputy Chief Executive Officer for Strategy and Projects; the Training Centre is supervised by the Deputy Chief Executive Officer for Administrative Issues and the Expert Council by the Deputy Chief Executive Officer for Strategy and Projects. The regulations on the Training Centre and the Expert Council have been prepared pursuant to the instruction of the Management Council of 30 July 2026 (Minutes No. 12).</w:t>
       </w:r>
     </w:p>
     <w:p>
@@ -3498,93 +3545,111 @@
           <w:rFonts w:ascii="Arial" w:hAnsi="Arial" w:cs="Arial"/>
           <w:lang w:val="en-US"/>
         </w:rPr>
-        <w:t>2) to submit to the Supreme Guardian of the Central Asia Climate Foundation for approval the budget of the Foundation for the fourth quarter of 2026, as well as the draft order on amendments to Annexes A and B to the Order of the Supreme Guardian No. 1 dated 1 July 2024;</w:t>
-      </w:r>
-    </w:p>
-    <w:p>
-      <w:pPr>
-        <w:spacing w:after="0" w:line="240" w:lineRule="auto"/>
-        <w:contextualSpacing/>
-        <w:jc w:val="both"/>
-        <w:rPr>
-          <w:rFonts w:ascii="Arial" w:hAnsi="Arial" w:cs="Arial"/>
-          <w:lang w:val="en-US"/>
-        </w:rPr>
-      </w:pPr>
-      <w:r>
-        <w:rPr>
-          <w:rFonts w:ascii="Arial" w:hAnsi="Arial" w:cs="Arial"/>
-          <w:lang w:val="en-US"/>
-        </w:rPr>
-        <w:t>3) to ensure the recruitment of staff in accordance with the schedule of introduction of positions and within the financing received;</w:t>
-      </w:r>
-    </w:p>
-    <w:p>
-      <w:pPr>
-        <w:spacing w:after="0" w:line="240" w:lineRule="auto"/>
-        <w:contextualSpacing/>
-        <w:jc w:val="both"/>
-        <w:rPr>
-          <w:rFonts w:ascii="Arial" w:hAnsi="Arial" w:cs="Arial"/>
-          <w:lang w:val="en-US"/>
-        </w:rPr>
-      </w:pPr>
-      <w:r>
-        <w:rPr>
-          <w:rFonts w:ascii="Arial" w:hAnsi="Arial" w:cs="Arial"/>
-          <w:lang w:val="en-US"/>
-        </w:rPr>
-        <w:t>4) to re-conclude the employment contracts with the current employees of the Foundation in connection with the change of the staff schedule;</w:t>
-      </w:r>
-    </w:p>
-    <w:p>
-      <w:pPr>
-        <w:spacing w:after="0" w:line="240" w:lineRule="auto"/>
-        <w:contextualSpacing/>
-        <w:jc w:val="both"/>
-        <w:rPr>
-          <w:rFonts w:ascii="Arial" w:hAnsi="Arial" w:cs="Arial"/>
-          <w:lang w:val="en-US"/>
-        </w:rPr>
-      </w:pPr>
-      <w:r>
-        <w:rPr>
-          <w:rFonts w:ascii="Arial" w:hAnsi="Arial" w:cs="Arial"/>
-          <w:lang w:val="en-US"/>
-        </w:rPr>
-        <w:t>5)</w:t>
-      </w:r>
-      <w:r>
-        <w:rPr>
-          <w:rFonts w:ascii="Arial" w:hAnsi="Arial" w:cs="Arial"/>
-          <w:lang w:val="en-US"/>
-        </w:rPr>
-        <w:t xml:space="preserve"> to carry out procurement in accordance with the approved procurement plan after the approval of the budget by the Supreme Guardian and within the financing received;</w:t>
-      </w:r>
-    </w:p>
-    <w:p>
-      <w:pPr>
-        <w:spacing w:after="0" w:line="240" w:lineRule="auto"/>
-        <w:contextualSpacing/>
-        <w:jc w:val="both"/>
-        <w:rPr>
-          <w:rFonts w:ascii="Arial" w:hAnsi="Arial" w:cs="Arial"/>
-          <w:lang w:val="en-US"/>
-        </w:rPr>
-      </w:pPr>
-      <w:r>
-        <w:rPr>
-          <w:rFonts w:ascii="Arial" w:hAnsi="Arial" w:cs="Arial"/>
-          <w:lang w:val="en-US"/>
-        </w:rPr>
-        <w:t>6)</w:t>
-      </w:r>
-      <w:r>
-        <w:rPr>
-          <w:rFonts w:ascii="Arial" w:hAnsi="Arial" w:cs="Arial"/>
-          <w:lang w:val="en-US"/>
-        </w:rPr>
-        <w:t xml:space="preserve"> to send the relevant information on the decisions taken to the Supreme Guardian of the Central Asia Climate Foundation.</w:t>
+        <w:t xml:space="preserve">2) to submit to the Supreme Guardian of the Central Asia Climate Foundation for approval the budget of the Foundation for the fourth quarter of 2026, as well as </w:t>
+      </w:r>
+      <w:r>
+        <w:rPr>
+          <w:rFonts w:ascii="Arial" w:hAnsi="Arial" w:cs="Arial"/>
+          <w:lang w:val="en-US"/>
+        </w:rPr>
+        <w:t>the draft order on amendments to Annex A and invalidation of Annex B to the Order</w:t>
+      </w:r>
+      <w:r>
+        <w:rPr>
+          <w:rFonts w:ascii="Arial" w:hAnsi="Arial" w:cs="Arial"/>
+          <w:lang w:val="en-US"/>
+        </w:rPr>
+        <w:t xml:space="preserve"> of the Supreme Guardian No. 1 dated 1 July 2024;</w:t>
+      </w:r>
+    </w:p>
+    <w:p>
+      <w:pPr>
+        <w:spacing w:after="0" w:line="240" w:lineRule="auto"/>
+        <w:contextualSpacing/>
+        <w:jc w:val="both"/>
+        <w:rPr>
+          <w:rFonts w:ascii="Arial" w:hAnsi="Arial" w:cs="Arial"/>
+          <w:lang w:val="en-US"/>
+        </w:rPr>
+      </w:pPr>
+      <w:r>
+        <w:rPr>
+          <w:rFonts w:ascii="Arial" w:hAnsi="Arial" w:cs="Arial"/>
+          <w:lang w:val="en-US"/>
+        </w:rPr>
+        <w:t>3) upon signing of the order of the Supreme Guardian, to approve the staff schedule of the employees of the Foundation by resolution of the Chief Executive Officer;</w:t>
+      </w:r>
+    </w:p>
+    <w:p>
+      <w:pPr>
+        <w:spacing w:after="0" w:line="240" w:lineRule="auto"/>
+        <w:contextualSpacing/>
+        <w:jc w:val="both"/>
+        <w:rPr>
+          <w:rFonts w:ascii="Arial" w:hAnsi="Arial" w:cs="Arial"/>
+          <w:lang w:val="en-US"/>
+        </w:rPr>
+      </w:pPr>
+      <w:r>
+        <w:rPr>
+          <w:rFonts w:ascii="Arial" w:hAnsi="Arial" w:cs="Arial"/>
+          <w:lang w:val="en-US"/>
+        </w:rPr>
+        <w:t>4) to ensure the recruitment of staff in accordance with the schedule of introduction of positions and within the financing received;</w:t>
+      </w:r>
+    </w:p>
+    <w:p>
+      <w:pPr>
+        <w:spacing w:after="0" w:line="240" w:lineRule="auto"/>
+        <w:contextualSpacing/>
+        <w:jc w:val="both"/>
+        <w:rPr>
+          <w:rFonts w:ascii="Arial" w:hAnsi="Arial" w:cs="Arial"/>
+          <w:lang w:val="en-US"/>
+        </w:rPr>
+      </w:pPr>
+      <w:r>
+        <w:rPr>
+          <w:rFonts w:ascii="Arial" w:hAnsi="Arial" w:cs="Arial"/>
+          <w:lang w:val="en-US"/>
+        </w:rPr>
+        <w:t>5) to re-conclude the employment contracts with the current employees of the Foundation in connection with the change of the staff schedule;</w:t>
+      </w:r>
+    </w:p>
+    <w:p>
+      <w:pPr>
+        <w:spacing w:after="0" w:line="240" w:lineRule="auto"/>
+        <w:contextualSpacing/>
+        <w:jc w:val="both"/>
+        <w:rPr>
+          <w:rFonts w:ascii="Arial" w:hAnsi="Arial" w:cs="Arial"/>
+          <w:lang w:val="en-US"/>
+        </w:rPr>
+      </w:pPr>
+      <w:r>
+        <w:rPr>
+          <w:rFonts w:ascii="Arial" w:hAnsi="Arial" w:cs="Arial"/>
+          <w:lang w:val="en-US"/>
+        </w:rPr>
+        <w:t>6) to carry out procurement in accordance with the approved procurement plan after the approval of the budget by the Supreme Guardian and within the financing received;</w:t>
+      </w:r>
+    </w:p>
+    <w:p>
+      <w:pPr>
+        <w:spacing w:after="0" w:line="240" w:lineRule="auto"/>
+        <w:contextualSpacing/>
+        <w:jc w:val="both"/>
+        <w:rPr>
+          <w:rFonts w:ascii="Arial" w:hAnsi="Arial" w:cs="Arial"/>
+          <w:lang w:val="en-US"/>
+        </w:rPr>
+      </w:pPr>
+      <w:r>
+        <w:rPr>
+          <w:rFonts w:ascii="Arial" w:hAnsi="Arial" w:cs="Arial"/>
+          <w:lang w:val="en-US"/>
+        </w:rPr>
+        <w:t>7) to send the relevant information on the decisions taken to the Supreme Guardian of the Central Asia Climate Foundation.</w:t>
       </w:r>
     </w:p>
     <w:p>
@@ -6245,7 +6310,7 @@
 </file>
 
 <file path=customXml/itemProps1.xml><?xml version="1.0" encoding="utf-8"?>
-<ds:datastoreItem xmlns:ds="http://schemas.openxmlformats.org/officeDocument/2006/customXml" ds:itemID="{87928975-9CEA-48F8-A6D6-34247A9F78A8}">
+<ds:datastoreItem xmlns:ds="http://schemas.openxmlformats.org/officeDocument/2006/customXml" ds:itemID="{7A606935-FED2-48E8-A59D-EA097315E7DF}">
   <ds:schemaRefs>
     <ds:schemaRef ds:uri="http://schemas.openxmlformats.org/officeDocument/2006/bibliography"/>
   </ds:schemaRefs>

--- a/Устав/_документы/Протокол УС № 13.docx
+++ b/Устав/_документы/Протокол УС № 13.docx
@@ -396,27 +396,6 @@
           <w:rFonts w:ascii="Arial" w:hAnsi="Arial" w:cs="Arial"/>
         </w:rPr>
       </w:pPr>
-      <w:r>
-        <w:rPr>
-          <w:rFonts w:ascii="Arial" w:hAnsi="Arial" w:cs="Arial"/>
-        </w:rPr>
-        <w:t xml:space="preserve">3. Александр </w:t>
-      </w:r>
-      <w:r>
-        <w:rPr>
-          <w:rFonts w:ascii="Arial" w:hAnsi="Arial" w:cs="Arial"/>
-        </w:rPr>
-        <w:t>Кононец – Заместитель Главного исполнительного директора по стратегии и проектам.</w:t>
-      </w:r>
-    </w:p>
-    <w:p>
-      <w:pPr>
-        <w:spacing w:after="0" w:line="240" w:lineRule="auto"/>
-        <w:contextualSpacing/>
-        <w:rPr>
-          <w:rFonts w:ascii="Arial" w:hAnsi="Arial" w:cs="Arial"/>
-        </w:rPr>
-      </w:pPr>
     </w:p>
     <w:p>
       <w:pPr>
@@ -461,7 +440,7 @@
         <w:rPr>
           <w:rFonts w:ascii="Arial" w:hAnsi="Arial" w:cs="Arial"/>
         </w:rPr>
-        <w:t>Александр Кононец – член Управляющего совета.</w:t>
+        <w:t>3. Александр Кононец – Советник по стратегии и науке.</w:t>
       </w:r>
     </w:p>
     <w:p>
@@ -892,45 +871,26 @@
           <w:rFonts w:ascii="Arial" w:hAnsi="Arial" w:cs="Arial"/>
           <w:b/>
         </w:rPr>
-        <w:t xml:space="preserve"> Ерлік Қаражан. Решением Управляющего совета от 30 июля 2026 года (протокол № 12) направления деятель</w:t>
-      </w:r>
-      <w:r>
-        <w:rPr>
-          <w:rFonts w:ascii="Arial" w:hAnsi="Arial" w:cs="Arial"/>
-          <w:b/>
+        <w:t xml:space="preserve"> Ерлік Қаражан. Решением Управляющего совета от 30 июля 2026 года (протокол № 12) направления деятельности Фонда дополнены участием в реализации национальных и региональных экологических инициатив, в том числе «Таза Қазақстан», и определено, что подразделения Фонда включаются в его структуру решением Управляющего совета. </w:t>
+      </w:r>
+    </w:p>
+    <w:p>
+      <w:pPr>
+        <w:suppressAutoHyphens w:val="0"/>
+        <w:spacing w:after="0" w:line="240" w:lineRule="auto"/>
+        <w:jc w:val="both"/>
+        <w:rPr>
+          <w:rFonts w:ascii="Arial" w:hAnsi="Arial" w:cs="Arial"/>
+        </w:rPr>
+      </w:pPr>
+      <w:bookmarkStart w:id="1" w:name="_Hlk206662525"/>
+      <w:r>
+        <w:rPr>
+          <w:rFonts w:ascii="Arial" w:hAnsi="Arial" w:cs="Arial"/>
         </w:rPr>
         <w:lastRenderedPageBreak/>
-        <w:t xml:space="preserve">ности Фонда дополнены участием в реализации национальных и региональных экологических инициатив, в том числе «Таза Қазақстан», и определено, что подразделения Фонда включаются в его структуру решением Управляющего совета. </w:t>
-      </w:r>
-    </w:p>
-    <w:p>
-      <w:pPr>
-        <w:suppressAutoHyphens w:val="0"/>
-        <w:spacing w:after="0" w:line="240" w:lineRule="auto"/>
-        <w:jc w:val="both"/>
-        <w:rPr>
-          <w:rFonts w:ascii="Arial" w:hAnsi="Arial" w:cs="Arial"/>
-        </w:rPr>
-      </w:pPr>
-      <w:bookmarkStart w:id="1" w:name="_Hlk206662525"/>
-      <w:r>
-        <w:rPr>
-          <w:rFonts w:ascii="Arial" w:hAnsi="Arial" w:cs="Arial"/>
-        </w:rPr>
         <w:tab/>
-        <w:t xml:space="preserve">Далее выступил </w:t>
-      </w:r>
-      <w:r>
-        <w:rPr>
-          <w:rFonts w:ascii="Arial" w:hAnsi="Arial" w:cs="Arial"/>
-        </w:rPr>
-        <w:t>Заместитель Главного исполнительного директора по стратегии и проектам Александр Кононец</w:t>
-      </w:r>
-      <w:r>
-        <w:rPr>
-          <w:rFonts w:ascii="Arial" w:hAnsi="Arial" w:cs="Arial"/>
-        </w:rPr>
-        <w:t xml:space="preserve"> и сообщил, что в состав Проектного офиса предлагается включить Департамент проектного управления и региональной координации, Департамент социологических исследований и аналитики, Департамент цифрового развития и Группу «Коммуникация и креатив». Статус, задачи и порядок работы Проектного офиса определяются положением, утверждаемым Управляющим советом.</w:t>
+        <w:t>Далее выступил Советник по стратегии и науке Александр Кононец и сообщил, что в состав Проектного офиса предлагается включить Департамент проектного управления и региональной координации, Департамент социологических исследований и аналитики, Департамент цифрового развития и Группу «Коммуникация и креатив». Статус, задачи и порядок работы Проектного офиса определяются положением, утверждаемым Управляющим советом.</w:t>
       </w:r>
     </w:p>
     <w:p>
@@ -986,23 +946,7 @@
           <w:b/>
           <w:bCs/>
         </w:rPr>
-        <w:t xml:space="preserve">По вопросу 2 Повестки об изменении организационной структуры и расширении штатной численности Фонда выступил Заместитель Главного исполнительного директора по административным вопросам Мурат Темирбеков. В связи с созданием Проектного офиса «Таза Қазақстан», а также реализацией других инициатив Фонда (ESG, оценка климатических рисков, климатическая аналитика, Учебный центр, Экспертный совет) предлагается утвердить новую организационную структуру Фонда (приложение 1) и увеличить штатную численность до 30 единиц: </w:t>
-      </w:r>
-      <w:r>
-        <w:rPr>
-          <w:rFonts w:ascii="Arial" w:hAnsi="Arial" w:cs="Arial"/>
-          <w:b/>
-          <w:bCs/>
-        </w:rPr>
-        <w:t>Фонд (включая Проектный офис для Центральной Азии по изменению климата и зеленой энергетике) – 9, Проектный офис «Таза Қазақстан» – 21</w:t>
-      </w:r>
-      <w:r>
-        <w:rPr>
-          <w:rFonts w:ascii="Arial" w:hAnsi="Arial" w:cs="Arial"/>
-          <w:b/>
-          <w:bCs/>
-        </w:rPr>
-        <w:t>. С 21 октября 2026 года вводятся 18 штатных единиц; в 2027 году штатная численность расширяется поэтапно в зависимости от поступления финансирования. Функции юриста, системного администратора, разработчика, режиссера, копирайтера, дизайнера и менеджера по работе с креаторами предлагается обеспечить на условиях аутсорсинга.</w:t>
+        <w:t>По вопросу 2 Повестки об изменении организационной структуры и расширении штатной численности Фонда выступил Заместитель Главного исполнительного директора по административным вопросам Мурат Темирбеков. В связи с созданием Проектного офиса «Таза Қазақстан», а также реализацией других инициатив Фонда (ESG, оценка климатических рисков, климатическая аналитика, Учебный центр, Экспертный совет) предлагается утвердить новую организационную структуру Фонда (приложение 1) и увеличить штатную численность до 30 единиц: Фонд (включая Проектный офис для Центральной Азии по изменению климата и зеленой энергетике) – 9, Проектный офис «Таза Қазақстан» – 21. С 1 ноября 2026 года численность составит 21 единицу (с учетом действующих работников), с декабря 2026 года – 23; в 2027 году штатная численность расширяется поэтапно в зависимости от поступления финансирования. Функции юриста, системного администратора, разработчика, режиссера, копирайтера, социолога и менеджера по работе с креаторами предлагается обеспечить на условиях аутсорсинга.</w:t>
       </w:r>
     </w:p>
     <w:p>
@@ -1067,7 +1011,7 @@
         <w:rPr>
           <w:rFonts w:ascii="Arial" w:hAnsi="Arial" w:cs="Arial"/>
         </w:rPr>
-        <w:t>По вопросу 3 Повестки об одобрении штатного расписания Фонда выступил Заместитель Главного исполнительного директора по административным вопросам Мурат Темирбеков и представил проект штатного расписания на 30 штатных единиц (приложение 2). Месячный фонд должностных окладов при полной численности составляет 31,3 млн тенге. Штатное расписание работников Фонда (27 штатных единиц, 26,9 млн тенге) утверждается Главным исполнительным директором в пределах бюджета Фонда (пункт 8.3 Положения), должностные оклады членов Управляющего совета – Верховным попечителем (подпункт б) пункта 3.2 Положения). В связи с этим предложено признать утратившим силу Приложение Б (штатное расписание) к Приказу Верховного попечителя № 1 от 1 июля 2024 года. В связи с изменением штатного расписания, в том числе наименований должностей и должностных окладов, с действующими работниками Фонда необходимо перезаключить трудовые договоры; с членами Управляющего совета – в порядке, предусмотренном Положением Фонда.</w:t>
+        <w:t>По вопросу 3 Повестки об одобрении штатного расписания Фонда выступил Заместитель Главного исполнительного директора по административным вопросам Мурат Темирбеков и представил проект штатного расписания на 30 штатных единиц (приложение 2). Месячный фонд должностных окладов при полной численности составляет 30,5 млн тенге. Штатное расписание работников Фонда (28 штатных единиц, 27,5 млн тенге) утверждается Главным исполнительным директором в пределах бюджета Фонда (пункт 8.3 Положения), должностные оклады членов Управляющего совета – Верховным попечителем (подпункт б) пункта 3.2 Положения). В связи с этим предложено признать утратившим силу Приложение Б (штатное расписание) к Приказу Верховного попечителя № 1 от 1 июля 2024 года. В связи с изменением штатного расписания, в том числе наименований должностей и должностных окладов, с действующими работниками Фонда необходимо перезаключить трудовые договоры; с членами Управляющего совета – в порядке, предусмотренном Положением Фонда.</w:t>
       </w:r>
     </w:p>
     <w:p>
@@ -1163,14 +1107,14 @@
         <w:rPr>
           <w:rFonts w:ascii="Arial" w:hAnsi="Arial" w:cs="Arial"/>
         </w:rPr>
-        <w:t xml:space="preserve">Первоочередные проекты: информационное сопровождение, в том числе пресс-мероприятия и мобильный брендинг, – 18,4 млн тенге; разработка и техническое сопровождение цифровой платформы – 18,4 млн тенге; специальные и креативные проекты – 30,5 млн тенге; привлечение инфлюенсеров – 9,2 млн тенге; проекты с молодежью и волонтерами – 6,1 млн тенге; «TAZA TALQY» – 3,6 млн тенге; «TAZA OI» – 1,2 млн тенге. Бюджет соответствует предварительному расчету, направленному в </w:t>
+        <w:t xml:space="preserve">Первоочередные проекты: информационное сопровождение, в том числе пресс-мероприятия и мобильный брендинг, – 18,4 млн тенге; разработка и техническое сопровождение цифровой платформы – 18,4 млн тенге; специальные и креативные проекты – 30,5 млн тенге; привлечение инфлюенсеров – 9,2 млн тенге; проекты с молодежью и волонтерами – 6,1 млн тенге; «TAZA TALQY» – 3,6 млн тенге; «TAZA OI» – </w:t>
       </w:r>
       <w:r>
         <w:rPr>
           <w:rFonts w:ascii="Arial" w:hAnsi="Arial" w:cs="Arial"/>
         </w:rPr>
         <w:lastRenderedPageBreak/>
-        <w:t>Министерство экологии и природных ресурсов Республики Казахстан письмом Фонда от 12 октября 2026 года № 02/373. Министерством предложено рассмотреть возможность использования для запуска Проектного офиса части чистого дохода АО «Жасыл Даму» (250 млн тенге), остающегося в его распоряжении после выплаты дивидендов (письмо от 12 октября 2026 года № ПР-82853). Бюджет на 2027 год вносится на рассмотрение Управляющего совета отдельно. Исполнение бюджета осуществляется в пределах поступившего финансирования.</w:t>
+        <w:t>1,2 млн тенге. Бюджет соответствует предварительному расчету, направленному в Министерство экологии и природных ресурсов Республики Казахстан письмом Фонда от 12 октября 2026 года № 02/373. Министерством предложено рассмотреть возможность использования для запуска Проектного офиса части чистого дохода АО «Жасыл Даму» (250 млн тенге), остающегося в его распоряжении после выплаты дивидендов (письмо от 12 октября 2026 года № ПР-82853). Бюджет на 2027 год вносится на рассмотрение Управляющего совета отдельно. Исполнение бюджета осуществляется в пределах поступившего финансирования.</w:t>
       </w:r>
     </w:p>
     <w:p>
@@ -1311,7 +1255,7 @@
         <w:rPr>
           <w:rFonts w:ascii="Arial" w:hAnsi="Arial" w:cs="Arial"/>
         </w:rPr>
-        <w:t>По вопросу 6 Повестки об утверждении положений о структурных подразделениях и Экспертном совете Фонда выступил Заместитель Главного исполнительного директора по административным вопросам Мурат Темирбеков и представил проекты положений о Проектном офисе «Таза Қазақстан» (приложение 5), о Проектном офисе для Центральной Азии по изменению климата и зеленой энергетике (приложение 6), об Учебном центре (приложение 7) и об Экспертном совете (приложение 8), подготовленные на русском и английском языках. Положения определяют статус, цели и задачи, структуру, функции, порядок руководства, взаимодействия, финансирования и отчетности. Проектный офис «Таза Қазақстан» возглавляет Национальный координатор, подчиняющийся Главному исполнительному директору; Проектный офис для Центральной Азии по изменению климата и зеленой энергетике подчиняется Заместителю Главного исполнительного директора по стратегии и проектам; курирование Учебного центра осуществляет Заместитель Главного исполнительного директора по административным вопросам, Экспертного совета – Заместитель Главного исполнительного директора по стратегии и проектам. Положения об Учебном центре и Экспертном совете подготовлены во исполнение поручения Управляющего совета от 30 июля 2026 года (протокол № 12).</w:t>
+        <w:t>По вопросу 6 Повестки об утверждении положений о структурных подразделениях и Экспертном совете Фонда выступил Заместитель Главного исполнительного директора по административным вопросам Мурат Темирбеков и представил проекты положений о Проектном офисе «Таза Қазақстан» (приложение 5), о Проектном офисе для Центральной Азии по изменению климата и зеленой энергетике (приложение 6), об Учебном центре (приложение 7) и об Экспертном совете (приложение 8), подготовленные на русском и английском языках. Положения определяют статус, цели и задачи, структуру, функции, порядок руководства, взаимодействия, финансирования и отчетности. Проектный офис «Таза Қазақстан» возглавляет Национальный координатор, подчиняющийся Главному исполнительному директору; Проектный офис для Центральной Азии по изменению климата и зеленой энергетике возглавляет Главный исполнительный директор; курирование Учебного центра осуществляет Заместитель Главного исполнительного директора по административным вопросам, Экспертного совета – Главный исполнительный директор. Положения об Учебном центре и Экспертном совете подготовлены во исполнение поручения Управляющего совета от 30 июля 2026 года (протокол № 12).</w:t>
       </w:r>
     </w:p>
     <w:p>
@@ -1490,6 +1434,7 @@
         <w:rPr>
           <w:rFonts w:ascii="Arial" w:hAnsi="Arial" w:cs="Arial"/>
         </w:rPr>
+        <w:lastRenderedPageBreak/>
         <w:t>7) направить Верховному попечителю ЦАКФ соответствующую информацию о принятых решениях.</w:t>
       </w:r>
     </w:p>
@@ -1528,7 +1473,6 @@
           <w:b/>
           <w:bCs/>
         </w:rPr>
-        <w:lastRenderedPageBreak/>
         <w:t>Заключительные положения</w:t>
       </w:r>
     </w:p>
@@ -2453,6 +2397,7 @@
           <w:b/>
           <w:lang w:val="en-US"/>
         </w:rPr>
+        <w:lastRenderedPageBreak/>
         <w:t>Members of the Management Council of the Central Asia Climate Foundation:</w:t>
       </w:r>
     </w:p>
@@ -2482,30 +2427,6 @@
           <w:lang w:val="en-US"/>
         </w:rPr>
       </w:pPr>
-      <w:r>
-        <w:rPr>
-          <w:rFonts w:ascii="Arial" w:hAnsi="Arial" w:cs="Arial"/>
-          <w:lang w:val="en-US"/>
-        </w:rPr>
-        <w:t xml:space="preserve">3. Mr. Alexander </w:t>
-      </w:r>
-      <w:r>
-        <w:rPr>
-          <w:rFonts w:ascii="Arial" w:hAnsi="Arial" w:cs="Arial"/>
-          <w:lang w:val="en-US"/>
-        </w:rPr>
-        <w:t>Kononets – Deputy Chief Executive Officer for Strategy and Projects.</w:t>
-      </w:r>
-    </w:p>
-    <w:p>
-      <w:pPr>
-        <w:spacing w:after="0" w:line="240" w:lineRule="auto"/>
-        <w:contextualSpacing/>
-        <w:rPr>
-          <w:rFonts w:ascii="Arial" w:hAnsi="Arial" w:cs="Arial"/>
-          <w:lang w:val="en-US"/>
-        </w:rPr>
-      </w:pPr>
     </w:p>
     <w:p>
       <w:pPr>
@@ -2540,7 +2461,7 @@
           <w:rFonts w:ascii="Arial" w:hAnsi="Arial" w:cs="Arial"/>
           <w:lang w:val="en-US"/>
         </w:rPr>
-        <w:t>Mr. Alexander Kononets – member of the Management Council.</w:t>
+        <w:t>3. Mr. Alexander Kononets – Advisor on Strategy and Science.</w:t>
       </w:r>
     </w:p>
     <w:p>
@@ -3022,21 +2943,7 @@
           <w:rFonts w:ascii="Arial" w:hAnsi="Arial" w:cs="Arial"/>
           <w:lang w:val="en-US"/>
         </w:rPr>
-        <w:t xml:space="preserve">Next, </w:t>
-      </w:r>
-      <w:r>
-        <w:rPr>
-          <w:rFonts w:ascii="Arial" w:hAnsi="Arial" w:cs="Arial"/>
-          <w:lang w:val="en-US"/>
-        </w:rPr>
-        <w:t>the Deputy Chief Executive Officer for Strategy and Projects, Alexander Kononets</w:t>
-      </w:r>
-      <w:r>
-        <w:rPr>
-          <w:rFonts w:ascii="Arial" w:hAnsi="Arial" w:cs="Arial"/>
-          <w:lang w:val="en-US"/>
-        </w:rPr>
-        <w:t>, spoke and reported that the Project Office is proposed to include the Department of Project Management and Regional Coordination, the Department of Sociological Research and Analytics, the Department of Digital Development and the Communication and Creative Group. The status, tasks and procedures of the Project Office are determined by regulations approved by the Management Council.</w:t>
+        <w:t>Next, the Advisor on Strategy and Science, Alexander Kononets, spoke and reported that the Project Office is proposed to include the Department of Project Management and Regional Coordination, the Department of Sociological Research and Analytics, the Department of Digital Development and the Communication and Creative Group. The status, tasks and procedures of the Project Office are determined by regulations approved by the Management Council.</w:t>
       </w:r>
     </w:p>
     <w:p>
@@ -3095,25 +3002,7 @@
           <w:bCs/>
           <w:lang w:val="en-US"/>
         </w:rPr>
-        <w:t xml:space="preserve">On item 2 of the Agenda on the change of the organisational structure and the increase of the staff number of the Foundation, the Deputy Chief Executive Officer for Administrative Issues, Murat Temirbekov, spoke. In connection with the establishment of the Project Office «Taza Qazaqstan» and the implementation of other initiatives of the Foundation (ESG, climate risk assessment, climate analytics, the Training Centre, the Expert Council), it is proposed to approve the new organisational structure of the Foundation (Annex 1) and to increase the staff number to 30 positions: </w:t>
-      </w:r>
-      <w:r>
-        <w:rPr>
-          <w:rFonts w:ascii="Arial" w:hAnsi="Arial" w:cs="Arial"/>
-          <w:b/>
-          <w:bCs/>
-          <w:lang w:val="en-US"/>
-        </w:rPr>
-        <w:t>the Foundation (including the Project Office for Central Asia on Climate Change and Green Energy) – 9, the Project Office «Taza Qazaqstan» – 21</w:t>
-      </w:r>
-      <w:r>
-        <w:rPr>
-          <w:rFonts w:ascii="Arial" w:hAnsi="Arial" w:cs="Arial"/>
-          <w:b/>
-          <w:bCs/>
-          <w:lang w:val="en-US"/>
-        </w:rPr>
-        <w:t>. From 21 October 2026, 18 positions are introduced; in 2027 the staff number is expanded in stages depending on the financing received. The functions of the lawyer, system administrator, developer, film director, copywriter, designer and creators manager are proposed to be outsourced.</w:t>
+        <w:t>On item 2 of the Agenda on the change of the organisational structure and the increase of the staff number of the Foundation, the Deputy Chief Executive Officer for Administrative Issues, Murat Temirbekov, spoke. In connection with the establishment of the Project Office «Taza Qazaqstan» and the implementation of other initiatives of the Foundation (ESG, climate risk assessment, climate analytics, the Training Centre, the Expert Council), it is proposed to approve the new organisational structure of the Foundation (Annex 1) and to increase the staff number to 30 positions: the Foundation (including the Project Office for Central Asia on Climate Change and Green Energy) – 9, the Project Office «Taza Qazaqstan» – 21. From 1 November 2026 the staff number will be 21 positions (including the current employees), from December 2026 – 23; in 2027 the staff number is expanded in stages depending on the financing received. The functions of the lawyer, system administrator, developer, film director, copywriter, sociologist and creators manager are proposed to be outsourced.</w:t>
       </w:r>
     </w:p>
     <w:p>
@@ -3183,7 +3072,7 @@
           <w:rFonts w:ascii="Arial" w:hAnsi="Arial" w:cs="Arial"/>
           <w:lang w:val="en-US"/>
         </w:rPr>
-        <w:t>On item 3 of the Agenda on the endorsement of the staff schedule of the Foundation, the Deputy Chief Executive Officer for Administrative Issues, Murat Temirbekov, spoke and presented the draft staff schedule for 30 positions (Annex 2). The monthly payroll of official salaries at full staffing amounts to 31.3 million tenge. The staff schedule of the employees of the Foundation (27 positions, 26.9 million tenge) is approved by the Chief Executive Officer within the budget of the Foundation (paragraph 8.3 of the By-laws), and the official salaries of the members of the Management Council – by the Supreme Guardian (subparagraph b) of paragraph 3.2 of the By-laws). Accordingly, it was proposed to deem invalid Annex B (Staff Schedule) to the Order of the Supreme Guardian No. 1 dated 1 July 2024. In connection with the change of the staff schedule, including the titles of positions and official salaries, the employment contracts with the current employees of the Foundation are to be re-concluded; with the members of the Management Council – in the manner provided for by the By-laws of the Foundation.</w:t>
+        <w:t>On item 3 of the Agenda on the endorsement of the staff schedule of the Foundation, the Deputy Chief Executive Officer for Administrative Issues, Murat Temirbekov, spoke and presented the draft staff schedule for 30 positions (Annex 2). The monthly payroll of official salaries at full staffing amounts to 30.5 million tenge. The staff schedule of the employees of the Foundation (28 positions, 27.5 million tenge) is approved by the Chief Executive Officer within the budget of the Foundation (paragraph 8.3 of the By-laws), and the official salaries of the members of the Management Council – by the Supreme Guardian (subparagraph b) of paragraph 3.2 of the By-laws). Accordingly, it was proposed to deem invalid Annex B (Staff Schedule) to the Order of the Supreme Guardian No. 1 dated 1 July 2024. In connection with the change of the staff schedule, including the titles of positions and official salaries, the employment contracts with the current employees of the Foundation are to be re-concluded; with the members of the Management Council – in the manner provided for by the By-laws of the Foundation.</w:t>
       </w:r>
     </w:p>
     <w:p>
@@ -3407,6 +3296,7 @@
           <w:rFonts w:ascii="Arial" w:hAnsi="Arial" w:cs="Arial"/>
           <w:lang w:val="en-US"/>
         </w:rPr>
+        <w:lastRenderedPageBreak/>
         <w:t>All members of the Management Council voted "FOR" on item 5 on the approval of the procurement plan for goods, works and services for the fourth quarter of 2026.</w:t>
       </w:r>
     </w:p>
@@ -3442,15 +3332,7 @@
           <w:rFonts w:ascii="Arial" w:hAnsi="Arial" w:cs="Arial"/>
           <w:lang w:val="en-US"/>
         </w:rPr>
-        <w:t xml:space="preserve">On item 6 of the Agenda on the approval of the regulations on the structural units and the Expert Council of the Foundation, the Deputy Chief Executive Officer for Administrative Issues, Murat Temirbekov, spoke and presented the draft regulations on the Project Office «Taza Qazaqstan» (Annex 5), on the Project Office for Central Asia on Climate Change and Green Energy (Annex 6), on the Training Centre (Annex 7) and on the Expert Council (Annex 8), prepared in the Russian and English languages. The regulations determine the status, objectives and tasks, structure, functions, procedure of management, interaction, financing and reporting. The Project Office </w:t>
-      </w:r>
-      <w:r>
-        <w:rPr>
-          <w:rFonts w:ascii="Arial" w:hAnsi="Arial" w:cs="Arial"/>
-          <w:lang w:val="en-US"/>
-        </w:rPr>
-        <w:lastRenderedPageBreak/>
-        <w:t>«Taza Qazaqstan» is headed by the National Coordinator reporting to the Chief Executive Officer; the Project Office for Central Asia on Climate Change and Green Energy reports to the Deputy Chief Executive Officer for Strategy and Projects; the Training Centre is supervised by the Deputy Chief Executive Officer for Administrative Issues and the Expert Council by the Deputy Chief Executive Officer for Strategy and Projects. The regulations on the Training Centre and the Expert Council have been prepared pursuant to the instruction of the Management Council of 30 July 2026 (Minutes No. 12).</w:t>
+        <w:t>On item 6 of the Agenda on the approval of the regulations on the structural units and the Expert Council of the Foundation, the Deputy Chief Executive Officer for Administrative Issues, Murat Temirbekov, spoke and presented the draft regulations on the Project Office «Taza Qazaqstan» (Annex 5), on the Project Office for Central Asia on Climate Change and Green Energy (Annex 6), on the Training Centre (Annex 7) and on the Expert Council (Annex 8), prepared in the Russian and English languages. The regulations determine the status, objectives and tasks, structure, functions, procedure of management, interaction, financing and reporting. The Project Office «Taza Qazaqstan» is headed by the National Coordinator reporting to the Chief Executive Officer; the Project Office for Central Asia on Climate Change and Green Energy is headed by the Chief Executive Officer; the Training Centre is supervised by the Deputy Chief Executive Officer for Administrative Issues and the Expert Council by the Chief Executive Officer. The regulations on the Training Centre and the Expert Council have been prepared pursuant to the instruction of the Management Council of 30 July 2026 (Minutes No. 12).</w:t>
       </w:r>
     </w:p>
     <w:p>
@@ -6310,7 +6192,7 @@
 </file>
 
 <file path=customXml/itemProps1.xml><?xml version="1.0" encoding="utf-8"?>
-<ds:datastoreItem xmlns:ds="http://schemas.openxmlformats.org/officeDocument/2006/customXml" ds:itemID="{7A606935-FED2-48E8-A59D-EA097315E7DF}">
+<ds:datastoreItem xmlns:ds="http://schemas.openxmlformats.org/officeDocument/2006/customXml" ds:itemID="{01423D25-3FCD-4B1C-AFA3-B8EC5EAD2FC1}">
   <ds:schemaRefs>
     <ds:schemaRef ds:uri="http://schemas.openxmlformats.org/officeDocument/2006/bibliography"/>
   </ds:schemaRefs>

--- a/Устав/_документы/Протокол УС № 13.docx
+++ b/Устав/_документы/Протокол УС № 13.docx
@@ -131,7 +131,30 @@
           <w:sz w:val="24"/>
           <w:szCs w:val="24"/>
         </w:rPr>
-        <w:t>ОБЩЕГО СОБРАНИЯ УПРАВЛЯЮЩЕГО СОВЕТА ЦЕНТРАЛЬНО-АЗИАТСКОГО КЛИМАТИЧЕСКОГО ФОНДА (ЦАКФ)</w:t>
+        <w:t xml:space="preserve">ОБЩЕГО СОБРАНИЯ УПРАВЛЯЮЩЕГО СОВЕТА </w:t>
+      </w:r>
+    </w:p>
+    <w:p>
+      <w:pPr>
+        <w:spacing w:after="0" w:line="240" w:lineRule="auto"/>
+        <w:jc w:val="center"/>
+        <w:rPr>
+          <w:rFonts w:ascii="Arial" w:hAnsi="Arial" w:cs="Arial"/>
+          <w:b/>
+          <w:bCs/>
+          <w:sz w:val="24"/>
+          <w:szCs w:val="24"/>
+        </w:rPr>
+      </w:pPr>
+      <w:r>
+        <w:rPr>
+          <w:rFonts w:ascii="Arial" w:hAnsi="Arial" w:cs="Arial"/>
+          <w:b/>
+          <w:bCs/>
+          <w:sz w:val="24"/>
+          <w:szCs w:val="24"/>
+        </w:rPr>
+        <w:t>ЦЕНТРАЛЬНО-АЗИАТСКОГО КЛИМАТИЧЕСКОГО ФОНДА (ЦАКФ)</w:t>
       </w:r>
     </w:p>
     <w:p>
@@ -185,7 +208,49 @@
           <w:sz w:val="24"/>
           <w:szCs w:val="24"/>
         </w:rPr>
-        <w:t>«___» октября 2026 г., 10.00 ч.</w:t>
+        <w:t xml:space="preserve">«___» </w:t>
+      </w:r>
+      <w:r>
+        <w:rPr>
+          <w:rFonts w:ascii="Arial" w:hAnsi="Arial" w:cs="Arial"/>
+          <w:sz w:val="24"/>
+          <w:szCs w:val="24"/>
+        </w:rPr>
+        <w:t>__________</w:t>
+      </w:r>
+      <w:r>
+        <w:rPr>
+          <w:rFonts w:ascii="Arial" w:hAnsi="Arial" w:cs="Arial"/>
+          <w:sz w:val="24"/>
+          <w:szCs w:val="24"/>
+          <w:lang w:val="en-US"/>
+        </w:rPr>
+        <w:t>_</w:t>
+      </w:r>
+      <w:r>
+        <w:rPr>
+          <w:rFonts w:ascii="Arial" w:hAnsi="Arial" w:cs="Arial"/>
+          <w:sz w:val="24"/>
+          <w:szCs w:val="24"/>
+        </w:rPr>
+        <w:t xml:space="preserve"> 2026 г., </w:t>
+      </w:r>
+      <w:r>
+        <w:rPr>
+          <w:rFonts w:ascii="Arial" w:hAnsi="Arial" w:cs="Arial"/>
+          <w:sz w:val="24"/>
+          <w:szCs w:val="24"/>
+          <w:lang w:val="en-US"/>
+        </w:rPr>
+        <w:t>__</w:t>
+      </w:r>
+      <w:r>
+        <w:rPr>
+          <w:rFonts w:ascii="Arial" w:hAnsi="Arial" w:cs="Arial"/>
+          <w:sz w:val="24"/>
+          <w:szCs w:val="24"/>
+        </w:rPr>
+        <w:t>.00 ч.</w:t>
       </w:r>
     </w:p>
     <w:p>
@@ -857,19 +922,23 @@
           <w:rFonts w:ascii="Arial" w:hAnsi="Arial" w:cs="Arial"/>
           <w:b/>
         </w:rPr>
-        <w:t xml:space="preserve">По вопросу 1 Повестки о включении в структуру Фонда Проектного офиса «Таза Қазақстан» выступил </w:t>
-      </w:r>
-      <w:r>
-        <w:rPr>
-          <w:rFonts w:ascii="Arial" w:hAnsi="Arial" w:cs="Arial"/>
-          <w:b/>
+        <w:t xml:space="preserve">По вопросу 1 Повестки </w:t>
+      </w:r>
+      <w:r>
+        <w:rPr>
+          <w:rFonts w:ascii="Arial" w:hAnsi="Arial" w:cs="Arial"/>
+        </w:rPr>
+        <w:t xml:space="preserve">о включении в структуру Фонда Проектного офиса «Таза Қазақстан» выступил </w:t>
+      </w:r>
+      <w:r>
+        <w:rPr>
+          <w:rFonts w:ascii="Arial" w:hAnsi="Arial" w:cs="Arial"/>
         </w:rPr>
         <w:t>Главный исполнительный директор</w:t>
       </w:r>
       <w:r>
         <w:rPr>
           <w:rFonts w:ascii="Arial" w:hAnsi="Arial" w:cs="Arial"/>
-          <w:b/>
         </w:rPr>
         <w:t xml:space="preserve"> Ерлік Қаражан. Решением Управляющего совета от 30 июля 2026 года (протокол № 12) направления деятельности Фонда дополнены участием в реализации национальных и региональных экологических инициатив, в том числе «Таза Қазақстан», и определено, что подразделения Фонда включаются в его структуру решением Управляющего совета. </w:t>
       </w:r>
@@ -946,7 +1015,42 @@
           <w:b/>
           <w:bCs/>
         </w:rPr>
-        <w:t>По вопросу 2 Повестки об изменении организационной структуры и расширении штатной численности Фонда выступил Заместитель Главного исполнительного директора по административным вопросам Мурат Темирбеков. В связи с созданием Проектного офиса «Таза Қазақстан», а также реализацией других инициатив Фонда (ESG, оценка климатических рисков, климатическая аналитика, Учебный центр, Экспертный совет) предлагается утвердить новую организационную структуру Фонда (приложение 1) и увеличить штатную численность до 30 единиц: Фонд (включая Проектный офис для Центральной Азии по изменению климата и зеленой энергетике) – 9, Проектный офис «Таза Қазақстан» – 21. С 1 ноября 2026 года численность составит 21 единицу (с учетом действующих работников), с декабря 2026 года – 23; в 2027 году штатная численность расширяется поэтапно в зависимости от поступления финансирования. Функции юриста, системного администратора, разработчика, режиссера, копирайтера, социолога и менеджера по работе с креаторами предлагается обеспечить на условиях аутсорсинга.</w:t>
+        <w:t xml:space="preserve">По вопросу 2 Повестки </w:t>
+      </w:r>
+      <w:r>
+        <w:rPr>
+          <w:rFonts w:ascii="Arial" w:hAnsi="Arial" w:cs="Arial"/>
+          <w:bCs/>
+        </w:rPr>
+        <w:t xml:space="preserve">об изменении организационной структуры и расширении штатной численности Фонда выступил Заместитель Главного исполнительного директора по административным вопросам Мурат Темирбеков. В связи с созданием Проектного офиса «Таза Қазақстан», а также реализацией других инициатив Фонда (ESG, оценка климатических рисков, климатическая аналитика, Учебный центр, Экспертный совет) предлагается утвердить новую организационную структуру Фонда (приложение 1) и увеличить штатную численность </w:t>
+      </w:r>
+      <w:r>
+        <w:rPr>
+          <w:rFonts w:ascii="Arial" w:hAnsi="Arial" w:cs="Arial"/>
+          <w:bCs/>
+        </w:rPr>
+        <w:t>до 31 единицы: Фонд (включая Проектный офис для Центральной Азии по изменению климата и зеленой энергетике) – 10,</w:t>
+      </w:r>
+      <w:r>
+        <w:rPr>
+          <w:rFonts w:ascii="Arial" w:hAnsi="Arial" w:cs="Arial"/>
+          <w:bCs/>
+        </w:rPr>
+        <w:t xml:space="preserve"> Проектный офис «Таза Қазақстан» – 21. </w:t>
+      </w:r>
+      <w:r>
+        <w:rPr>
+          <w:rFonts w:ascii="Arial" w:hAnsi="Arial" w:cs="Arial"/>
+          <w:bCs/>
+        </w:rPr>
+        <w:t>С 1 ноября 2026 года численность составит 22 единицы (с учетом действующих работников), с декабря 2026 года – 23; должность Руководителя Проектного офиса для Центральной Азии по изменению климата и зеленой энергетике вакантна, до ее замещения обязанности Руководителя исполняет Главный исполнительный директор без оклада и доплаты;</w:t>
+      </w:r>
+      <w:r>
+        <w:rPr>
+          <w:rFonts w:ascii="Arial" w:hAnsi="Arial" w:cs="Arial"/>
+          <w:bCs/>
+        </w:rPr>
+        <w:t xml:space="preserve"> в 2027 году штатная численность расширяется поэтапно в зависимости от поступления финансирования. Функции юриста, системного администратора, разработчика, режиссера, копирайтера, социолога и менеджера по работе с креаторами предлагается обеспечить на условиях аутсорсинга.</w:t>
       </w:r>
     </w:p>
     <w:p>
@@ -1010,8 +1114,69 @@
       <w:r>
         <w:rPr>
           <w:rFonts w:ascii="Arial" w:hAnsi="Arial" w:cs="Arial"/>
-        </w:rPr>
-        <w:t>По вопросу 3 Повестки об одобрении штатного расписания Фонда выступил Заместитель Главного исполнительного директора по административным вопросам Мурат Темирбеков и представил проект штатного расписания на 30 штатных единиц (приложение 2). Месячный фонд должностных окладов при полной численности составляет 30,5 млн тенге. Штатное расписание работников Фонда (28 штатных единиц, 27,5 млн тенге) утверждается Главным исполнительным директором в пределах бюджета Фонда (пункт 8.3 Положения), должностные оклады членов Управляющего совета – Верховным попечителем (подпункт б) пункта 3.2 Положения). В связи с этим предложено признать утратившим силу Приложение Б (штатное расписание) к Приказу Верховного попечителя № 1 от 1 июля 2024 года. В связи с изменением штатного расписания, в том числе наименований должностей и должностных окладов, с действующими работниками Фонда необходимо перезаключить трудовые договоры; с членами Управляющего совета – в порядке, предусмотренном Положением Фонда.</w:t>
+          <w:b/>
+        </w:rPr>
+        <w:t>По вопросу 3 Повестки</w:t>
+      </w:r>
+      <w:r>
+        <w:rPr>
+          <w:rFonts w:ascii="Arial" w:hAnsi="Arial" w:cs="Arial"/>
+        </w:rPr>
+        <w:t xml:space="preserve"> об одобрении штатного расписания Фонда выступил Заместитель Главного исполнительного директора по административным вопросам Мурат Темирбеков и представил </w:t>
+      </w:r>
+      <w:r>
+        <w:rPr>
+          <w:rFonts w:ascii="Arial" w:hAnsi="Arial" w:cs="Arial"/>
+        </w:rPr>
+        <w:t>проект штатного расписания на 31 штатную единицу (приложение 2)</w:t>
+      </w:r>
+      <w:r>
+        <w:rPr>
+          <w:rFonts w:ascii="Arial" w:hAnsi="Arial" w:cs="Arial"/>
+        </w:rPr>
+        <w:t xml:space="preserve">. Месячный фонд должностных окладов </w:t>
+      </w:r>
+      <w:r>
+        <w:rPr>
+          <w:rFonts w:ascii="Arial" w:hAnsi="Arial" w:cs="Arial"/>
+        </w:rPr>
+        <w:t>при полной численности составляет 31,9 млн тенге</w:t>
+      </w:r>
+      <w:r>
+        <w:rPr>
+          <w:rFonts w:ascii="Arial" w:hAnsi="Arial" w:cs="Arial"/>
+        </w:rPr>
+        <w:t xml:space="preserve">. Штатное расписание работников Фонда </w:t>
+      </w:r>
+      <w:r>
+        <w:rPr>
+          <w:rFonts w:ascii="Arial" w:hAnsi="Arial" w:cs="Arial"/>
+        </w:rPr>
+        <w:t>(29 штатных единиц, 28,9 млн тенге)</w:t>
+      </w:r>
+      <w:r>
+        <w:rPr>
+          <w:rFonts w:ascii="Arial" w:hAnsi="Arial" w:cs="Arial"/>
+        </w:rPr>
+        <w:t xml:space="preserve"> утверждается Главным исполнительным директором в пределах бюджета Фонда (пункт 8.3 Положения), должностные оклады членов Управляющего совета – Верховным попечителем (подпункт б) пункта 3.2 Положения). В связи с этим предложено признать утратившим силу Приложение Б (штатное расписание) к Приказу Верховного попечителя № 1 от 1 июля 2024 года</w:t>
+      </w:r>
+      <w:r>
+        <w:rPr>
+          <w:rFonts w:ascii="Arial" w:hAnsi="Arial" w:cs="Arial"/>
+        </w:rPr>
+        <w:t xml:space="preserve"> </w:t>
+      </w:r>
+      <w:r>
+        <w:rPr>
+          <w:rFonts w:ascii="Arial" w:hAnsi="Arial" w:cs="Arial"/>
+        </w:rPr>
+        <w:t>и изменения к нему</w:t>
+      </w:r>
+      <w:r>
+        <w:rPr>
+          <w:rFonts w:ascii="Arial" w:hAnsi="Arial" w:cs="Arial"/>
+        </w:rPr>
+        <w:t>. В связи с изменением штатного расписания, в том числе наименований должностей и должностных окладов, с действующими работниками Фонда необходимо перезаключить трудовые договоры; с членами Управляющего совета – в порядке, предусмотренном Положением Фонда.</w:t>
       </w:r>
     </w:p>
     <w:p>
@@ -1087,8 +1252,15 @@
       <w:r>
         <w:rPr>
           <w:rFonts w:ascii="Arial" w:hAnsi="Arial" w:cs="Arial"/>
-        </w:rPr>
-        <w:t>По вопросу 4 Повестки об одобрении бюджета Фонда на IV квартал 2026 года выступила Финансовый директор-Главный бухгалтер ЦАКФ Майра Оразбаева и представила проект бюджета (приложение 3) на сумму 250,0 млн тенге, в том числе: организационное обеспечение деятельности Фонда и Проектного офиса – 162,6 млн тенге с учетом НДС (140,2 млн тенге без НДС), первоочередные проекты Проектного офиса – 87,4 млн тенге. Организационное обеспечение включает расходы на персонал (18 штатных единиц с 21 октября 2026 года), услуги на условиях аутсорсинга, аренду и оснащение офиса, командировки по Республике Казахстан, страхование работников, цифровые инструменты, таргетированную рекламу и полиграфию, а также непредвиденные расходы (резерв 10 процентов).</w:t>
+          <w:b/>
+        </w:rPr>
+        <w:t>По вопросу 4 Повестки</w:t>
+      </w:r>
+      <w:r>
+        <w:rPr>
+          <w:rFonts w:ascii="Arial" w:hAnsi="Arial" w:cs="Arial"/>
+        </w:rPr>
+        <w:t xml:space="preserve"> об одобрении бюджета Фонда на IV квартал 2026 года выступила Финансовый директор-Главный бухгалтер ЦАКФ Майра Оразбаева и представила проект бюджета (приложение 3) на сумму 250,0 млн тенге, в том числе: организационное обеспечение деятельности Фонда и Проектного офиса – 162,6 млн тенге с учетом НДС (140,2 млн тенге без НДС), первоочередные проекты Проектного офиса – 87,4 млн тенге. Организационное обеспечение включает расходы на персонал (18 штатных единиц с 21 октября 2026 года), услуги на условиях аутсорсинга, аренду и оснащение офиса, командировки по Республике Казахстан, страхование работников, цифровые инструменты, таргетированную рекламу и полиграфию, а также непредвиденные расходы (резерв 10 процентов).</w:t>
       </w:r>
     </w:p>
     <w:p>
@@ -1107,14 +1279,14 @@
         <w:rPr>
           <w:rFonts w:ascii="Arial" w:hAnsi="Arial" w:cs="Arial"/>
         </w:rPr>
-        <w:t xml:space="preserve">Первоочередные проекты: информационное сопровождение, в том числе пресс-мероприятия и мобильный брендинг, – 18,4 млн тенге; разработка и техническое сопровождение цифровой платформы – 18,4 млн тенге; специальные и креативные проекты – 30,5 млн тенге; привлечение инфлюенсеров – 9,2 млн тенге; проекты с молодежью и волонтерами – 6,1 млн тенге; «TAZA TALQY» – 3,6 млн тенге; «TAZA OI» – </w:t>
+        <w:t xml:space="preserve">Первоочередные проекты: информационное сопровождение, в том числе пресс-мероприятия и мобильный брендинг, – 18,4 млн тенге; разработка и техническое сопровождение цифровой платформы – 18,4 млн тенге; специальные и креативные проекты – 30,5 млн тенге; привлечение инфлюенсеров – 9,2 млн тенге; проекты с молодежью и волонтерами – 6,1 млн тенге; «TAZA TALQY» – 3,6 млн тенге; «TAZA OI» – 1,2 млн тенге. Бюджет соответствует предварительному расчету, направленному в </w:t>
       </w:r>
       <w:r>
         <w:rPr>
           <w:rFonts w:ascii="Arial" w:hAnsi="Arial" w:cs="Arial"/>
         </w:rPr>
         <w:lastRenderedPageBreak/>
-        <w:t>1,2 млн тенге. Бюджет соответствует предварительному расчету, направленному в Министерство экологии и природных ресурсов Республики Казахстан письмом Фонда от 12 октября 2026 года № 02/373. Министерством предложено рассмотреть возможность использования для запуска Проектного офиса части чистого дохода АО «Жасыл Даму» (250 млн тенге), остающегося в его распоряжении после выплаты дивидендов (письмо от 12 октября 2026 года № ПР-82853). Бюджет на 2027 год вносится на рассмотрение Управляющего совета отдельно. Исполнение бюджета осуществляется в пределах поступившего финансирования.</w:t>
+        <w:t>Министерство экологии и природных ресурсов Республики Казахстан письмом Фонда от 12 октября 2026 года № 02/373. Министерством предложено рассмотреть возможность использования для запуска Проектного офиса части чистого дохода АО «Жасыл Даму» (250 млн тенге), остающегося в его распоряжении после выплаты дивидендов (письмо от 12 октября 2026 года № ПР-82853). Бюджет на 2027 год вносится на рассмотрение Управляющего совета отдельно. Исполнение бюджета осуществляется в пределах поступившего финансирования.</w:t>
       </w:r>
     </w:p>
     <w:p>
@@ -1178,8 +1350,15 @@
       <w:r>
         <w:rPr>
           <w:rFonts w:ascii="Arial" w:hAnsi="Arial" w:cs="Arial"/>
-        </w:rPr>
-        <w:t xml:space="preserve">По вопросу 5 Повестки об утверждении плана закупок выступил Заместитель Главного исполнительного директора по административным вопросам Мурат Темирбеков и представил проект </w:t>
+          <w:b/>
+        </w:rPr>
+        <w:t>По вопросу 5 Повестки</w:t>
+      </w:r>
+      <w:r>
+        <w:rPr>
+          <w:rFonts w:ascii="Arial" w:hAnsi="Arial" w:cs="Arial"/>
+        </w:rPr>
+        <w:t xml:space="preserve"> об утверждении плана закупок выступил Заместитель Главного исполнительного директора по административным вопросам Мурат Темирбеков и представил проект </w:t>
       </w:r>
       <w:r>
         <w:rPr>
@@ -1254,8 +1433,27 @@
       <w:r>
         <w:rPr>
           <w:rFonts w:ascii="Arial" w:hAnsi="Arial" w:cs="Arial"/>
-        </w:rPr>
-        <w:t>По вопросу 6 Повестки об утверждении положений о структурных подразделениях и Экспертном совете Фонда выступил Заместитель Главного исполнительного директора по административным вопросам Мурат Темирбеков и представил проекты положений о Проектном офисе «Таза Қазақстан» (приложение 5), о Проектном офисе для Центральной Азии по изменению климата и зеленой энергетике (приложение 6), об Учебном центре (приложение 7) и об Экспертном совете (приложение 8), подготовленные на русском и английском языках. Положения определяют статус, цели и задачи, структуру, функции, порядок руководства, взаимодействия, финансирования и отчетности. Проектный офис «Таза Қазақстан» возглавляет Национальный координатор, подчиняющийся Главному исполнительному директору; Проектный офис для Центральной Азии по изменению климата и зеленой энергетике возглавляет Главный исполнительный директор; курирование Учебного центра осуществляет Заместитель Главного исполнительного директора по административным вопросам, Экспертного совета – Главный исполнительный директор. Положения об Учебном центре и Экспертном совете подготовлены во исполнение поручения Управляющего совета от 30 июля 2026 года (протокол № 12).</w:t>
+          <w:b/>
+        </w:rPr>
+        <w:t>По вопросу 6 Повестки</w:t>
+      </w:r>
+      <w:r>
+        <w:rPr>
+          <w:rFonts w:ascii="Arial" w:hAnsi="Arial" w:cs="Arial"/>
+        </w:rPr>
+        <w:t xml:space="preserve"> об утверждении положений о структурных подразделениях и Экспертном совете Фонда выступил Заместитель Главного исполнительного директора по административным вопросам Мурат Темирбеков и представил проекты положений о Проектном офисе «Таза Қазақстан» (приложение 5), о Проектном офисе для Центральной Азии по изменению климата и зеленой энергетике (приложение 6), об Учебном центре (приложение 7) и об Экспертном совете (приложение 8), подготовленные на русском и английском языках. Положения определяют статус, цели и задачи, структуру, функции, порядок руководства, взаимодействия, финансирования и отчетности. Проектный офис «Таза Қазақстан» возглавляет Национальный координатор, подчиняющийся Главному исполнительному директору; </w:t>
+      </w:r>
+      <w:r>
+        <w:rPr>
+          <w:rFonts w:ascii="Arial" w:hAnsi="Arial" w:cs="Arial"/>
+        </w:rPr>
+        <w:t>Проектный офис для Центральной Азии по изменению климата и зеленой энергетике возглавляет Руководитель, до назначения которого его обязанности исполняет Главный исполнительный директор;</w:t>
+      </w:r>
+      <w:r>
+        <w:rPr>
+          <w:rFonts w:ascii="Arial" w:hAnsi="Arial" w:cs="Arial"/>
+        </w:rPr>
+        <w:t xml:space="preserve"> курирование Учебного центра осуществляет Заместитель Главного исполнительного директора по административным вопросам, Экспертного совета – Главный исполнительный директор. Положения об Учебном центре и Экспертном совете подготовлены во исполнение поручения Управляющего совета от 30 июля 2026 года (протокол № 12).</w:t>
       </w:r>
     </w:p>
     <w:p>
@@ -1354,7 +1552,25 @@
         <w:rPr>
           <w:rFonts w:ascii="Arial" w:hAnsi="Arial" w:cs="Arial"/>
         </w:rPr>
-        <w:t xml:space="preserve"> Верховного попечителя № 1 от 1 июля 2024 года;</w:t>
+        <w:t xml:space="preserve"> Верховного попечителя № 1 от 1 июля 2024 года</w:t>
+      </w:r>
+      <w:r>
+        <w:rPr>
+          <w:rFonts w:ascii="Arial" w:hAnsi="Arial" w:cs="Arial"/>
+        </w:rPr>
+        <w:t xml:space="preserve"> </w:t>
+      </w:r>
+      <w:r>
+        <w:rPr>
+          <w:rFonts w:ascii="Arial" w:hAnsi="Arial" w:cs="Arial"/>
+        </w:rPr>
+        <w:t>и изменения к нему</w:t>
+      </w:r>
+      <w:r>
+        <w:rPr>
+          <w:rFonts w:ascii="Arial" w:hAnsi="Arial" w:cs="Arial"/>
+        </w:rPr>
+        <w:t>;</w:t>
       </w:r>
     </w:p>
     <w:p>
@@ -1434,7 +1650,6 @@
         <w:rPr>
           <w:rFonts w:ascii="Arial" w:hAnsi="Arial" w:cs="Arial"/>
         </w:rPr>
-        <w:lastRenderedPageBreak/>
         <w:t>7) направить Верховному попечителю ЦАКФ соответствующую информацию о принятых решениях.</w:t>
       </w:r>
     </w:p>
@@ -2052,6 +2267,240 @@
           <w:szCs w:val="24"/>
         </w:rPr>
       </w:pPr>
+    </w:p>
+    <w:p>
+      <w:pPr>
+        <w:spacing w:after="0" w:line="240" w:lineRule="auto"/>
+        <w:jc w:val="center"/>
+        <w:rPr>
+          <w:rFonts w:ascii="Arial" w:hAnsi="Arial" w:cs="Arial"/>
+          <w:b/>
+          <w:bCs/>
+          <w:sz w:val="24"/>
+          <w:szCs w:val="24"/>
+        </w:rPr>
+      </w:pPr>
+    </w:p>
+    <w:p>
+      <w:pPr>
+        <w:spacing w:after="0" w:line="240" w:lineRule="auto"/>
+        <w:jc w:val="center"/>
+        <w:rPr>
+          <w:rFonts w:ascii="Arial" w:hAnsi="Arial" w:cs="Arial"/>
+          <w:b/>
+          <w:bCs/>
+          <w:sz w:val="24"/>
+          <w:szCs w:val="24"/>
+        </w:rPr>
+      </w:pPr>
+    </w:p>
+    <w:p>
+      <w:pPr>
+        <w:spacing w:after="0" w:line="240" w:lineRule="auto"/>
+        <w:jc w:val="center"/>
+        <w:rPr>
+          <w:rFonts w:ascii="Arial" w:hAnsi="Arial" w:cs="Arial"/>
+          <w:b/>
+          <w:bCs/>
+          <w:sz w:val="24"/>
+          <w:szCs w:val="24"/>
+        </w:rPr>
+      </w:pPr>
+    </w:p>
+    <w:p>
+      <w:pPr>
+        <w:spacing w:after="0" w:line="240" w:lineRule="auto"/>
+        <w:jc w:val="center"/>
+        <w:rPr>
+          <w:rFonts w:ascii="Arial" w:hAnsi="Arial" w:cs="Arial"/>
+          <w:b/>
+          <w:bCs/>
+          <w:sz w:val="24"/>
+          <w:szCs w:val="24"/>
+        </w:rPr>
+      </w:pPr>
+    </w:p>
+    <w:p>
+      <w:pPr>
+        <w:spacing w:after="0" w:line="240" w:lineRule="auto"/>
+        <w:jc w:val="center"/>
+        <w:rPr>
+          <w:rFonts w:ascii="Arial" w:hAnsi="Arial" w:cs="Arial"/>
+          <w:b/>
+          <w:bCs/>
+          <w:sz w:val="24"/>
+          <w:szCs w:val="24"/>
+        </w:rPr>
+      </w:pPr>
+    </w:p>
+    <w:p>
+      <w:pPr>
+        <w:spacing w:after="0" w:line="240" w:lineRule="auto"/>
+        <w:jc w:val="center"/>
+        <w:rPr>
+          <w:rFonts w:ascii="Arial" w:hAnsi="Arial" w:cs="Arial"/>
+          <w:b/>
+          <w:bCs/>
+          <w:sz w:val="24"/>
+          <w:szCs w:val="24"/>
+        </w:rPr>
+      </w:pPr>
+    </w:p>
+    <w:p>
+      <w:pPr>
+        <w:spacing w:after="0" w:line="240" w:lineRule="auto"/>
+        <w:jc w:val="center"/>
+        <w:rPr>
+          <w:rFonts w:ascii="Arial" w:hAnsi="Arial" w:cs="Arial"/>
+          <w:b/>
+          <w:bCs/>
+          <w:sz w:val="24"/>
+          <w:szCs w:val="24"/>
+        </w:rPr>
+      </w:pPr>
+    </w:p>
+    <w:p>
+      <w:pPr>
+        <w:spacing w:after="0" w:line="240" w:lineRule="auto"/>
+        <w:jc w:val="center"/>
+        <w:rPr>
+          <w:rFonts w:ascii="Arial" w:hAnsi="Arial" w:cs="Arial"/>
+          <w:b/>
+          <w:bCs/>
+          <w:sz w:val="24"/>
+          <w:szCs w:val="24"/>
+        </w:rPr>
+      </w:pPr>
+    </w:p>
+    <w:p>
+      <w:pPr>
+        <w:spacing w:after="0" w:line="240" w:lineRule="auto"/>
+        <w:jc w:val="center"/>
+        <w:rPr>
+          <w:rFonts w:ascii="Arial" w:hAnsi="Arial" w:cs="Arial"/>
+          <w:b/>
+          <w:bCs/>
+          <w:sz w:val="24"/>
+          <w:szCs w:val="24"/>
+        </w:rPr>
+      </w:pPr>
+    </w:p>
+    <w:p>
+      <w:pPr>
+        <w:spacing w:after="0" w:line="240" w:lineRule="auto"/>
+        <w:jc w:val="center"/>
+        <w:rPr>
+          <w:rFonts w:ascii="Arial" w:hAnsi="Arial" w:cs="Arial"/>
+          <w:b/>
+          <w:bCs/>
+          <w:sz w:val="24"/>
+          <w:szCs w:val="24"/>
+        </w:rPr>
+      </w:pPr>
+    </w:p>
+    <w:p>
+      <w:pPr>
+        <w:spacing w:after="0" w:line="240" w:lineRule="auto"/>
+        <w:jc w:val="center"/>
+        <w:rPr>
+          <w:rFonts w:ascii="Arial" w:hAnsi="Arial" w:cs="Arial"/>
+          <w:b/>
+          <w:bCs/>
+          <w:sz w:val="24"/>
+          <w:szCs w:val="24"/>
+        </w:rPr>
+      </w:pPr>
+    </w:p>
+    <w:p>
+      <w:pPr>
+        <w:spacing w:after="0" w:line="240" w:lineRule="auto"/>
+        <w:jc w:val="center"/>
+        <w:rPr>
+          <w:rFonts w:ascii="Arial" w:hAnsi="Arial" w:cs="Arial"/>
+          <w:b/>
+          <w:bCs/>
+          <w:sz w:val="24"/>
+          <w:szCs w:val="24"/>
+        </w:rPr>
+      </w:pPr>
+    </w:p>
+    <w:p>
+      <w:pPr>
+        <w:spacing w:after="0" w:line="240" w:lineRule="auto"/>
+        <w:jc w:val="center"/>
+        <w:rPr>
+          <w:rFonts w:ascii="Arial" w:hAnsi="Arial" w:cs="Arial"/>
+          <w:b/>
+          <w:bCs/>
+          <w:sz w:val="24"/>
+          <w:szCs w:val="24"/>
+        </w:rPr>
+      </w:pPr>
+    </w:p>
+    <w:p>
+      <w:pPr>
+        <w:spacing w:after="0" w:line="240" w:lineRule="auto"/>
+        <w:jc w:val="center"/>
+        <w:rPr>
+          <w:rFonts w:ascii="Arial" w:hAnsi="Arial" w:cs="Arial"/>
+          <w:b/>
+          <w:bCs/>
+          <w:sz w:val="24"/>
+          <w:szCs w:val="24"/>
+        </w:rPr>
+      </w:pPr>
+    </w:p>
+    <w:p>
+      <w:pPr>
+        <w:spacing w:after="0" w:line="240" w:lineRule="auto"/>
+        <w:jc w:val="center"/>
+        <w:rPr>
+          <w:rFonts w:ascii="Arial" w:hAnsi="Arial" w:cs="Arial"/>
+          <w:b/>
+          <w:bCs/>
+          <w:sz w:val="24"/>
+          <w:szCs w:val="24"/>
+        </w:rPr>
+      </w:pPr>
+    </w:p>
+    <w:p>
+      <w:pPr>
+        <w:spacing w:after="0" w:line="240" w:lineRule="auto"/>
+        <w:jc w:val="center"/>
+        <w:rPr>
+          <w:rFonts w:ascii="Arial" w:hAnsi="Arial" w:cs="Arial"/>
+          <w:b/>
+          <w:bCs/>
+          <w:sz w:val="24"/>
+          <w:szCs w:val="24"/>
+        </w:rPr>
+      </w:pPr>
+    </w:p>
+    <w:p>
+      <w:pPr>
+        <w:spacing w:after="0" w:line="240" w:lineRule="auto"/>
+        <w:jc w:val="center"/>
+        <w:rPr>
+          <w:rFonts w:ascii="Arial" w:hAnsi="Arial" w:cs="Arial"/>
+          <w:b/>
+          <w:bCs/>
+          <w:sz w:val="24"/>
+          <w:szCs w:val="24"/>
+        </w:rPr>
+      </w:pPr>
+    </w:p>
+    <w:p>
+      <w:pPr>
+        <w:spacing w:after="0" w:line="240" w:lineRule="auto"/>
+        <w:jc w:val="center"/>
+        <w:rPr>
+          <w:rFonts w:ascii="Arial" w:hAnsi="Arial" w:cs="Arial"/>
+          <w:b/>
+          <w:bCs/>
+          <w:sz w:val="24"/>
+          <w:szCs w:val="24"/>
+        </w:rPr>
+      </w:pPr>
       <w:r>
         <w:rPr>
           <w:noProof/>
@@ -2171,7 +2620,32 @@
           <w:szCs w:val="24"/>
           <w:lang w:val="en-US"/>
         </w:rPr>
-        <w:t>General Meeting of the Management Council of the Central Asia Climate Foundation (CACF)</w:t>
+        <w:t xml:space="preserve">General Meeting of the Management Council </w:t>
+      </w:r>
+    </w:p>
+    <w:p>
+      <w:pPr>
+        <w:spacing w:after="0" w:line="240" w:lineRule="auto"/>
+        <w:jc w:val="center"/>
+        <w:rPr>
+          <w:rFonts w:ascii="Arial" w:hAnsi="Arial" w:cs="Arial"/>
+          <w:b/>
+          <w:bCs/>
+          <w:sz w:val="24"/>
+          <w:szCs w:val="24"/>
+          <w:lang w:val="en-US"/>
+        </w:rPr>
+      </w:pPr>
+      <w:r>
+        <w:rPr>
+          <w:rFonts w:ascii="Arial" w:hAnsi="Arial" w:cs="Arial"/>
+          <w:b/>
+          <w:bCs/>
+          <w:sz w:val="24"/>
+          <w:szCs w:val="24"/>
+          <w:lang w:val="en-US"/>
+        </w:rPr>
+        <w:t>of the Central Asia Climate Foundation (CACF)</w:t>
       </w:r>
     </w:p>
     <w:p>
@@ -2230,7 +2704,41 @@
           <w:szCs w:val="24"/>
           <w:lang w:val="en-US"/>
         </w:rPr>
-        <w:t>«___» October 2026, 10:00 a.m.</w:t>
+        <w:t xml:space="preserve">«___» </w:t>
+      </w:r>
+      <w:r>
+        <w:rPr>
+          <w:rFonts w:ascii="Arial" w:hAnsi="Arial" w:cs="Arial"/>
+          <w:sz w:val="24"/>
+          <w:szCs w:val="24"/>
+        </w:rPr>
+        <w:t>_________</w:t>
+      </w:r>
+      <w:r>
+        <w:rPr>
+          <w:rFonts w:ascii="Arial" w:hAnsi="Arial" w:cs="Arial"/>
+          <w:sz w:val="24"/>
+          <w:szCs w:val="24"/>
+          <w:lang w:val="en-US"/>
+        </w:rPr>
+        <w:t xml:space="preserve"> 2026, </w:t>
+      </w:r>
+      <w:r>
+        <w:rPr>
+          <w:rFonts w:ascii="Arial" w:hAnsi="Arial" w:cs="Arial"/>
+          <w:sz w:val="24"/>
+          <w:szCs w:val="24"/>
+        </w:rPr>
+        <w:t>___</w:t>
+      </w:r>
+      <w:r>
+        <w:rPr>
+          <w:rFonts w:ascii="Arial" w:hAnsi="Arial" w:cs="Arial"/>
+          <w:sz w:val="24"/>
+          <w:szCs w:val="24"/>
+          <w:lang w:val="en-US"/>
+        </w:rPr>
+        <w:t>:00 a.m.</w:t>
       </w:r>
     </w:p>
     <w:p>
@@ -2397,7 +2905,6 @@
           <w:b/>
           <w:lang w:val="en-US"/>
         </w:rPr>
-        <w:lastRenderedPageBreak/>
         <w:t>Members of the Management Council of the Central Asia Climate Foundation:</w:t>
       </w:r>
     </w:p>
@@ -2556,7 +3063,7 @@
       <w:pPr>
         <w:pStyle w:val="a9"/>
         <w:spacing w:after="0" w:line="240" w:lineRule="auto"/>
-        <w:ind w:left="720" w:hanging="360"/>
+        <w:ind w:left="567"/>
         <w:contextualSpacing/>
         <w:rPr>
           <w:rFonts w:ascii="Arial" w:hAnsi="Arial" w:cs="Arial"/>
@@ -2575,7 +3082,7 @@
       <w:pPr>
         <w:pStyle w:val="a9"/>
         <w:spacing w:after="0" w:line="240" w:lineRule="auto"/>
-        <w:ind w:left="720" w:hanging="360"/>
+        <w:ind w:left="567"/>
         <w:contextualSpacing/>
         <w:rPr>
           <w:rFonts w:ascii="Arial" w:hAnsi="Arial" w:cs="Arial"/>
@@ -2594,7 +3101,7 @@
       <w:pPr>
         <w:pStyle w:val="a9"/>
         <w:spacing w:after="0" w:line="240" w:lineRule="auto"/>
-        <w:ind w:left="720"/>
+        <w:ind w:left="567"/>
         <w:contextualSpacing/>
         <w:rPr>
           <w:rFonts w:ascii="Arial" w:hAnsi="Arial" w:cs="Arial"/>
@@ -2627,7 +3134,7 @@
       <w:pPr>
         <w:pStyle w:val="a9"/>
         <w:spacing w:after="0" w:line="240" w:lineRule="auto"/>
-        <w:ind w:left="720"/>
+        <w:ind w:left="567"/>
         <w:contextualSpacing/>
         <w:rPr>
           <w:rFonts w:ascii="Arial" w:hAnsi="Arial" w:cs="Arial"/>
@@ -2646,7 +3153,7 @@
       <w:pPr>
         <w:pStyle w:val="a9"/>
         <w:spacing w:after="0" w:line="240" w:lineRule="auto"/>
-        <w:ind w:left="720"/>
+        <w:ind w:left="567"/>
         <w:contextualSpacing/>
         <w:rPr>
           <w:rFonts w:ascii="Arial" w:hAnsi="Arial" w:cs="Arial"/>
@@ -2665,7 +3172,7 @@
       <w:pPr>
         <w:pStyle w:val="a9"/>
         <w:spacing w:after="0" w:line="240" w:lineRule="auto"/>
-        <w:ind w:left="720"/>
+        <w:ind w:left="567"/>
         <w:contextualSpacing/>
         <w:rPr>
           <w:rFonts w:ascii="Arial" w:hAnsi="Arial" w:cs="Arial"/>
@@ -2909,12 +3416,18 @@
           <w:b/>
           <w:lang w:val="en-US"/>
         </w:rPr>
-        <w:t xml:space="preserve">On item 1 of the Agenda on the inclusion of the Project Office «Taza Qazaqstan» in the structure of the Foundation, the </w:t>
-      </w:r>
-      <w:r>
-        <w:rPr>
-          <w:rFonts w:ascii="Arial" w:hAnsi="Arial" w:cs="Arial"/>
-          <w:b/>
+        <w:t>On item 1 of the Agenda</w:t>
+      </w:r>
+      <w:r>
+        <w:rPr>
+          <w:rFonts w:ascii="Arial" w:hAnsi="Arial" w:cs="Arial"/>
+          <w:lang w:val="en-US"/>
+        </w:rPr>
+        <w:t xml:space="preserve"> on the inclusion of the Project Office «Taza Qazaqstan» in the structure of the Foundation, the </w:t>
+      </w:r>
+      <w:r>
+        <w:rPr>
+          <w:rFonts w:ascii="Arial" w:hAnsi="Arial" w:cs="Arial"/>
           <w:lang w:val="en-US"/>
         </w:rPr>
         <w:t>Chief Executive Officer</w:t>
@@ -2922,7 +3435,6 @@
       <w:r>
         <w:rPr>
           <w:rFonts w:ascii="Arial" w:hAnsi="Arial" w:cs="Arial"/>
-          <w:b/>
           <w:lang w:val="en-US"/>
         </w:rPr>
         <w:t xml:space="preserve">, Yerlik Karazhan, spoke. By the decision of the Management Council of 30 July 2026 (Minutes No. 12), the areas of activity of the Foundation were supplemented with participation in the implementation of national and regional environmental initiatives, including «Taza Qazaqstan», and it was determined that units of the Foundation are included in its structure by decision of the Management Council. </w:t>
@@ -3002,7 +3514,47 @@
           <w:bCs/>
           <w:lang w:val="en-US"/>
         </w:rPr>
-        <w:t>On item 2 of the Agenda on the change of the organisational structure and the increase of the staff number of the Foundation, the Deputy Chief Executive Officer for Administrative Issues, Murat Temirbekov, spoke. In connection with the establishment of the Project Office «Taza Qazaqstan» and the implementation of other initiatives of the Foundation (ESG, climate risk assessment, climate analytics, the Training Centre, the Expert Council), it is proposed to approve the new organisational structure of the Foundation (Annex 1) and to increase the staff number to 30 positions: the Foundation (including the Project Office for Central Asia on Climate Change and Green Energy) – 9, the Project Office «Taza Qazaqstan» – 21. From 1 November 2026 the staff number will be 21 positions (including the current employees), from December 2026 – 23; in 2027 the staff number is expanded in stages depending on the financing received. The functions of the lawyer, system administrator, developer, film director, copywriter, sociologist and creators manager are proposed to be outsourced.</w:t>
+        <w:t xml:space="preserve">On item 2 of the Agenda </w:t>
+      </w:r>
+      <w:r>
+        <w:rPr>
+          <w:rFonts w:ascii="Arial" w:hAnsi="Arial" w:cs="Arial"/>
+          <w:bCs/>
+          <w:lang w:val="en-US"/>
+        </w:rPr>
+        <w:t xml:space="preserve">on the change of the organisational structure and the increase of the staff number of the Foundation, the Deputy Chief Executive Officer for Administrative Issues, Murat Temirbekov, spoke. In connection with the establishment of the Project Office «Taza Qazaqstan» and the implementation of other initiatives of the Foundation (ESG, climate risk assessment, climate analytics, the Training Centre, the Expert Council), it is proposed to approve the new organisational structure of the Foundation (Annex 1) and to increase the staff number </w:t>
+      </w:r>
+      <w:r>
+        <w:rPr>
+          <w:rFonts w:ascii="Arial" w:hAnsi="Arial" w:cs="Arial"/>
+          <w:bCs/>
+          <w:lang w:val="en-US"/>
+        </w:rPr>
+        <w:t>to 31 positions: the Foundation (including the Project Office for Central Asia on Climate Change and Green Energy) – 10,</w:t>
+      </w:r>
+      <w:r>
+        <w:rPr>
+          <w:rFonts w:ascii="Arial" w:hAnsi="Arial" w:cs="Arial"/>
+          <w:bCs/>
+          <w:lang w:val="en-US"/>
+        </w:rPr>
+        <w:t xml:space="preserve"> the Project Office «Taza Qazaqstan» – 21. </w:t>
+      </w:r>
+      <w:r>
+        <w:rPr>
+          <w:rFonts w:ascii="Arial" w:hAnsi="Arial" w:cs="Arial"/>
+          <w:bCs/>
+          <w:lang w:val="en-US"/>
+        </w:rPr>
+        <w:t>From 1 November 2026 the staff number will be 22 positions (including the current employees), from December 2026 – 23; the position of the Head of the Project Office for Central Asia on Climate Change and Green Energy is vacant, and until it is filled the duties of the Head are performed by the Chief Executive Officer without salary or additional pay;</w:t>
+      </w:r>
+      <w:r>
+        <w:rPr>
+          <w:rFonts w:ascii="Arial" w:hAnsi="Arial" w:cs="Arial"/>
+          <w:bCs/>
+          <w:lang w:val="en-US"/>
+        </w:rPr>
+        <w:t xml:space="preserve"> in 2027 the staff number is expanded in stages depending on the financing received. The functions of the lawyer, system administrator, developer, film director, copywriter, sociologist and creators manager are proposed to be outsourced.</w:t>
       </w:r>
     </w:p>
     <w:p>
@@ -3070,9 +3622,79 @@
       <w:r>
         <w:rPr>
           <w:rFonts w:ascii="Arial" w:hAnsi="Arial" w:cs="Arial"/>
-          <w:lang w:val="en-US"/>
-        </w:rPr>
-        <w:t>On item 3 of the Agenda on the endorsement of the staff schedule of the Foundation, the Deputy Chief Executive Officer for Administrative Issues, Murat Temirbekov, spoke and presented the draft staff schedule for 30 positions (Annex 2). The monthly payroll of official salaries at full staffing amounts to 30.5 million tenge. The staff schedule of the employees of the Foundation (28 positions, 27.5 million tenge) is approved by the Chief Executive Officer within the budget of the Foundation (paragraph 8.3 of the By-laws), and the official salaries of the members of the Management Council – by the Supreme Guardian (subparagraph b) of paragraph 3.2 of the By-laws). Accordingly, it was proposed to deem invalid Annex B (Staff Schedule) to the Order of the Supreme Guardian No. 1 dated 1 July 2024. In connection with the change of the staff schedule, including the titles of positions and official salaries, the employment contracts with the current employees of the Foundation are to be re-concluded; with the members of the Management Council – in the manner provided for by the By-laws of the Foundation.</w:t>
+          <w:b/>
+          <w:lang w:val="en-US"/>
+        </w:rPr>
+        <w:t>On item 3 of the Agenda</w:t>
+      </w:r>
+      <w:r>
+        <w:rPr>
+          <w:rFonts w:ascii="Arial" w:hAnsi="Arial" w:cs="Arial"/>
+          <w:lang w:val="en-US"/>
+        </w:rPr>
+        <w:t xml:space="preserve"> on the endorsement of the staff schedule of the Foundation, the Deputy Chief Executive Officer for Administrative Issues, Murat Temirbekov, spoke and presented the </w:t>
+      </w:r>
+      <w:r>
+        <w:rPr>
+          <w:rFonts w:ascii="Arial" w:hAnsi="Arial" w:cs="Arial"/>
+          <w:lang w:val="en-US"/>
+        </w:rPr>
+        <w:t>draft staff schedule for 31 positions (Annex 2)</w:t>
+      </w:r>
+      <w:r>
+        <w:rPr>
+          <w:rFonts w:ascii="Arial" w:hAnsi="Arial" w:cs="Arial"/>
+          <w:lang w:val="en-US"/>
+        </w:rPr>
+        <w:t xml:space="preserve">. The monthly payroll of official salaries </w:t>
+      </w:r>
+      <w:r>
+        <w:rPr>
+          <w:rFonts w:ascii="Arial" w:hAnsi="Arial" w:cs="Arial"/>
+          <w:lang w:val="en-US"/>
+        </w:rPr>
+        <w:t>at full staffing amounts to 31.9 million tenge</w:t>
+      </w:r>
+      <w:r>
+        <w:rPr>
+          <w:rFonts w:ascii="Arial" w:hAnsi="Arial" w:cs="Arial"/>
+          <w:lang w:val="en-US"/>
+        </w:rPr>
+        <w:t xml:space="preserve">. The staff schedule of the employees of the Foundation </w:t>
+      </w:r>
+      <w:r>
+        <w:rPr>
+          <w:rFonts w:ascii="Arial" w:hAnsi="Arial" w:cs="Arial"/>
+          <w:lang w:val="en-US"/>
+        </w:rPr>
+        <w:t>(29 positions, 28.9 million tenge)</w:t>
+      </w:r>
+      <w:r>
+        <w:rPr>
+          <w:rFonts w:ascii="Arial" w:hAnsi="Arial" w:cs="Arial"/>
+          <w:lang w:val="en-US"/>
+        </w:rPr>
+        <w:t xml:space="preserve"> is approved by the Chief Executive Officer within the budget of the Foundation (paragraph 8.3 of the By-laws), and the official salaries of the members of the Management Council – by the Supreme Guardian (subparagraph b) of paragraph 3.2 of the By-laws). Accordingly, it was proposed to deem invalid Annex B (Staff Schedule) to the Order of the Supreme Guardian No. 1 dated 1 July 2024</w:t>
+      </w:r>
+      <w:r>
+        <w:rPr>
+          <w:lang w:val="en-US"/>
+        </w:rPr>
+        <w:t xml:space="preserve"> </w:t>
+      </w:r>
+      <w:r>
+        <w:rPr>
+          <w:rFonts w:ascii="Arial" w:hAnsi="Arial" w:cs="Arial"/>
+          <w:lang w:val="en-US"/>
+        </w:rPr>
+        <w:t>and amendments to it</w:t>
+      </w:r>
+      <w:r>
+        <w:rPr>
+          <w:rFonts w:ascii="Arial" w:hAnsi="Arial" w:cs="Arial"/>
+          <w:lang w:val="en-US"/>
+        </w:rPr>
+        <w:t>. In connection with the change of the staff schedule, including the titles of positions and official salaries, the employment contracts with the current employees of the Foundation are to be re-concluded; with the members of the Management Council – in the manner provided for by the By-laws of the Foundation.</w:t>
       </w:r>
     </w:p>
     <w:p>
@@ -3127,6 +3749,26 @@
     <w:p>
       <w:pPr>
         <w:tabs>
+          <w:tab w:val="left" w:pos="1995"/>
+        </w:tabs>
+        <w:spacing w:after="0" w:line="240" w:lineRule="auto"/>
+        <w:jc w:val="both"/>
+        <w:rPr>
+          <w:rFonts w:ascii="Arial" w:hAnsi="Arial" w:cs="Arial"/>
+          <w:lang w:val="en-US"/>
+        </w:rPr>
+      </w:pPr>
+      <w:r>
+        <w:rPr>
+          <w:rFonts w:ascii="Arial" w:hAnsi="Arial" w:cs="Arial"/>
+          <w:lang w:val="en-US"/>
+        </w:rPr>
+        <w:tab/>
+      </w:r>
+    </w:p>
+    <w:p>
+      <w:pPr>
+        <w:tabs>
           <w:tab w:val="left" w:pos="426"/>
           <w:tab w:val="left" w:pos="1276"/>
         </w:tabs>
@@ -3137,6 +3779,21 @@
           <w:lang w:val="en-US"/>
         </w:rPr>
       </w:pPr>
+      <w:r>
+        <w:rPr>
+          <w:rFonts w:ascii="Arial" w:hAnsi="Arial" w:cs="Arial"/>
+          <w:b/>
+          <w:lang w:val="en-US"/>
+        </w:rPr>
+        <w:t xml:space="preserve">On item 4 of the Agenda </w:t>
+      </w:r>
+      <w:r>
+        <w:rPr>
+          <w:rFonts w:ascii="Arial" w:hAnsi="Arial" w:cs="Arial"/>
+          <w:lang w:val="en-US"/>
+        </w:rPr>
+        <w:t>on the approval of the budget of the Foundation for the fourth quarter of 2026, the Financial Director-Chief Accountant of CACF, Maira Orazbayeva, spoke and presented the draft budget (Annex 3) in the amount of 250.0 million tenge, including: organisational support of the Foundation and the Project Office – 162.6 million tenge including VAT (140.2 million tenge excluding VAT), and priority projects of the Project Office – 87.4 million tenge. Organisational support includes expenses for personnel (18 positions from 21 October 2026), outsourced services, office rent and equipment, business trips within the Republic of Kazakhstan, employee insurance, digital tools, targeted advertising and printed materials, as well as contingencies (a reserve of 10 per cent).</w:t>
+      </w:r>
     </w:p>
     <w:p>
       <w:pPr>
@@ -3156,7 +3813,7 @@
           <w:rFonts w:ascii="Arial" w:hAnsi="Arial" w:cs="Arial"/>
           <w:lang w:val="en-US"/>
         </w:rPr>
-        <w:t>On item 4 of the Agenda on the approval of the budget of the Foundation for the fourth quarter of 2026, the Financial Director-Chief Accountant of CACF, Maira Orazbayeva, spoke and presented the draft budget (Annex 3) in the amount of 250.0 million tenge, including: organisational support of the Foundation and the Project Office – 162.6 million tenge including VAT (140.2 million tenge excluding VAT), and priority projects of the Project Office – 87.4 million tenge. Organisational support includes expenses for personnel (18 positions from 21 October 2026), outsourced services, office rent and equipment, business trips within the Republic of Kazakhstan, employee insurance, digital tools, targeted advertising and printed materials, as well as contingencies (a reserve of 10 per cent).</w:t>
+        <w:t>Priority projects: information support, including press events and mobile branding – 18.4 million tenge; development and technical support of the digital platform – 18.4 million tenge; special and creative projects – 30.5 million tenge; engagement of influencers – 9.2 million tenge; projects with youth and volunteers – 6.1 million tenge; «TAZA TALQY» – 3.6 million tenge; «TAZA OI» – 1.2 million tenge. The budget corresponds to the preliminary calculation sent to the Ministry of Ecology and Natural Resources of the Republic of Kazakhstan by letter of the Foundation No. 02/373 dated 12 October 2026. The Ministry has proposed to consider using part of the net income of JSC «Zhasyl Damu» (250 million tenge) remaining at its disposal after the payment of dividends for the launch of the Project Office (letter No. PR-82853 dated 12 October 2026). The budget for 2027 is submitted to the Management Council separately. The budget is executed within the financing received.</w:t>
       </w:r>
     </w:p>
     <w:p>
@@ -3172,13 +3829,6 @@
           <w:lang w:val="en-US"/>
         </w:rPr>
       </w:pPr>
-      <w:r>
-        <w:rPr>
-          <w:rFonts w:ascii="Arial" w:hAnsi="Arial" w:cs="Arial"/>
-          <w:lang w:val="en-US"/>
-        </w:rPr>
-        <w:t>Priority projects: information support, including press events and mobile branding – 18.4 million tenge; development and technical support of the digital platform – 18.4 million tenge; special and creative projects – 30.5 million tenge; engagement of influencers – 9.2 million tenge; projects with youth and volunteers – 6.1 million tenge; «TAZA TALQY» – 3.6 million tenge; «TAZA OI» – 1.2 million tenge. The budget corresponds to the preliminary calculation sent to the Ministry of Ecology and Natural Resources of the Republic of Kazakhstan by letter of the Foundation No. 02/373 dated 12 October 2026. The Ministry has proposed to consider using part of the net income of JSC «Zhasyl Damu» (250 million tenge) remaining at its disposal after the payment of dividends for the launch of the Project Office (letter No. PR-82853 dated 12 October 2026). The budget for 2027 is submitted to the Management Council separately. The budget is executed within the financing received.</w:t>
-      </w:r>
     </w:p>
     <w:p>
       <w:pPr>
@@ -3193,6 +3843,13 @@
           <w:lang w:val="en-US"/>
         </w:rPr>
       </w:pPr>
+      <w:r>
+        <w:rPr>
+          <w:rFonts w:ascii="Arial" w:hAnsi="Arial" w:cs="Arial"/>
+          <w:lang w:val="en-US"/>
+        </w:rPr>
+        <w:t>All members of the Management Council voted "FOR" on item 4 on the approval of the budget of the Foundation and its submission to the Supreme Guardian for approval.</w:t>
+      </w:r>
     </w:p>
     <w:p>
       <w:pPr>
@@ -3207,13 +3864,6 @@
           <w:lang w:val="en-US"/>
         </w:rPr>
       </w:pPr>
-      <w:r>
-        <w:rPr>
-          <w:rFonts w:ascii="Arial" w:hAnsi="Arial" w:cs="Arial"/>
-          <w:lang w:val="en-US"/>
-        </w:rPr>
-        <w:t>All members of the Management Council voted "FOR" on item 4 on the approval of the budget of the Foundation and its submission to the Supreme Guardian for approval.</w:t>
-      </w:r>
     </w:p>
     <w:p>
       <w:pPr>
@@ -3228,6 +3878,35 @@
           <w:lang w:val="en-US"/>
         </w:rPr>
       </w:pPr>
+      <w:r>
+        <w:rPr>
+          <w:rFonts w:ascii="Arial" w:hAnsi="Arial" w:cs="Arial"/>
+          <w:b/>
+          <w:lang w:val="en-US"/>
+        </w:rPr>
+        <w:t>On item 5 of the Agenda</w:t>
+      </w:r>
+      <w:r>
+        <w:rPr>
+          <w:rFonts w:ascii="Arial" w:hAnsi="Arial" w:cs="Arial"/>
+          <w:lang w:val="en-US"/>
+        </w:rPr>
+        <w:t xml:space="preserve"> on the approval of the procurement plan, the Deputy Chief Executive Officer for Administrative Issues, Murat Temirbekov, spoke and presented the draft </w:t>
+      </w:r>
+      <w:r>
+        <w:rPr>
+          <w:rFonts w:ascii="Arial" w:hAnsi="Arial" w:cs="Arial"/>
+          <w:lang w:val="en-US"/>
+        </w:rPr>
+        <w:t>procurement plan for goods, works and services for the fourth quarter of 2026</w:t>
+      </w:r>
+      <w:r>
+        <w:rPr>
+          <w:rFonts w:ascii="Arial" w:hAnsi="Arial" w:cs="Arial"/>
+          <w:lang w:val="en-US"/>
+        </w:rPr>
+        <w:t xml:space="preserve"> (Annex 4): 80 items in the amount of 156.2 million tenge including VAT, including services and works for the implementation of projects – 87.4 million tenge. The plan is based on the budget approved under item 4; the procurement methods are determined in accordance with the Procurement Rules of the Foundation.</w:t>
+      </w:r>
     </w:p>
     <w:p>
       <w:pPr>
@@ -3242,27 +3921,6 @@
           <w:lang w:val="en-US"/>
         </w:rPr>
       </w:pPr>
-      <w:r>
-        <w:rPr>
-          <w:rFonts w:ascii="Arial" w:hAnsi="Arial" w:cs="Arial"/>
-          <w:lang w:val="en-US"/>
-        </w:rPr>
-        <w:t xml:space="preserve">On item 5 of the Agenda on the approval of the procurement plan, the Deputy Chief Executive Officer for Administrative Issues, Murat Temirbekov, spoke and presented the draft </w:t>
-      </w:r>
-      <w:r>
-        <w:rPr>
-          <w:rFonts w:ascii="Arial" w:hAnsi="Arial" w:cs="Arial"/>
-          <w:lang w:val="en-US"/>
-        </w:rPr>
-        <w:t>procurement plan for goods, works and services for the fourth quarter of 2026</w:t>
-      </w:r>
-      <w:r>
-        <w:rPr>
-          <w:rFonts w:ascii="Arial" w:hAnsi="Arial" w:cs="Arial"/>
-          <w:lang w:val="en-US"/>
-        </w:rPr>
-        <w:t xml:space="preserve"> (Annex 4): 80 items in the amount of 156.2 million tenge including VAT, including services and works for the implementation of projects – 87.4 million tenge. The plan is based on the budget approved under item 4; the procurement methods are determined in accordance with the Procurement Rules of the Foundation.</w:t>
-      </w:r>
     </w:p>
     <w:p>
       <w:pPr>
@@ -3277,6 +3935,13 @@
           <w:lang w:val="en-US"/>
         </w:rPr>
       </w:pPr>
+      <w:r>
+        <w:rPr>
+          <w:rFonts w:ascii="Arial" w:hAnsi="Arial" w:cs="Arial"/>
+          <w:lang w:val="en-US"/>
+        </w:rPr>
+        <w:t>All members of the Management Council voted "FOR" on item 5 on the approval of the procurement plan for goods, works and services for the fourth quarter of 2026.</w:t>
+      </w:r>
     </w:p>
     <w:p>
       <w:pPr>
@@ -3291,14 +3956,6 @@
           <w:lang w:val="en-US"/>
         </w:rPr>
       </w:pPr>
-      <w:r>
-        <w:rPr>
-          <w:rFonts w:ascii="Arial" w:hAnsi="Arial" w:cs="Arial"/>
-          <w:lang w:val="en-US"/>
-        </w:rPr>
-        <w:lastRenderedPageBreak/>
-        <w:t>All members of the Management Council voted "FOR" on item 5 on the approval of the procurement plan for goods, works and services for the fourth quarter of 2026.</w:t>
-      </w:r>
     </w:p>
     <w:p>
       <w:pPr>
@@ -3313,6 +3970,35 @@
           <w:lang w:val="en-US"/>
         </w:rPr>
       </w:pPr>
+      <w:r>
+        <w:rPr>
+          <w:rFonts w:ascii="Arial" w:hAnsi="Arial" w:cs="Arial"/>
+          <w:b/>
+          <w:lang w:val="en-US"/>
+        </w:rPr>
+        <w:t>On item 6 of the Agenda</w:t>
+      </w:r>
+      <w:r>
+        <w:rPr>
+          <w:rFonts w:ascii="Arial" w:hAnsi="Arial" w:cs="Arial"/>
+          <w:lang w:val="en-US"/>
+        </w:rPr>
+        <w:t xml:space="preserve"> on the approval of the regulations on the structural units and the Expert Council of the Foundation, the Deputy Chief Executive Officer for Administrative Issues, Murat Temirbekov, spoke and presented the draft regulations on the Project Office «Taza Qazaqstan» (Annex 5), on the Project Office for Central Asia on Climate Change and Green Energy (Annex 6), on the Training Centre (Annex 7) and on the Expert Council (Annex 8), prepared in the Russian and English languages. The regulations determine the status, objectives and tasks, structure, functions, procedure of management, interaction, financing and reporting. The Project Office «Taza Qazaqstan» is headed by the National Coordinator reporting to the Chief Executive Officer; </w:t>
+      </w:r>
+      <w:r>
+        <w:rPr>
+          <w:rFonts w:ascii="Arial" w:hAnsi="Arial" w:cs="Arial"/>
+          <w:lang w:val="en-US"/>
+        </w:rPr>
+        <w:t>the Project Office for Central Asia on Climate Change and Green Energy is headed by the Head, whose duties are performed by the Chief Executive Officer until the Head is appointed;</w:t>
+      </w:r>
+      <w:r>
+        <w:rPr>
+          <w:rFonts w:ascii="Arial" w:hAnsi="Arial" w:cs="Arial"/>
+          <w:lang w:val="en-US"/>
+        </w:rPr>
+        <w:t xml:space="preserve"> the Training Centre is supervised by the Deputy Chief Executive Officer for Administrative Issues and the Expert Council by the Chief Executive Officer. The regulations on the Training Centre and the Expert Council have been prepared pursuant to the instruction of the Management Council of 30 July 2026 (Minutes No. 12).</w:t>
+      </w:r>
     </w:p>
     <w:p>
       <w:pPr>
@@ -3327,13 +4013,6 @@
           <w:lang w:val="en-US"/>
         </w:rPr>
       </w:pPr>
-      <w:r>
-        <w:rPr>
-          <w:rFonts w:ascii="Arial" w:hAnsi="Arial" w:cs="Arial"/>
-          <w:lang w:val="en-US"/>
-        </w:rPr>
-        <w:t>On item 6 of the Agenda on the approval of the regulations on the structural units and the Expert Council of the Foundation, the Deputy Chief Executive Officer for Administrative Issues, Murat Temirbekov, spoke and presented the draft regulations on the Project Office «Taza Qazaqstan» (Annex 5), on the Project Office for Central Asia on Climate Change and Green Energy (Annex 6), on the Training Centre (Annex 7) and on the Expert Council (Annex 8), prepared in the Russian and English languages. The regulations determine the status, objectives and tasks, structure, functions, procedure of management, interaction, financing and reporting. The Project Office «Taza Qazaqstan» is headed by the National Coordinator reporting to the Chief Executive Officer; the Project Office for Central Asia on Climate Change and Green Energy is headed by the Chief Executive Officer; the Training Centre is supervised by the Deputy Chief Executive Officer for Administrative Issues and the Expert Council by the Chief Executive Officer. The regulations on the Training Centre and the Expert Council have been prepared pursuant to the instruction of the Management Council of 30 July 2026 (Minutes No. 12).</w:t>
-      </w:r>
     </w:p>
     <w:p>
       <w:pPr>
@@ -3348,6 +4027,13 @@
           <w:lang w:val="en-US"/>
         </w:rPr>
       </w:pPr>
+      <w:r>
+        <w:rPr>
+          <w:rFonts w:ascii="Arial" w:hAnsi="Arial" w:cs="Arial"/>
+          <w:lang w:val="en-US"/>
+        </w:rPr>
+        <w:t>All members of the Management Council voted "FOR" on item 6 on the approval of the regulations on the structural units and the Expert Council of the Foundation.</w:t>
+      </w:r>
     </w:p>
     <w:p>
       <w:pPr>
@@ -3367,7 +4053,7 @@
           <w:rFonts w:ascii="Arial" w:hAnsi="Arial" w:cs="Arial"/>
           <w:lang w:val="en-US"/>
         </w:rPr>
-        <w:t>All members of the Management Council voted "FOR" on item 6 on the approval of the regulations on the structural units and the Expert Council of the Foundation.</w:t>
+        <w:t>The Chairman thanked the members of the Management Council for their unanimous decision on the agenda items and instructed:</w:t>
       </w:r>
     </w:p>
     <w:p>
@@ -3388,27 +4074,6 @@
           <w:rFonts w:ascii="Arial" w:hAnsi="Arial" w:cs="Arial"/>
           <w:lang w:val="en-US"/>
         </w:rPr>
-        <w:t>The Chairman thanked the members of the Management Council for their unanimous decision on the agenda items and instructed:</w:t>
-      </w:r>
-    </w:p>
-    <w:p>
-      <w:pPr>
-        <w:tabs>
-          <w:tab w:val="left" w:pos="426"/>
-          <w:tab w:val="left" w:pos="1276"/>
-        </w:tabs>
-        <w:spacing w:after="0" w:line="240" w:lineRule="auto"/>
-        <w:jc w:val="both"/>
-        <w:rPr>
-          <w:rFonts w:ascii="Arial" w:hAnsi="Arial" w:cs="Arial"/>
-          <w:lang w:val="en-US"/>
-        </w:rPr>
-      </w:pPr>
-      <w:r>
-        <w:rPr>
-          <w:rFonts w:ascii="Arial" w:hAnsi="Arial" w:cs="Arial"/>
-          <w:lang w:val="en-US"/>
-        </w:rPr>
         <w:t>1) to ensure the work of the structural units and the Expert Council of the Foundation in accordance with the approved regulations and to approve the members of the Expert Council by order of the Chief Executive Officer;</w:t>
       </w:r>
     </w:p>
@@ -3441,7 +4106,27 @@
           <w:rFonts w:ascii="Arial" w:hAnsi="Arial" w:cs="Arial"/>
           <w:lang w:val="en-US"/>
         </w:rPr>
-        <w:t xml:space="preserve"> of the Supreme Guardian No. 1 dated 1 July 2024;</w:t>
+        <w:t xml:space="preserve"> of the Supreme Guardian No. 1 dated 1 July 2024</w:t>
+      </w:r>
+      <w:r>
+        <w:rPr>
+          <w:lang w:val="en-US"/>
+        </w:rPr>
+        <w:t xml:space="preserve"> </w:t>
+      </w:r>
+      <w:r>
+        <w:rPr>
+          <w:rFonts w:ascii="Arial" w:hAnsi="Arial" w:cs="Arial"/>
+          <w:lang w:val="en-US"/>
+        </w:rPr>
+        <w:t>and amendments to it</w:t>
+      </w:r>
+      <w:r>
+        <w:rPr>
+          <w:rFonts w:ascii="Arial" w:hAnsi="Arial" w:cs="Arial"/>
+          <w:lang w:val="en-US"/>
+        </w:rPr>
+        <w:t>;</w:t>
       </w:r>
     </w:p>
     <w:p>
@@ -6192,7 +6877,7 @@
 </file>
 
 <file path=customXml/itemProps1.xml><?xml version="1.0" encoding="utf-8"?>
-<ds:datastoreItem xmlns:ds="http://schemas.openxmlformats.org/officeDocument/2006/customXml" ds:itemID="{01423D25-3FCD-4B1C-AFA3-B8EC5EAD2FC1}">
+<ds:datastoreItem xmlns:ds="http://schemas.openxmlformats.org/officeDocument/2006/customXml" ds:itemID="{EF855CEC-8843-4B89-AF14-FB34EE45A318}">
   <ds:schemaRefs>
     <ds:schemaRef ds:uri="http://schemas.openxmlformats.org/officeDocument/2006/bibliography"/>
   </ds:schemaRefs>

--- a/Устав/_документы/Протокол УС № 13.docx
+++ b/Устав/_документы/Протокол УС № 13.docx
@@ -1029,7 +1029,7 @@
           <w:rFonts w:ascii="Arial" w:hAnsi="Arial" w:cs="Arial"/>
           <w:bCs/>
         </w:rPr>
-        <w:t>до 31 единицы: Фонд (включая Проектный офис для Центральной Азии по изменению климата и зеленой энергетике) – 10,</w:t>
+        <w:t>до 30 единиц: Фонд (включая Проектный офис для Центральной Азии по изменению климата и зеленой энергетике) – 9,</w:t>
       </w:r>
       <w:r>
         <w:rPr>
@@ -1043,7 +1043,14 @@
           <w:rFonts w:ascii="Arial" w:hAnsi="Arial" w:cs="Arial"/>
           <w:bCs/>
         </w:rPr>
-        <w:t>С 1 ноября 2026 года численность составит 22 единицы (с учетом действующих работников), с декабря 2026 года – 23; должность Руководителя Проектного офиса для Центральной Азии по изменению климата и зеленой энергетике вакантна, до ее замещения обязанности Руководителя исполняет Главный исполнительный директор без оклада и доплаты;</w:t>
+        <w:t xml:space="preserve">С 1 ноября 2026 года численность составит 22 единицы (с учетом действующих работников), с декабря 2026 года – 23; </w:t>
+      </w:r>
+      <w:r>
+        <w:rPr>
+          <w:rFonts w:ascii="Arial" w:hAnsi="Arial" w:cs="Arial"/>
+          <w:bCs/>
+        </w:rPr>
+        <w:t>кроме того, в штатном расписании предусматривается должность Руководителя Проектного офиса для Центральной Азии по изменению климата и зеленой энергетике, которая не замещается: ее обязанности исполняет Главный исполнительный директор без оклада и доплаты;</w:t>
       </w:r>
       <w:r>
         <w:rPr>
@@ -1128,13 +1135,13 @@
         <w:rPr>
           <w:rFonts w:ascii="Arial" w:hAnsi="Arial" w:cs="Arial"/>
         </w:rPr>
-        <w:t>проект штатного расписания на 31 штатную единицу (приложение 2)</w:t>
-      </w:r>
-      <w:r>
-        <w:rPr>
-          <w:rFonts w:ascii="Arial" w:hAnsi="Arial" w:cs="Arial"/>
-        </w:rPr>
-        <w:t xml:space="preserve">. Месячный фонд должностных окладов </w:t>
+        <w:t>проект штатного расписания на 31 штатную единицу, включая должность Руководителя Проектного офиса для Центральной Азии по изменению климата и зеленой энергетике, обязанности по которой исполняет Главный исполнительный директор (приложение 2).</w:t>
+      </w:r>
+      <w:r>
+        <w:rPr>
+          <w:rFonts w:ascii="Arial" w:hAnsi="Arial" w:cs="Arial"/>
+        </w:rPr>
+        <w:t xml:space="preserve"> Месячный фонд должностных окладов </w:t>
       </w:r>
       <w:r>
         <w:rPr>
@@ -1279,14 +1286,14 @@
         <w:rPr>
           <w:rFonts w:ascii="Arial" w:hAnsi="Arial" w:cs="Arial"/>
         </w:rPr>
-        <w:t xml:space="preserve">Первоочередные проекты: информационное сопровождение, в том числе пресс-мероприятия и мобильный брендинг, – 18,4 млн тенге; разработка и техническое сопровождение цифровой платформы – 18,4 млн тенге; специальные и креативные проекты – 30,5 млн тенге; привлечение инфлюенсеров – 9,2 млн тенге; проекты с молодежью и волонтерами – 6,1 млн тенге; «TAZA TALQY» – 3,6 млн тенге; «TAZA OI» – 1,2 млн тенге. Бюджет соответствует предварительному расчету, направленному в </w:t>
+        <w:t xml:space="preserve">Первоочередные проекты: информационное сопровождение, в том числе пресс-мероприятия и мобильный брендинг, – 18,4 млн тенге; разработка и техническое сопровождение цифровой платформы – 18,4 млн тенге; специальные и креативные </w:t>
       </w:r>
       <w:r>
         <w:rPr>
           <w:rFonts w:ascii="Arial" w:hAnsi="Arial" w:cs="Arial"/>
         </w:rPr>
         <w:lastRenderedPageBreak/>
-        <w:t>Министерство экологии и природных ресурсов Республики Казахстан письмом Фонда от 12 октября 2026 года № 02/373. Министерством предложено рассмотреть возможность использования для запуска Проектного офиса части чистого дохода АО «Жасыл Даму» (250 млн тенге), остающегося в его распоряжении после выплаты дивидендов (письмо от 12 октября 2026 года № ПР-82853). Бюджет на 2027 год вносится на рассмотрение Управляющего совета отдельно. Исполнение бюджета осуществляется в пределах поступившего финансирования.</w:t>
+        <w:t>проекты – 30,5 млн тенге; привлечение инфлюенсеров – 9,2 млн тенге; проекты с молодежью и волонтерами – 6,1 млн тенге; «TAZA TALQY» – 3,6 млн тенге; «TAZA OI» – 1,2 млн тенге. Бюджет соответствует предварительному расчету, направленному в Министерство экологии и природных ресурсов Республики Казахстан письмом Фонда от 12 октября 2026 года № 02/373. Министерством предложено рассмотреть возможность использования для запуска Проектного офиса части чистого дохода АО «Жасыл Даму» (250 млн тенге), остающегося в его распоряжении после выплаты дивидендов (письмо от 12 октября 2026 года № ПР-82853). Бюджет на 2027 год вносится на рассмотрение Управляющего совета отдельно. Исполнение бюджета осуществляется в пределах поступившего финансирования.</w:t>
       </w:r>
     </w:p>
     <w:p>
@@ -1441,7 +1448,19 @@
         <w:rPr>
           <w:rFonts w:ascii="Arial" w:hAnsi="Arial" w:cs="Arial"/>
         </w:rPr>
-        <w:t xml:space="preserve"> об утверждении положений о структурных подразделениях и Экспертном совете Фонда выступил Заместитель Главного исполнительного директора по административным вопросам Мурат Темирбеков и представил проекты положений о Проектном офисе «Таза Қазақстан» (приложение 5), о Проектном офисе для Центральной Азии по изменению климата и зеленой энергетике (приложение 6), об Учебном центре (приложение 7) и об Экспертном совете (приложение 8), подготовленные на русском и английском языках. Положения определяют статус, цели и задачи, структуру, функции, порядок руководства, взаимодействия, финансирования и отчетности. Проектный офис «Таза Қазақстан» возглавляет Национальный координатор, подчиняющийся Главному исполнительному директору; </w:t>
+        <w:t xml:space="preserve"> об утверждении положений о структурных подразделениях и Экспертном совете Фонда выступил Заместитель Главного исполнительного директора по административным вопросам Мурат Темирбеков и представил проекты положений о Проектном офисе «Таза Қазақстан» (приложение 5), о Проектном офисе для Центральной Азии по изменению климата и зеленой энергетике (приложение 6), об Учебном центре (приложение 7) и об Экспертном совете (приложение 8), подготовленные на русском и английском языках. Положения определяют статус, цели и задачи, структуру, функции, порядок руководства, взаимодействия, финансирования и отчетности. Проектный офис «Таза Қазақстан» возглавляет </w:t>
+      </w:r>
+      <w:r>
+        <w:rPr>
+          <w:rFonts w:ascii="Arial" w:hAnsi="Arial" w:cs="Arial"/>
+        </w:rPr>
+        <w:t>Руководитель</w:t>
+      </w:r>
+      <w:r>
+        <w:rPr>
+          <w:rFonts w:ascii="Arial" w:hAnsi="Arial" w:cs="Arial"/>
+        </w:rPr>
+        <w:t xml:space="preserve">, подчиняющийся Главному исполнительному директору; </w:t>
       </w:r>
       <w:r>
         <w:rPr>
@@ -3530,7 +3549,7 @@
           <w:bCs/>
           <w:lang w:val="en-US"/>
         </w:rPr>
-        <w:t>to 31 positions: the Foundation (including the Project Office for Central Asia on Climate Change and Green Energy) – 10,</w:t>
+        <w:t>to 30 positions: the Foundation (including the Project Office for Central Asia on Climate Change and Green Energy) – 9,</w:t>
       </w:r>
       <w:r>
         <w:rPr>
@@ -3546,7 +3565,15 @@
           <w:bCs/>
           <w:lang w:val="en-US"/>
         </w:rPr>
-        <w:t>From 1 November 2026 the staff number will be 22 positions (including the current employees), from December 2026 – 23; the position of the Head of the Project Office for Central Asia on Climate Change and Green Energy is vacant, and until it is filled the duties of the Head are performed by the Chief Executive Officer without salary or additional pay;</w:t>
+        <w:t xml:space="preserve">From 1 November 2026 the staff number will be 22 positions (including the current employees), from December 2026 – 23; </w:t>
+      </w:r>
+      <w:r>
+        <w:rPr>
+          <w:rFonts w:ascii="Arial" w:hAnsi="Arial" w:cs="Arial"/>
+          <w:bCs/>
+          <w:lang w:val="en-US"/>
+        </w:rPr>
+        <w:t>in addition, the staff schedule provides for the position of the Head of the Project Office for Central Asia on Climate Change and Green Energy, which is not filled: its duties are performed by the Chief Executive Officer without salary or additional pay;</w:t>
       </w:r>
       <w:r>
         <w:rPr>
@@ -3639,14 +3666,14 @@
           <w:rFonts w:ascii="Arial" w:hAnsi="Arial" w:cs="Arial"/>
           <w:lang w:val="en-US"/>
         </w:rPr>
-        <w:t>draft staff schedule for 31 positions (Annex 2)</w:t>
-      </w:r>
-      <w:r>
-        <w:rPr>
-          <w:rFonts w:ascii="Arial" w:hAnsi="Arial" w:cs="Arial"/>
-          <w:lang w:val="en-US"/>
-        </w:rPr>
-        <w:t xml:space="preserve">. The monthly payroll of official salaries </w:t>
+        <w:t>draft staff schedule for 31 positions, including the position of the Head of the Project Office for Central Asia on Climate Change and Green Energy, the duties of which are performed by the Chief Executive Officer (Annex 2).</w:t>
+      </w:r>
+      <w:r>
+        <w:rPr>
+          <w:rFonts w:ascii="Arial" w:hAnsi="Arial" w:cs="Arial"/>
+          <w:lang w:val="en-US"/>
+        </w:rPr>
+        <w:t xml:space="preserve"> The monthly payroll of official salaries </w:t>
       </w:r>
       <w:r>
         <w:rPr>
@@ -3983,7 +4010,21 @@
           <w:rFonts w:ascii="Arial" w:hAnsi="Arial" w:cs="Arial"/>
           <w:lang w:val="en-US"/>
         </w:rPr>
-        <w:t xml:space="preserve"> on the approval of the regulations on the structural units and the Expert Council of the Foundation, the Deputy Chief Executive Officer for Administrative Issues, Murat Temirbekov, spoke and presented the draft regulations on the Project Office «Taza Qazaqstan» (Annex 5), on the Project Office for Central Asia on Climate Change and Green Energy (Annex 6), on the Training Centre (Annex 7) and on the Expert Council (Annex 8), prepared in the Russian and English languages. The regulations determine the status, objectives and tasks, structure, functions, procedure of management, interaction, financing and reporting. The Project Office «Taza Qazaqstan» is headed by the National Coordinator reporting to the Chief Executive Officer; </w:t>
+        <w:t xml:space="preserve"> on the approval of the regulations on the structural units and the Expert Council of the Foundation, the Deputy Chief Executive Officer for Administrative Issues, Murat Temirbekov, spoke and presented the draft regulations on the Project Office «Taza Qazaqstan» (Annex 5), on the Project Office for Central Asia on Climate Change and Green Energy (Annex 6), on the Training Centre (Annex 7) and on the Expert Council (Annex 8), prepared in the Russian and English languages. The regulations determine the status, objectives and tasks, structure, functions, procedure of management, interaction, financing and reporting. The Project Office «Taza Qazaqstan» </w:t>
+      </w:r>
+      <w:r>
+        <w:rPr>
+          <w:rFonts w:ascii="Arial" w:hAnsi="Arial" w:cs="Arial"/>
+          <w:lang w:val="en-US"/>
+        </w:rPr>
+        <w:t>is headed by the Head of the Project Office reporting to</w:t>
+      </w:r>
+      <w:r>
+        <w:rPr>
+          <w:rFonts w:ascii="Arial" w:hAnsi="Arial" w:cs="Arial"/>
+          <w:lang w:val="en-US"/>
+        </w:rPr>
+        <w:t xml:space="preserve"> the Chief Executive Officer; </w:t>
       </w:r>
       <w:r>
         <w:rPr>
@@ -6877,7 +6918,7 @@
 </file>
 
 <file path=customXml/itemProps1.xml><?xml version="1.0" encoding="utf-8"?>
-<ds:datastoreItem xmlns:ds="http://schemas.openxmlformats.org/officeDocument/2006/customXml" ds:itemID="{EF855CEC-8843-4B89-AF14-FB34EE45A318}">
+<ds:datastoreItem xmlns:ds="http://schemas.openxmlformats.org/officeDocument/2006/customXml" ds:itemID="{266AED83-6B66-4D87-8E41-B987501F4FB5}">
   <ds:schemaRefs>
     <ds:schemaRef ds:uri="http://schemas.openxmlformats.org/officeDocument/2006/bibliography"/>
   </ds:schemaRefs>

--- a/Устав/_документы/Протокол УС № 13.docx
+++ b/Устав/_документы/Протокол УС № 13.docx
@@ -208,49 +208,7 @@
           <w:sz w:val="24"/>
           <w:szCs w:val="24"/>
         </w:rPr>
-        <w:t xml:space="preserve">«___» </w:t>
-      </w:r>
-      <w:r>
-        <w:rPr>
-          <w:rFonts w:ascii="Arial" w:hAnsi="Arial" w:cs="Arial"/>
-          <w:sz w:val="24"/>
-          <w:szCs w:val="24"/>
-        </w:rPr>
-        <w:t>__________</w:t>
-      </w:r>
-      <w:r>
-        <w:rPr>
-          <w:rFonts w:ascii="Arial" w:hAnsi="Arial" w:cs="Arial"/>
-          <w:sz w:val="24"/>
-          <w:szCs w:val="24"/>
-          <w:lang w:val="en-US"/>
-        </w:rPr>
-        <w:t>_</w:t>
-      </w:r>
-      <w:r>
-        <w:rPr>
-          <w:rFonts w:ascii="Arial" w:hAnsi="Arial" w:cs="Arial"/>
-          <w:sz w:val="24"/>
-          <w:szCs w:val="24"/>
-        </w:rPr>
-        <w:t xml:space="preserve"> 2026 г., </w:t>
-      </w:r>
-      <w:r>
-        <w:rPr>
-          <w:rFonts w:ascii="Arial" w:hAnsi="Arial" w:cs="Arial"/>
-          <w:sz w:val="24"/>
-          <w:szCs w:val="24"/>
-          <w:lang w:val="en-US"/>
-        </w:rPr>
-        <w:t>__</w:t>
-      </w:r>
-      <w:r>
-        <w:rPr>
-          <w:rFonts w:ascii="Arial" w:hAnsi="Arial" w:cs="Arial"/>
-          <w:sz w:val="24"/>
-          <w:szCs w:val="24"/>
-        </w:rPr>
-        <w:t>.00 ч.</w:t>
+        <w:t>Пятница, 30 октября 2026 г., __.00 ч.</w:t>
       </w:r>
     </w:p>
     <w:p>
@@ -1286,14 +1244,8 @@
         <w:rPr>
           <w:rFonts w:ascii="Arial" w:hAnsi="Arial" w:cs="Arial"/>
         </w:rPr>
-        <w:t xml:space="preserve">Первоочередные проекты: информационное сопровождение, в том числе пресс-мероприятия и мобильный брендинг, – 18,4 млн тенге; разработка и техническое сопровождение цифровой платформы – 18,4 млн тенге; специальные и креативные </w:t>
-      </w:r>
-      <w:r>
-        <w:rPr>
-          <w:rFonts w:ascii="Arial" w:hAnsi="Arial" w:cs="Arial"/>
-        </w:rPr>
         <w:lastRenderedPageBreak/>
-        <w:t>проекты – 30,5 млн тенге; привлечение инфлюенсеров – 9,2 млн тенге; проекты с молодежью и волонтерами – 6,1 млн тенге; «TAZA TALQY» – 3,6 млн тенге; «TAZA OI» – 1,2 млн тенге. Бюджет соответствует предварительному расчету, направленному в Министерство экологии и природных ресурсов Республики Казахстан письмом Фонда от 12 октября 2026 года № 02/373. Министерством предложено рассмотреть возможность использования для запуска Проектного офиса части чистого дохода АО «Жасыл Даму» (250 млн тенге), остающегося в его распоряжении после выплаты дивидендов (письмо от 12 октября 2026 года № ПР-82853). Бюджет на 2027 год вносится на рассмотрение Управляющего совета отдельно. Исполнение бюджета осуществляется в пределах поступившего финансирования.</w:t>
+        <w:t>Первоочередные проекты: информационное сопровождение, в том числе пресс-мероприятия и мобильный брендинг, – 18,4 млн тенге; разработка и техническое сопровождение цифровой платформы – 18,4 млн тенге; специальные и креативные проекты – 30,5 млн тенге; привлечение инфлюенсеров – 9,2 млн тенге; проекты с молодежью и волонтерами – 6,1 млн тенге; «TAZA TALQY» – 3,6 млн тенге; «TAZA OI» – 1,2 млн тенге. Бюджет соответствует предварительному расчету, направленному в Министерство экологии и природных ресурсов Республики Казахстан письмом Фонда от 12 октября 2026 года № 02/373. Министерством предложено рассмотреть возможность использования для запуска Проектного офиса части чистого дохода АО «Жасыл Даму» (250 млн тенге), остающегося в его распоряжении после выплаты дивидендов (письмо от 12 октября 2026 года № ПР-82853). Бюджет на 2027 год вносится на рассмотрение Управляющего совета отдельно. Исполнение бюджета осуществляется в пределах поступившего финансирования.</w:t>
       </w:r>
     </w:p>
     <w:p>
@@ -1621,6 +1573,7 @@
         <w:rPr>
           <w:rFonts w:ascii="Arial" w:hAnsi="Arial" w:cs="Arial"/>
         </w:rPr>
+        <w:lastRenderedPageBreak/>
         <w:t>4) обеспечить подбор персонала в соответствии с графиком ввода штатных единиц и в пределах поступившего финансирования;</w:t>
       </w:r>
     </w:p>
@@ -2723,41 +2676,7 @@
           <w:szCs w:val="24"/>
           <w:lang w:val="en-US"/>
         </w:rPr>
-        <w:t xml:space="preserve">«___» </w:t>
-      </w:r>
-      <w:r>
-        <w:rPr>
-          <w:rFonts w:ascii="Arial" w:hAnsi="Arial" w:cs="Arial"/>
-          <w:sz w:val="24"/>
-          <w:szCs w:val="24"/>
-        </w:rPr>
-        <w:t>_________</w:t>
-      </w:r>
-      <w:r>
-        <w:rPr>
-          <w:rFonts w:ascii="Arial" w:hAnsi="Arial" w:cs="Arial"/>
-          <w:sz w:val="24"/>
-          <w:szCs w:val="24"/>
-          <w:lang w:val="en-US"/>
-        </w:rPr>
-        <w:t xml:space="preserve"> 2026, </w:t>
-      </w:r>
-      <w:r>
-        <w:rPr>
-          <w:rFonts w:ascii="Arial" w:hAnsi="Arial" w:cs="Arial"/>
-          <w:sz w:val="24"/>
-          <w:szCs w:val="24"/>
-        </w:rPr>
-        <w:t>___</w:t>
-      </w:r>
-      <w:r>
-        <w:rPr>
-          <w:rFonts w:ascii="Arial" w:hAnsi="Arial" w:cs="Arial"/>
-          <w:sz w:val="24"/>
-          <w:szCs w:val="24"/>
-          <w:lang w:val="en-US"/>
-        </w:rPr>
-        <w:t>:00 a.m.</w:t>
+        <w:t>Friday, 30 October 2026, ___:00 a.m.</w:t>
       </w:r>
     </w:p>
     <w:p>
@@ -3819,7 +3738,15 @@
           <w:rFonts w:ascii="Arial" w:hAnsi="Arial" w:cs="Arial"/>
           <w:lang w:val="en-US"/>
         </w:rPr>
-        <w:t>on the approval of the budget of the Foundation for the fourth quarter of 2026, the Financial Director-Chief Accountant of CACF, Maira Orazbayeva, spoke and presented the draft budget (Annex 3) in the amount of 250.0 million tenge, including: organisational support of the Foundation and the Project Office – 162.6 million tenge including VAT (140.2 million tenge excluding VAT), and priority projects of the Project Office – 87.4 million tenge. Organisational support includes expenses for personnel (18 positions from 21 October 2026), outsourced services, office rent and equipment, business trips within the Republic of Kazakhstan, employee insurance, digital tools, targeted advertising and printed materials, as well as contingencies (a reserve of 10 per cent).</w:t>
+        <w:t xml:space="preserve">on the approval of the budget of the Foundation for the fourth quarter of 2026, the Financial Director-Chief Accountant of CACF, Maira Orazbayeva, spoke and presented the draft budget (Annex 3) in the amount of 250.0 million tenge, including: organisational support of the Foundation and the Project Office – 162.6 million tenge including VAT (140.2 million tenge excluding VAT), and priority projects of the Project Office – 87.4 million tenge. Organisational support includes expenses for personnel (18 positions from 21 October 2026), outsourced services, office rent and equipment, business trips within the Republic of </w:t>
+      </w:r>
+      <w:r>
+        <w:rPr>
+          <w:rFonts w:ascii="Arial" w:hAnsi="Arial" w:cs="Arial"/>
+          <w:lang w:val="en-US"/>
+        </w:rPr>
+        <w:lastRenderedPageBreak/>
+        <w:t>Kazakhstan, employee insurance, digital tools, targeted advertising and printed materials, as well as contingencies (a reserve of 10 per cent).</w:t>
       </w:r>
     </w:p>
     <w:p>
@@ -4221,6 +4148,7 @@
           <w:rFonts w:ascii="Arial" w:hAnsi="Arial" w:cs="Arial"/>
           <w:lang w:val="en-US"/>
         </w:rPr>
+        <w:lastRenderedPageBreak/>
         <w:t>5) to re-conclude the employment contracts with the current employees of the Foundation in connection with the change of the staff schedule;</w:t>
       </w:r>
     </w:p>
@@ -6918,7 +6846,7 @@
 </file>
 
 <file path=customXml/itemProps1.xml><?xml version="1.0" encoding="utf-8"?>
-<ds:datastoreItem xmlns:ds="http://schemas.openxmlformats.org/officeDocument/2006/customXml" ds:itemID="{266AED83-6B66-4D87-8E41-B987501F4FB5}">
+<ds:datastoreItem xmlns:ds="http://schemas.openxmlformats.org/officeDocument/2006/customXml" ds:itemID="{2D92F38B-95A3-4ECF-962E-0193C04C9F6C}">
   <ds:schemaRefs>
     <ds:schemaRef ds:uri="http://schemas.openxmlformats.org/officeDocument/2006/bibliography"/>
   </ds:schemaRefs>
